--- a/Documents/Procedure/Procedure_Certificat_Mailjet.docx
+++ b/Documents/Procedure/Procedure_Certificat_Mailjet.docx
@@ -1,142 +1,626 @@
 
 <file path=word/document.xml><?xml version="1.0" encoding="utf-8"?>
 <w:document xmlns:wpc="http://schemas.microsoft.com/office/word/2010/wordprocessingCanvas" xmlns:cx="http://schemas.microsoft.com/office/drawing/2014/chartex" xmlns:cx1="http://schemas.microsoft.com/office/drawing/2015/9/8/chartex" xmlns:cx2="http://schemas.microsoft.com/office/drawing/2015/10/21/chartex" xmlns:cx3="http://schemas.microsoft.com/office/drawing/2016/5/9/chartex" xmlns:cx4="http://schemas.microsoft.com/office/drawing/2016/5/10/chartex" xmlns:cx5="http://schemas.microsoft.com/office/drawing/2016/5/11/chartex" xmlns:cx6="http://schemas.microsoft.com/office/drawing/2016/5/12/chartex" xmlns:cx7="http://schemas.microsoft.com/office/drawing/2016/5/13/chartex" xmlns:cx8="http://schemas.microsoft.com/office/drawing/2016/5/14/chartex" xmlns:mc="http://schemas.openxmlformats.org/markup-compatibility/2006" xmlns:aink="http://schemas.microsoft.com/office/drawing/2016/ink" xmlns:am3d="http://schemas.microsoft.com/office/drawing/2017/model3d" xmlns:o="urn:schemas-microsoft-com:office:office" xmlns:oel="http://schemas.microsoft.com/office/2019/extlst" xmlns:r="http://schemas.openxmlformats.org/officeDocument/2006/relationships" xmlns:m="http://schemas.openxmlformats.org/officeDocument/2006/math" xmlns:v="urn:schemas-microsoft-com:vml" xmlns:wp14="http://schemas.microsoft.com/office/word/2010/wordprocessingDrawing" xmlns:wp="http://schemas.openxmlformats.org/drawingml/2006/wordprocessingDrawing" xmlns:w10="urn:schemas-microsoft-com:office:word" xmlns:w="http://schemas.openxmlformats.org/wordprocessingml/2006/main" xmlns:w14="http://schemas.microsoft.com/office/word/2010/wordml" xmlns:w15="http://schemas.microsoft.com/office/word/2012/wordml" xmlns:w16cex="http://schemas.microsoft.com/office/word/2018/wordml/cex" xmlns:w16cid="http://schemas.microsoft.com/office/word/2016/wordml/cid" xmlns:w16="http://schemas.microsoft.com/office/word/2018/wordml" xmlns:w16du="http://schemas.microsoft.com/office/word/2023/wordml/word16du" xmlns:w16sdtdh="http://schemas.microsoft.com/office/word/2020/wordml/sdtdatahash" xmlns:w16sdtfl="http://schemas.microsoft.com/office/word/2024/wordml/sdtformatlock" xmlns:w16se="http://schemas.microsoft.com/office/word/2015/wordml/symex" xmlns:wpg="http://schemas.microsoft.com/office/word/2010/wordprocessingGroup" xmlns:wpi="http://schemas.microsoft.com/office/word/2010/wordprocessingInk" xmlns:wne="http://schemas.microsoft.com/office/word/2006/wordml" xmlns:wps="http://schemas.microsoft.com/office/word/2010/wordprocessingShape" mc:Ignorable="w14 w15 w16se w16cid w16 w16cex w16sdtdh w16sdtfl w16du wp14">
+  <w:background w:color="F5F0E9"/>
   <w:body>
     <w:p>
       <w:pPr>
-        <w:pStyle w:val="Titre"/>
-        <w:jc w:val="center"/>
-      </w:pPr>
-      <w:r>
-        <w:t>PROCEDURE</w:t>
-      </w:r>
-      <w:r>
-        <w:t xml:space="preserve"> SUR MAILJET</w:t>
+        <w:jc w:val="both"/>
+        <w:rPr>
+          <w:rFonts w:ascii="Poppins" w:hAnsi="Poppins" w:cs="Poppins"/>
+          <w:b/>
+          <w:bCs/>
+          <w:sz w:val="44"/>
+          <w:szCs w:val="44"/>
+        </w:rPr>
+      </w:pPr>
+      <w:r>
+        <w:rPr>
+          <w:rFonts w:ascii="Poppins" w:hAnsi="Poppins" w:cs="Poppins"/>
+          <w:b/>
+          <w:bCs/>
+          <w:sz w:val="44"/>
+          <w:szCs w:val="44"/>
+        </w:rPr>
+        <w:drawing>
+          <wp:anchor distT="0" distB="0" distL="114300" distR="114300" simplePos="0" relativeHeight="251662336" behindDoc="0" locked="0" layoutInCell="1" allowOverlap="1" wp14:anchorId="0D363C2C" wp14:editId="7AF933A0">
+            <wp:simplePos x="0" y="0"/>
+            <wp:positionH relativeFrom="margin">
+              <wp:align>left</wp:align>
+            </wp:positionH>
+            <wp:positionV relativeFrom="paragraph">
+              <wp:posOffset>277064</wp:posOffset>
+            </wp:positionV>
+            <wp:extent cx="1019175" cy="1019175"/>
+            <wp:effectExtent l="0" t="0" r="9525" b="0"/>
+            <wp:wrapSquare wrapText="bothSides"/>
+            <wp:docPr id="2004749597" name="Image 1" descr="Une image contenant dessin, outil, conception&#10;&#10;Le contenu généré par l’IA peut être incorrect."/>
+            <wp:cNvGraphicFramePr>
+              <a:graphicFrameLocks xmlns:a="http://schemas.openxmlformats.org/drawingml/2006/main" noChangeAspect="1"/>
+            </wp:cNvGraphicFramePr>
+            <a:graphic xmlns:a="http://schemas.openxmlformats.org/drawingml/2006/main">
+              <a:graphicData uri="http://schemas.openxmlformats.org/drawingml/2006/picture">
+                <pic:pic xmlns:pic="http://schemas.openxmlformats.org/drawingml/2006/picture">
+                  <pic:nvPicPr>
+                    <pic:cNvPr id="2004749597" name="Image 1" descr="Une image contenant dessin, outil, conception&#10;&#10;Le contenu généré par l’IA peut être incorrect."/>
+                    <pic:cNvPicPr>
+                      <a:picLocks noChangeAspect="1" noChangeArrowheads="1"/>
+                    </pic:cNvPicPr>
+                  </pic:nvPicPr>
+                  <pic:blipFill>
+                    <a:blip r:embed="rId8" cstate="print">
+                      <a:extLst>
+                        <a:ext uri="{28A0092B-C50C-407E-A947-70E740481C1C}">
+                          <a14:useLocalDpi xmlns:a14="http://schemas.microsoft.com/office/drawing/2010/main" val="0"/>
+                        </a:ext>
+                      </a:extLst>
+                    </a:blip>
+                    <a:srcRect/>
+                    <a:stretch>
+                      <a:fillRect/>
+                    </a:stretch>
+                  </pic:blipFill>
+                  <pic:spPr bwMode="auto">
+                    <a:xfrm>
+                      <a:off x="0" y="0"/>
+                      <a:ext cx="1019175" cy="1019175"/>
+                    </a:xfrm>
+                    <a:prstGeom prst="rect">
+                      <a:avLst/>
+                    </a:prstGeom>
+                    <a:noFill/>
+                    <a:ln>
+                      <a:noFill/>
+                    </a:ln>
+                  </pic:spPr>
+                </pic:pic>
+              </a:graphicData>
+            </a:graphic>
+          </wp:anchor>
+        </w:drawing>
       </w:r>
     </w:p>
     <w:p>
       <w:pPr>
         <w:jc w:val="center"/>
-      </w:pPr>
+        <w:rPr>
+          <w:rFonts w:ascii="Poppins" w:hAnsi="Poppins" w:cs="Poppins"/>
+          <w:b/>
+          <w:bCs/>
+          <w:sz w:val="44"/>
+          <w:szCs w:val="44"/>
+        </w:rPr>
+      </w:pPr>
+      <w:r>
+        <w:rPr>
+          <w:rFonts w:ascii="Poppins" w:hAnsi="Poppins" w:cs="Poppins"/>
+          <w:b/>
+          <w:bCs/>
+          <w:sz w:val="44"/>
+          <w:szCs w:val="44"/>
+        </w:rPr>
+        <w:t>PROC</w:t>
+      </w:r>
+      <w:r>
+        <w:rPr>
+          <w:rFonts w:ascii="Poppins" w:hAnsi="Poppins" w:cs="Poppins"/>
+          <w:b/>
+          <w:bCs/>
+          <w:sz w:val="44"/>
+          <w:szCs w:val="44"/>
+        </w:rPr>
+        <w:t>É</w:t>
+      </w:r>
+      <w:r>
+        <w:rPr>
+          <w:rFonts w:ascii="Poppins" w:hAnsi="Poppins" w:cs="Poppins"/>
+          <w:b/>
+          <w:bCs/>
+          <w:sz w:val="44"/>
+          <w:szCs w:val="44"/>
+        </w:rPr>
+        <w:t>DURE</w:t>
+      </w:r>
+      <w:r>
+        <w:rPr>
+          <w:rFonts w:ascii="Poppins" w:hAnsi="Poppins" w:cs="Poppins"/>
+          <w:b/>
+          <w:bCs/>
+          <w:sz w:val="44"/>
+          <w:szCs w:val="44"/>
+        </w:rPr>
+        <w:t xml:space="preserve"> SUR MAILJET</w:t>
+      </w:r>
     </w:p>
     <w:p>
-      <w:r>
-        <w:t xml:space="preserve">Cette procédure </w:t>
-      </w:r>
-      <w:r>
-        <w:t>vise</w:t>
-      </w:r>
-      <w:r>
-        <w:t xml:space="preserve"> à permettre la correction </w:t>
-      </w:r>
-      <w:r>
-        <w:t>d’une erreur de certificat externe au code</w:t>
-      </w:r>
-      <w:r>
-        <w:t xml:space="preserve"> avec </w:t>
-      </w:r>
-      <w:proofErr w:type="spellStart"/>
-      <w:r>
-        <w:t>Mail</w:t>
-      </w:r>
-      <w:r>
-        <w:t>j</w:t>
-      </w:r>
-      <w:r>
-        <w:t>et</w:t>
-      </w:r>
-      <w:proofErr w:type="spellEnd"/>
-      <w:r>
-        <w:t>. Cette erreur e</w:t>
-      </w:r>
-      <w:r>
-        <w:t>s</w:t>
-      </w:r>
-      <w:r>
-        <w:t xml:space="preserve">t </w:t>
-      </w:r>
-      <w:r>
-        <w:t xml:space="preserve">en </w:t>
-      </w:r>
-      <w:r>
-        <w:t xml:space="preserve">lien avec l’environnement local </w:t>
-      </w:r>
-      <w:r>
-        <w:t>de</w:t>
-      </w:r>
-      <w:r>
-        <w:t xml:space="preserve"> </w:t>
-      </w:r>
-      <w:r>
-        <w:t>WampServer</w:t>
-      </w:r>
-      <w:r>
-        <w:t>. N</w:t>
-      </w:r>
-      <w:r>
-        <w:t xml:space="preserve">ous avons rencontré ce problème et </w:t>
-      </w:r>
-      <w:r>
-        <w:t xml:space="preserve">ce pourquoi nous rédigeons </w:t>
-      </w:r>
-      <w:r>
-        <w:t>cette procédure</w:t>
-      </w:r>
-      <w:r>
-        <w:t>.</w:t>
-      </w:r>
+      <w:pPr>
+        <w:jc w:val="both"/>
+        <w:rPr>
+          <w:rFonts w:ascii="Poppins" w:hAnsi="Poppins" w:cs="Poppins"/>
+          <w:b/>
+          <w:bCs/>
+          <w:sz w:val="44"/>
+          <w:szCs w:val="44"/>
+        </w:rPr>
+      </w:pPr>
+    </w:p>
+    <w:sdt>
+      <w:sdtPr>
+        <w:id w:val="-1163158685"/>
+        <w:docPartObj>
+          <w:docPartGallery w:val="Table of Contents"/>
+          <w:docPartUnique/>
+        </w:docPartObj>
+      </w:sdtPr>
+      <w:sdtEndPr>
+        <w:rPr>
+          <w:rFonts w:asciiTheme="minorHAnsi" w:eastAsiaTheme="minorHAnsi" w:hAnsiTheme="minorHAnsi" w:cstheme="minorBidi"/>
+          <w:b/>
+          <w:bCs/>
+          <w:color w:val="112250"/>
+          <w:kern w:val="2"/>
+          <w:sz w:val="24"/>
+          <w:szCs w:val="24"/>
+          <w:lang w:eastAsia="en-US"/>
+          <w14:ligatures w14:val="standardContextual"/>
+        </w:rPr>
+      </w:sdtEndPr>
+      <w:sdtContent>
+        <w:p>
+          <w:pPr>
+            <w:pStyle w:val="En-ttedetabledesmatires"/>
+            <w:rPr>
+              <w:b/>
+              <w:bCs/>
+              <w:color w:val="112250"/>
+            </w:rPr>
+          </w:pPr>
+          <w:r>
+            <w:rPr>
+              <w:b/>
+              <w:bCs/>
+              <w:color w:val="112250"/>
+            </w:rPr>
+            <w:t>Table des matières</w:t>
+          </w:r>
+        </w:p>
+        <w:p>
+          <w:pPr>
+            <w:pStyle w:val="TM2"/>
+            <w:tabs>
+              <w:tab w:val="right" w:leader="dot" w:pos="9062"/>
+            </w:tabs>
+            <w:rPr>
+              <w:noProof/>
+            </w:rPr>
+          </w:pPr>
+          <w:r>
+            <w:fldChar w:fldCharType="begin"/>
+          </w:r>
+          <w:r>
+            <w:instrText xml:space="preserve"> TOC \o "1-3" \h \z \u </w:instrText>
+          </w:r>
+          <w:r>
+            <w:fldChar w:fldCharType="separate"/>
+          </w:r>
+          <w:hyperlink w:anchor="_Toc222669546" w:history="1">
+            <w:r>
+              <w:rPr>
+                <w:rStyle w:val="Lienhypertexte"/>
+                <w:rFonts w:ascii="Poppins" w:hAnsi="Poppins" w:cs="Poppins"/>
+                <w:noProof/>
+              </w:rPr>
+              <w:t>Introduction</w:t>
+            </w:r>
+            <w:r>
+              <w:rPr>
+                <w:noProof/>
+                <w:webHidden/>
+              </w:rPr>
+              <w:tab/>
+            </w:r>
+            <w:r>
+              <w:rPr>
+                <w:noProof/>
+                <w:webHidden/>
+              </w:rPr>
+              <w:fldChar w:fldCharType="begin"/>
+            </w:r>
+            <w:r>
+              <w:rPr>
+                <w:noProof/>
+                <w:webHidden/>
+              </w:rPr>
+              <w:instrText xml:space="preserve"> PAGEREF _Toc222669546 \h </w:instrText>
+            </w:r>
+            <w:r>
+              <w:rPr>
+                <w:noProof/>
+                <w:webHidden/>
+              </w:rPr>
+            </w:r>
+            <w:r>
+              <w:rPr>
+                <w:noProof/>
+                <w:webHidden/>
+              </w:rPr>
+              <w:fldChar w:fldCharType="separate"/>
+            </w:r>
+            <w:r>
+              <w:rPr>
+                <w:noProof/>
+                <w:webHidden/>
+              </w:rPr>
+              <w:t>1</w:t>
+            </w:r>
+            <w:r>
+              <w:rPr>
+                <w:noProof/>
+                <w:webHidden/>
+              </w:rPr>
+              <w:fldChar w:fldCharType="end"/>
+            </w:r>
+          </w:hyperlink>
+        </w:p>
+        <w:p>
+          <w:pPr>
+            <w:pStyle w:val="TM2"/>
+            <w:tabs>
+              <w:tab w:val="right" w:leader="dot" w:pos="9062"/>
+            </w:tabs>
+            <w:rPr>
+              <w:noProof/>
+            </w:rPr>
+          </w:pPr>
+          <w:hyperlink w:anchor="_Toc222669547" w:history="1">
+            <w:r>
+              <w:rPr>
+                <w:rStyle w:val="Lienhypertexte"/>
+                <w:rFonts w:ascii="Poppins" w:hAnsi="Poppins" w:cs="Poppins"/>
+                <w:noProof/>
+              </w:rPr>
+              <w:t>Comment résoudre le problème</w:t>
+            </w:r>
+            <w:r>
+              <w:rPr>
+                <w:noProof/>
+                <w:webHidden/>
+              </w:rPr>
+              <w:tab/>
+            </w:r>
+            <w:r>
+              <w:rPr>
+                <w:noProof/>
+                <w:webHidden/>
+              </w:rPr>
+              <w:fldChar w:fldCharType="begin"/>
+            </w:r>
+            <w:r>
+              <w:rPr>
+                <w:noProof/>
+                <w:webHidden/>
+              </w:rPr>
+              <w:instrText xml:space="preserve"> PAGEREF _Toc222669547 \h </w:instrText>
+            </w:r>
+            <w:r>
+              <w:rPr>
+                <w:noProof/>
+                <w:webHidden/>
+              </w:rPr>
+            </w:r>
+            <w:r>
+              <w:rPr>
+                <w:noProof/>
+                <w:webHidden/>
+              </w:rPr>
+              <w:fldChar w:fldCharType="separate"/>
+            </w:r>
+            <w:r>
+              <w:rPr>
+                <w:noProof/>
+                <w:webHidden/>
+              </w:rPr>
+              <w:t>1</w:t>
+            </w:r>
+            <w:r>
+              <w:rPr>
+                <w:noProof/>
+                <w:webHidden/>
+              </w:rPr>
+              <w:fldChar w:fldCharType="end"/>
+            </w:r>
+          </w:hyperlink>
+        </w:p>
+        <w:p>
+          <w:r>
+            <w:rPr>
+              <w:b/>
+              <w:bCs/>
+            </w:rPr>
+            <w:fldChar w:fldCharType="end"/>
+          </w:r>
+        </w:p>
+      </w:sdtContent>
+    </w:sdt>
+    <w:p>
+      <w:pPr>
+        <w:pStyle w:val="Titre2"/>
+        <w:jc w:val="both"/>
+        <w:rPr>
+          <w:rFonts w:ascii="Poppins" w:hAnsi="Poppins" w:cs="Poppins"/>
+        </w:rPr>
+      </w:pPr>
+      <w:bookmarkStart w:id="0" w:name="_Toc222669546"/>
+      <w:r>
+        <w:rPr>
+          <w:rFonts w:ascii="Poppins" w:hAnsi="Poppins" w:cs="Poppins"/>
+        </w:rPr>
+        <w:t>Introduction</w:t>
+      </w:r>
+      <w:bookmarkEnd w:id="0"/>
     </w:p>
     <w:p/>
     <w:p>
-      <w:r>
+      <w:pPr>
+        <w:jc w:val="both"/>
+        <w:rPr>
+          <w:rFonts w:ascii="Poppins" w:hAnsi="Poppins" w:cs="Poppins"/>
+        </w:rPr>
+      </w:pPr>
+      <w:r>
+        <w:rPr>
+          <w:rFonts w:ascii="Poppins" w:hAnsi="Poppins" w:cs="Poppins"/>
+        </w:rPr>
+        <w:t xml:space="preserve">Cette procédure </w:t>
+      </w:r>
+      <w:r>
+        <w:rPr>
+          <w:rFonts w:ascii="Poppins" w:hAnsi="Poppins" w:cs="Poppins"/>
+        </w:rPr>
+        <w:t>vise</w:t>
+      </w:r>
+      <w:r>
+        <w:rPr>
+          <w:rFonts w:ascii="Poppins" w:hAnsi="Poppins" w:cs="Poppins"/>
+        </w:rPr>
+        <w:t xml:space="preserve"> à permettre la correction </w:t>
+      </w:r>
+      <w:r>
+        <w:rPr>
+          <w:rFonts w:ascii="Poppins" w:hAnsi="Poppins" w:cs="Poppins"/>
+        </w:rPr>
+        <w:t>d’une erreur de certificat externe au code</w:t>
+      </w:r>
+      <w:r>
+        <w:rPr>
+          <w:rFonts w:ascii="Poppins" w:hAnsi="Poppins" w:cs="Poppins"/>
+        </w:rPr>
+        <w:t xml:space="preserve"> avec </w:t>
+      </w:r>
+      <w:proofErr w:type="spellStart"/>
+      <w:r>
+        <w:rPr>
+          <w:rFonts w:ascii="Poppins" w:hAnsi="Poppins" w:cs="Poppins"/>
+        </w:rPr>
+        <w:t>Mail</w:t>
+      </w:r>
+      <w:r>
+        <w:rPr>
+          <w:rFonts w:ascii="Poppins" w:hAnsi="Poppins" w:cs="Poppins"/>
+        </w:rPr>
+        <w:t>j</w:t>
+      </w:r>
+      <w:r>
+        <w:rPr>
+          <w:rFonts w:ascii="Poppins" w:hAnsi="Poppins" w:cs="Poppins"/>
+        </w:rPr>
+        <w:t>et</w:t>
+      </w:r>
+      <w:proofErr w:type="spellEnd"/>
+      <w:r>
+        <w:rPr>
+          <w:rFonts w:ascii="Poppins" w:hAnsi="Poppins" w:cs="Poppins"/>
+        </w:rPr>
+        <w:t>. Cette erreur e</w:t>
+      </w:r>
+      <w:r>
+        <w:rPr>
+          <w:rFonts w:ascii="Poppins" w:hAnsi="Poppins" w:cs="Poppins"/>
+        </w:rPr>
+        <w:t>s</w:t>
+      </w:r>
+      <w:r>
+        <w:rPr>
+          <w:rFonts w:ascii="Poppins" w:hAnsi="Poppins" w:cs="Poppins"/>
+        </w:rPr>
+        <w:t xml:space="preserve">t </w:t>
+      </w:r>
+      <w:r>
+        <w:rPr>
+          <w:rFonts w:ascii="Poppins" w:hAnsi="Poppins" w:cs="Poppins"/>
+        </w:rPr>
+        <w:t xml:space="preserve">en </w:t>
+      </w:r>
+      <w:r>
+        <w:rPr>
+          <w:rFonts w:ascii="Poppins" w:hAnsi="Poppins" w:cs="Poppins"/>
+        </w:rPr>
+        <w:t xml:space="preserve">lien avec l’environnement local </w:t>
+      </w:r>
+      <w:r>
+        <w:rPr>
+          <w:rFonts w:ascii="Poppins" w:hAnsi="Poppins" w:cs="Poppins"/>
+        </w:rPr>
+        <w:t>de</w:t>
+      </w:r>
+      <w:r>
+        <w:rPr>
+          <w:rFonts w:ascii="Poppins" w:hAnsi="Poppins" w:cs="Poppins"/>
+        </w:rPr>
+        <w:t xml:space="preserve"> </w:t>
+      </w:r>
+      <w:r>
+        <w:rPr>
+          <w:rFonts w:ascii="Poppins" w:hAnsi="Poppins" w:cs="Poppins"/>
+        </w:rPr>
+        <w:t>WampServer</w:t>
+      </w:r>
+      <w:r>
+        <w:rPr>
+          <w:rFonts w:ascii="Poppins" w:hAnsi="Poppins" w:cs="Poppins"/>
+        </w:rPr>
+        <w:t>. N</w:t>
+      </w:r>
+      <w:r>
+        <w:rPr>
+          <w:rFonts w:ascii="Poppins" w:hAnsi="Poppins" w:cs="Poppins"/>
+        </w:rPr>
+        <w:t xml:space="preserve">ous avons rencontré ce problème et </w:t>
+      </w:r>
+      <w:r>
+        <w:rPr>
+          <w:rFonts w:ascii="Poppins" w:hAnsi="Poppins" w:cs="Poppins"/>
+        </w:rPr>
+        <w:t xml:space="preserve">ce pourquoi nous rédigeons </w:t>
+      </w:r>
+      <w:r>
+        <w:rPr>
+          <w:rFonts w:ascii="Poppins" w:hAnsi="Poppins" w:cs="Poppins"/>
+        </w:rPr>
+        <w:t>cette procédure</w:t>
+      </w:r>
+      <w:r>
+        <w:rPr>
+          <w:rFonts w:ascii="Poppins" w:hAnsi="Poppins" w:cs="Poppins"/>
+        </w:rPr>
+        <w:t>.</w:t>
+      </w:r>
+    </w:p>
+    <w:p>
+      <w:pPr>
+        <w:jc w:val="both"/>
+        <w:rPr>
+          <w:rFonts w:ascii="Poppins" w:hAnsi="Poppins" w:cs="Poppins"/>
+        </w:rPr>
+      </w:pPr>
+    </w:p>
+    <w:p>
+      <w:pPr>
+        <w:jc w:val="both"/>
+        <w:rPr>
+          <w:rFonts w:ascii="Poppins" w:hAnsi="Poppins" w:cs="Poppins"/>
+        </w:rPr>
+      </w:pPr>
+      <w:r>
+        <w:rPr>
+          <w:rFonts w:ascii="Poppins" w:hAnsi="Poppins" w:cs="Poppins"/>
+        </w:rPr>
         <w:t xml:space="preserve">L’erreur qui peut être visible </w:t>
       </w:r>
       <w:r>
+        <w:rPr>
+          <w:rFonts w:ascii="Poppins" w:hAnsi="Poppins" w:cs="Poppins"/>
+        </w:rPr>
         <w:t>à</w:t>
       </w:r>
       <w:r>
+        <w:rPr>
+          <w:rFonts w:ascii="Poppins" w:hAnsi="Poppins" w:cs="Poppins"/>
+        </w:rPr>
         <w:t xml:space="preserve"> la soumission d’un formulaire de mise en vente d’un produit</w:t>
       </w:r>
       <w:r>
+        <w:rPr>
+          <w:rFonts w:ascii="Poppins" w:hAnsi="Poppins" w:cs="Poppins"/>
+        </w:rPr>
         <w:t>,</w:t>
       </w:r>
       <w:r>
+        <w:rPr>
+          <w:rFonts w:ascii="Poppins" w:hAnsi="Poppins" w:cs="Poppins"/>
+        </w:rPr>
         <w:t xml:space="preserve"> </w:t>
       </w:r>
       <w:r>
+        <w:rPr>
+          <w:rFonts w:ascii="Poppins" w:hAnsi="Poppins" w:cs="Poppins"/>
+        </w:rPr>
         <w:t xml:space="preserve">vous </w:t>
       </w:r>
       <w:r>
+        <w:rPr>
+          <w:rFonts w:ascii="Poppins" w:hAnsi="Poppins" w:cs="Poppins"/>
+        </w:rPr>
         <w:t>indique</w:t>
       </w:r>
       <w:r>
+        <w:rPr>
+          <w:rFonts w:ascii="Poppins" w:hAnsi="Poppins" w:cs="Poppins"/>
+        </w:rPr>
         <w:t>ra</w:t>
       </w:r>
       <w:r>
+        <w:rPr>
+          <w:rFonts w:ascii="Poppins" w:hAnsi="Poppins" w:cs="Poppins"/>
+        </w:rPr>
         <w:t xml:space="preserve"> que vos certificats ne sont pas </w:t>
       </w:r>
       <w:r>
+        <w:rPr>
+          <w:rFonts w:ascii="Poppins" w:hAnsi="Poppins" w:cs="Poppins"/>
+        </w:rPr>
         <w:t>à</w:t>
       </w:r>
       <w:r>
+        <w:rPr>
+          <w:rFonts w:ascii="Poppins" w:hAnsi="Poppins" w:cs="Poppins"/>
+        </w:rPr>
         <w:t xml:space="preserve"> jour dans votre environnement local.</w:t>
       </w:r>
     </w:p>
-    <w:p/>
     <w:p>
-      <w:r>
+      <w:pPr>
+        <w:jc w:val="both"/>
+        <w:rPr>
+          <w:rFonts w:ascii="Poppins" w:hAnsi="Poppins" w:cs="Poppins"/>
+        </w:rPr>
+      </w:pPr>
+    </w:p>
+    <w:p>
+      <w:pPr>
+        <w:jc w:val="both"/>
+        <w:rPr>
+          <w:rFonts w:ascii="Poppins" w:hAnsi="Poppins" w:cs="Poppins"/>
+        </w:rPr>
+      </w:pPr>
+      <w:r>
+        <w:rPr>
+          <w:rFonts w:ascii="Poppins" w:hAnsi="Poppins" w:cs="Poppins"/>
+        </w:rPr>
         <w:t>Certificat</w:t>
       </w:r>
       <w:r>
+        <w:rPr>
+          <w:rFonts w:ascii="Poppins" w:hAnsi="Poppins" w:cs="Poppins"/>
+        </w:rPr>
         <w:t>s</w:t>
       </w:r>
       <w:r>
+        <w:rPr>
+          <w:rFonts w:ascii="Poppins" w:hAnsi="Poppins" w:cs="Poppins"/>
+        </w:rPr>
         <w:t xml:space="preserve"> qui impacte</w:t>
       </w:r>
       <w:r>
+        <w:rPr>
+          <w:rFonts w:ascii="Poppins" w:hAnsi="Poppins" w:cs="Poppins"/>
+        </w:rPr>
         <w:t>nt</w:t>
       </w:r>
       <w:r>
+        <w:rPr>
+          <w:rFonts w:ascii="Poppins" w:hAnsi="Poppins" w:cs="Poppins"/>
+        </w:rPr>
         <w:t xml:space="preserve"> cette erreur : </w:t>
       </w:r>
     </w:p>
@@ -147,13 +631,16 @@
           <w:ilvl w:val="0"/>
           <w:numId w:val="1"/>
         </w:numPr>
-        <w:rPr>
-          <w:b/>
-          <w:bCs/>
-        </w:rPr>
-      </w:pPr>
-      <w:r>
-        <w:rPr>
+        <w:jc w:val="both"/>
+        <w:rPr>
+          <w:rFonts w:ascii="Poppins" w:hAnsi="Poppins" w:cs="Poppins"/>
+          <w:b/>
+          <w:bCs/>
+        </w:rPr>
+      </w:pPr>
+      <w:r>
+        <w:rPr>
+          <w:rFonts w:ascii="Poppins" w:hAnsi="Poppins" w:cs="Poppins"/>
           <w:b/>
           <w:bCs/>
         </w:rPr>
@@ -167,7 +654,9 @@
           <w:ilvl w:val="0"/>
           <w:numId w:val="1"/>
         </w:numPr>
-        <w:rPr>
+        <w:jc w:val="both"/>
+        <w:rPr>
+          <w:rFonts w:ascii="Poppins" w:hAnsi="Poppins" w:cs="Poppins"/>
           <w:b/>
           <w:bCs/>
         </w:rPr>
@@ -175,6 +664,7 @@
       <w:proofErr w:type="spellStart"/>
       <w:r>
         <w:rPr>
+          <w:rFonts w:ascii="Poppins" w:hAnsi="Poppins" w:cs="Poppins"/>
           <w:b/>
           <w:bCs/>
         </w:rPr>
@@ -183,181 +673,607 @@
       <w:proofErr w:type="spellEnd"/>
     </w:p>
     <w:p>
-      <w:r>
+      <w:pPr>
+        <w:jc w:val="both"/>
+        <w:rPr>
+          <w:rFonts w:ascii="Poppins" w:hAnsi="Poppins" w:cs="Poppins"/>
+        </w:rPr>
+      </w:pPr>
+      <w:r>
+        <w:rPr>
+          <w:rFonts w:ascii="Poppins" w:hAnsi="Poppins" w:cs="Poppins"/>
+        </w:rPr>
         <w:t>Erreur qu</w:t>
       </w:r>
       <w:r>
+        <w:rPr>
+          <w:rFonts w:ascii="Poppins" w:hAnsi="Poppins" w:cs="Poppins"/>
+        </w:rPr>
         <w:t>i</w:t>
       </w:r>
       <w:r>
+        <w:rPr>
+          <w:rFonts w:ascii="Poppins" w:hAnsi="Poppins" w:cs="Poppins"/>
+        </w:rPr>
         <w:t xml:space="preserve"> peut s’afficher </w:t>
       </w:r>
       <w:r>
+        <w:rPr>
+          <w:rFonts w:ascii="Poppins" w:hAnsi="Poppins" w:cs="Poppins"/>
+        </w:rPr>
         <w:t xml:space="preserve">dans le cas où </w:t>
       </w:r>
       <w:r>
+        <w:rPr>
+          <w:rFonts w:ascii="Poppins" w:hAnsi="Poppins" w:cs="Poppins"/>
+        </w:rPr>
         <w:t>vos certificats ne sont pas défini</w:t>
       </w:r>
       <w:r>
+        <w:rPr>
+          <w:rFonts w:ascii="Poppins" w:hAnsi="Poppins" w:cs="Poppins"/>
+        </w:rPr>
         <w:t>s</w:t>
       </w:r>
       <w:r>
+        <w:rPr>
+          <w:rFonts w:ascii="Poppins" w:hAnsi="Poppins" w:cs="Poppins"/>
+        </w:rPr>
         <w:t xml:space="preserve"> : </w:t>
+      </w:r>
+      <w:r>
+        <w:rPr>
+          <w:rFonts w:ascii="Poppins" w:hAnsi="Poppins" w:cs="Poppins"/>
+          <w:noProof/>
+        </w:rPr>
+        <mc:AlternateContent>
+          <mc:Choice Requires="wps">
+            <w:drawing>
+              <wp:inline distT="0" distB="0" distL="0" distR="0" wp14:anchorId="7BE33317" wp14:editId="2F8EF7FF">
+                <wp:extent cx="5947258" cy="658368"/>
+                <wp:effectExtent l="0" t="0" r="0" b="8890"/>
+                <wp:docPr id="93944599" name="Rectangle 1"/>
+                <wp:cNvGraphicFramePr/>
+                <a:graphic xmlns:a="http://schemas.openxmlformats.org/drawingml/2006/main">
+                  <a:graphicData uri="http://schemas.microsoft.com/office/word/2010/wordprocessingShape">
+                    <wps:wsp>
+                      <wps:cNvSpPr/>
+                      <wps:spPr>
+                        <a:xfrm>
+                          <a:off x="0" y="0"/>
+                          <a:ext cx="5947258" cy="658368"/>
+                        </a:xfrm>
+                        <a:prstGeom prst="rect">
+                          <a:avLst/>
+                        </a:prstGeom>
+                        <a:solidFill>
+                          <a:schemeClr val="bg1"/>
+                        </a:solidFill>
+                        <a:ln>
+                          <a:noFill/>
+                        </a:ln>
+                      </wps:spPr>
+                      <wps:style>
+                        <a:lnRef idx="2">
+                          <a:schemeClr val="accent1">
+                            <a:shade val="15000"/>
+                          </a:schemeClr>
+                        </a:lnRef>
+                        <a:fillRef idx="1">
+                          <a:schemeClr val="accent1"/>
+                        </a:fillRef>
+                        <a:effectRef idx="0">
+                          <a:schemeClr val="accent1"/>
+                        </a:effectRef>
+                        <a:fontRef idx="minor">
+                          <a:schemeClr val="lt1"/>
+                        </a:fontRef>
+                      </wps:style>
+                      <wps:txbx>
+                        <w:txbxContent>
+                          <w:p>
+                            <w:pPr>
+                              <w:rPr>
+                                <w:rFonts w:ascii="Poppins" w:hAnsi="Poppins" w:cs="Poppins"/>
+                                <w:sz w:val="20"/>
+                                <w:szCs w:val="20"/>
+                                <w:lang w:val="en-GB"/>
+                              </w:rPr>
+                            </w:pPr>
+                            <w:proofErr w:type="spellStart"/>
+                            <w:r>
+                              <w:rPr>
+                                <w:rFonts w:ascii="Poppins" w:hAnsi="Poppins" w:cs="Poppins"/>
+                                <w:color w:val="000000" w:themeColor="text1"/>
+                                <w:sz w:val="20"/>
+                                <w:szCs w:val="20"/>
+                                <w:lang w:val="en-GB"/>
+                              </w:rPr>
+                              <w:t>l'erreur</w:t>
+                            </w:r>
+                            <w:proofErr w:type="spellEnd"/>
+                            <w:r>
+                              <w:rPr>
+                                <w:rFonts w:ascii="Poppins" w:hAnsi="Poppins" w:cs="Poppins"/>
+                                <w:color w:val="000000" w:themeColor="text1"/>
+                                <w:sz w:val="20"/>
+                                <w:szCs w:val="20"/>
+                                <w:lang w:val="en-GB"/>
+                              </w:rPr>
+                              <w:t xml:space="preserve"> </w:t>
+                            </w:r>
+                            <w:proofErr w:type="spellStart"/>
+                            <w:r>
+                              <w:rPr>
+                                <w:rFonts w:ascii="Poppins" w:hAnsi="Poppins" w:cs="Poppins"/>
+                                <w:color w:val="000000" w:themeColor="text1"/>
+                                <w:sz w:val="20"/>
+                                <w:szCs w:val="20"/>
+                                <w:lang w:val="en-GB"/>
+                              </w:rPr>
+                              <w:t>c'est</w:t>
+                            </w:r>
+                            <w:proofErr w:type="spellEnd"/>
+                            <w:r>
+                              <w:rPr>
+                                <w:rFonts w:ascii="Poppins" w:hAnsi="Poppins" w:cs="Poppins"/>
+                                <w:color w:val="000000" w:themeColor="text1"/>
+                                <w:sz w:val="20"/>
+                                <w:szCs w:val="20"/>
+                                <w:lang w:val="en-GB"/>
+                              </w:rPr>
+                              <w:t xml:space="preserve"> </w:t>
+                            </w:r>
+                            <w:proofErr w:type="spellStart"/>
+                            <w:r>
+                              <w:rPr>
+                                <w:rFonts w:ascii="Poppins" w:hAnsi="Poppins" w:cs="Poppins"/>
+                                <w:color w:val="000000" w:themeColor="text1"/>
+                                <w:sz w:val="20"/>
+                                <w:szCs w:val="20"/>
+                                <w:lang w:val="en-GB"/>
+                              </w:rPr>
+                              <w:t>cURL</w:t>
+                            </w:r>
+                            <w:proofErr w:type="spellEnd"/>
+                            <w:r>
+                              <w:rPr>
+                                <w:rFonts w:ascii="Poppins" w:hAnsi="Poppins" w:cs="Poppins"/>
+                                <w:color w:val="000000" w:themeColor="text1"/>
+                                <w:sz w:val="20"/>
+                                <w:szCs w:val="20"/>
+                                <w:lang w:val="en-GB"/>
+                              </w:rPr>
+                              <w:t xml:space="preserve"> error 60: SSL certificate problem: unable to get local issuer certificate (see https://curl.haxx.se/libcurl/c/libcurl-errors.html) for </w:t>
+                            </w:r>
+                            <w:hyperlink r:id="rId9" w:history="1">
+                              <w:r>
+                                <w:rPr>
+                                  <w:rStyle w:val="Lienhypertexte"/>
+                                  <w:rFonts w:ascii="Poppins" w:hAnsi="Poppins" w:cs="Poppins"/>
+                                  <w:sz w:val="20"/>
+                                  <w:szCs w:val="20"/>
+                                  <w:lang w:val="en-GB"/>
+                                </w:rPr>
+                                <w:t>https://api.mailjet.com/v3.1/send</w:t>
+                              </w:r>
+                            </w:hyperlink>
+                          </w:p>
+                          <w:p>
+                            <w:pPr>
+                              <w:rPr>
+                                <w:lang w:val="en-GB"/>
+                              </w:rPr>
+                            </w:pPr>
+                          </w:p>
+                        </w:txbxContent>
+                      </wps:txbx>
+                      <wps:bodyPr rot="0" spcFirstLastPara="0" vertOverflow="overflow" horzOverflow="overflow" vert="horz" wrap="square" lIns="91440" tIns="45720" rIns="91440" bIns="45720" numCol="1" spcCol="0" rtlCol="0" fromWordArt="0" anchor="ctr" anchorCtr="0" forceAA="0" compatLnSpc="1">
+                        <a:prstTxWarp prst="textNoShape">
+                          <a:avLst/>
+                        </a:prstTxWarp>
+                        <a:noAutofit/>
+                      </wps:bodyPr>
+                    </wps:wsp>
+                  </a:graphicData>
+                </a:graphic>
+              </wp:inline>
+            </w:drawing>
+          </mc:Choice>
+          <mc:Fallback>
+            <w:pict>
+              <v:rect w14:anchorId="7BE33317" id="Rectangle 1" o:spid="_x0000_s1026" style="width:468.3pt;height:51.85pt;visibility:visible;mso-wrap-style:square;mso-left-percent:-10001;mso-top-percent:-10001;mso-position-horizontal:absolute;mso-position-horizontal-relative:char;mso-position-vertical:absolute;mso-position-vertical-relative:line;mso-left-percent:-10001;mso-top-percent:-10001;v-text-anchor:middle" o:gfxdata="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" fillcolor="white [3212]" stroked="f" strokeweight="1.5pt">
+                <v:textbox>
+                  <w:txbxContent>
+                    <w:p>
+                      <w:pPr>
+                        <w:rPr>
+                          <w:rFonts w:ascii="Poppins" w:hAnsi="Poppins" w:cs="Poppins"/>
+                          <w:sz w:val="20"/>
+                          <w:szCs w:val="20"/>
+                          <w:lang w:val="en-GB"/>
+                        </w:rPr>
+                      </w:pPr>
+                      <w:proofErr w:type="spellStart"/>
+                      <w:r>
+                        <w:rPr>
+                          <w:rFonts w:ascii="Poppins" w:hAnsi="Poppins" w:cs="Poppins"/>
+                          <w:color w:val="000000" w:themeColor="text1"/>
+                          <w:sz w:val="20"/>
+                          <w:szCs w:val="20"/>
+                          <w:lang w:val="en-GB"/>
+                        </w:rPr>
+                        <w:t>l'erreur</w:t>
+                      </w:r>
+                      <w:proofErr w:type="spellEnd"/>
+                      <w:r>
+                        <w:rPr>
+                          <w:rFonts w:ascii="Poppins" w:hAnsi="Poppins" w:cs="Poppins"/>
+                          <w:color w:val="000000" w:themeColor="text1"/>
+                          <w:sz w:val="20"/>
+                          <w:szCs w:val="20"/>
+                          <w:lang w:val="en-GB"/>
+                        </w:rPr>
+                        <w:t xml:space="preserve"> </w:t>
+                      </w:r>
+                      <w:proofErr w:type="spellStart"/>
+                      <w:r>
+                        <w:rPr>
+                          <w:rFonts w:ascii="Poppins" w:hAnsi="Poppins" w:cs="Poppins"/>
+                          <w:color w:val="000000" w:themeColor="text1"/>
+                          <w:sz w:val="20"/>
+                          <w:szCs w:val="20"/>
+                          <w:lang w:val="en-GB"/>
+                        </w:rPr>
+                        <w:t>c'est</w:t>
+                      </w:r>
+                      <w:proofErr w:type="spellEnd"/>
+                      <w:r>
+                        <w:rPr>
+                          <w:rFonts w:ascii="Poppins" w:hAnsi="Poppins" w:cs="Poppins"/>
+                          <w:color w:val="000000" w:themeColor="text1"/>
+                          <w:sz w:val="20"/>
+                          <w:szCs w:val="20"/>
+                          <w:lang w:val="en-GB"/>
+                        </w:rPr>
+                        <w:t xml:space="preserve"> </w:t>
+                      </w:r>
+                      <w:proofErr w:type="spellStart"/>
+                      <w:r>
+                        <w:rPr>
+                          <w:rFonts w:ascii="Poppins" w:hAnsi="Poppins" w:cs="Poppins"/>
+                          <w:color w:val="000000" w:themeColor="text1"/>
+                          <w:sz w:val="20"/>
+                          <w:szCs w:val="20"/>
+                          <w:lang w:val="en-GB"/>
+                        </w:rPr>
+                        <w:t>cURL</w:t>
+                      </w:r>
+                      <w:proofErr w:type="spellEnd"/>
+                      <w:r>
+                        <w:rPr>
+                          <w:rFonts w:ascii="Poppins" w:hAnsi="Poppins" w:cs="Poppins"/>
+                          <w:color w:val="000000" w:themeColor="text1"/>
+                          <w:sz w:val="20"/>
+                          <w:szCs w:val="20"/>
+                          <w:lang w:val="en-GB"/>
+                        </w:rPr>
+                        <w:t xml:space="preserve"> error 60: SSL certificate problem: unable to get local issuer certificate (see https://curl.haxx.se/libcurl/c/libcurl-errors.html) for </w:t>
+                      </w:r>
+                      <w:hyperlink r:id="rId10" w:history="1">
+                        <w:r>
+                          <w:rPr>
+                            <w:rStyle w:val="Lienhypertexte"/>
+                            <w:rFonts w:ascii="Poppins" w:hAnsi="Poppins" w:cs="Poppins"/>
+                            <w:sz w:val="20"/>
+                            <w:szCs w:val="20"/>
+                            <w:lang w:val="en-GB"/>
+                          </w:rPr>
+                          <w:t>https://api.mailjet.com/v3.1/send</w:t>
+                        </w:r>
+                      </w:hyperlink>
+                    </w:p>
+                    <w:p>
+                      <w:pPr>
+                        <w:rPr>
+                          <w:lang w:val="en-GB"/>
+                        </w:rPr>
+                      </w:pPr>
+                    </w:p>
+                  </w:txbxContent>
+                </v:textbox>
+                <w10:anchorlock/>
+              </v:rect>
+            </w:pict>
+          </mc:Fallback>
+        </mc:AlternateContent>
+      </w:r>
+      <w:r>
+        <w:rPr>
+          <w:rFonts w:ascii="Poppins" w:hAnsi="Poppins" w:cs="Poppins"/>
+          <w:sz w:val="20"/>
+          <w:szCs w:val="20"/>
+        </w:rPr>
+        <w:t xml:space="preserve"> </w:t>
       </w:r>
     </w:p>
     <w:p>
       <w:pPr>
         <w:rPr>
+          <w:rFonts w:ascii="Poppins" w:hAnsi="Poppins" w:cs="Poppins"/>
           <w:sz w:val="20"/>
           <w:szCs w:val="20"/>
-          <w:lang w:val="en-GB"/>
-        </w:rPr>
-      </w:pPr>
-      <w:proofErr w:type="spellStart"/>
-      <w:r>
-        <w:rPr>
+        </w:rPr>
+      </w:pPr>
+      <w:r>
+        <w:rPr>
+          <w:rFonts w:ascii="Poppins" w:hAnsi="Poppins" w:cs="Poppins"/>
           <w:sz w:val="20"/>
           <w:szCs w:val="20"/>
-          <w:lang w:val="en-GB"/>
-        </w:rPr>
-        <w:t>l'erreur</w:t>
-      </w:r>
-      <w:proofErr w:type="spellEnd"/>
-      <w:r>
-        <w:rPr>
-          <w:sz w:val="20"/>
-          <w:szCs w:val="20"/>
-          <w:lang w:val="en-GB"/>
-        </w:rPr>
-        <w:t xml:space="preserve"> </w:t>
-      </w:r>
-      <w:proofErr w:type="spellStart"/>
-      <w:r>
-        <w:rPr>
-          <w:sz w:val="20"/>
-          <w:szCs w:val="20"/>
-          <w:lang w:val="en-GB"/>
-        </w:rPr>
-        <w:t>c'est</w:t>
-      </w:r>
-      <w:proofErr w:type="spellEnd"/>
-      <w:r>
-        <w:rPr>
-          <w:sz w:val="20"/>
-          <w:szCs w:val="20"/>
-          <w:lang w:val="en-GB"/>
-        </w:rPr>
-        <w:t xml:space="preserve"> </w:t>
-      </w:r>
-      <w:proofErr w:type="spellStart"/>
-      <w:r>
-        <w:rPr>
-          <w:sz w:val="20"/>
-          <w:szCs w:val="20"/>
-          <w:lang w:val="en-GB"/>
-        </w:rPr>
-        <w:t>cURL</w:t>
-      </w:r>
-      <w:proofErr w:type="spellEnd"/>
-      <w:r>
-        <w:rPr>
-          <w:sz w:val="20"/>
-          <w:szCs w:val="20"/>
-          <w:lang w:val="en-GB"/>
-        </w:rPr>
-        <w:t xml:space="preserve"> error 60: SSL certificate problem: unable to get local issuer certificate (see https://curl.haxx.se/libcurl/c/libcurl-errors.html) for </w:t>
-      </w:r>
-      <w:hyperlink r:id="rId6" w:history="1">
-        <w:r>
-          <w:rPr>
-            <w:rStyle w:val="Lienhypertexte"/>
-            <w:sz w:val="20"/>
-            <w:szCs w:val="20"/>
-            <w:lang w:val="en-GB"/>
-          </w:rPr>
-          <w:t>https://api.mailjet.com/v3.1/send</w:t>
-        </w:r>
-      </w:hyperlink>
-      <w:r>
-        <w:rPr>
-          <w:sz w:val="20"/>
-          <w:szCs w:val="20"/>
-          <w:lang w:val="en-GB"/>
-        </w:rPr>
-        <w:t xml:space="preserve"> </w:t>
+        </w:rPr>
+        <w:br w:type="page"/>
       </w:r>
     </w:p>
     <w:p>
       <w:pPr>
-        <w:rPr>
-          <w:lang w:val="en-GB"/>
-        </w:rPr>
-      </w:pPr>
+        <w:pStyle w:val="Titre2"/>
+        <w:jc w:val="both"/>
+        <w:rPr>
+          <w:rFonts w:ascii="Poppins" w:hAnsi="Poppins" w:cs="Poppins"/>
+        </w:rPr>
+      </w:pPr>
+      <w:bookmarkStart w:id="1" w:name="_Toc222669547"/>
+      <w:r>
+        <w:rPr>
+          <w:rFonts w:ascii="Poppins" w:hAnsi="Poppins" w:cs="Poppins"/>
+        </w:rPr>
+        <w:lastRenderedPageBreak/>
+        <w:t>Comment résoudre le problème</w:t>
+      </w:r>
+      <w:bookmarkEnd w:id="1"/>
     </w:p>
     <w:p>
-      <w:r>
-        <w:t>Dans votre environnement</w:t>
-      </w:r>
-      <w:r>
-        <w:rPr>
-          <w:b/>
-          <w:bCs/>
-        </w:rPr>
-        <w:t>,</w:t>
-      </w:r>
-      <w:r>
-        <w:rPr>
-          <w:b/>
-          <w:bCs/>
-        </w:rPr>
-        <w:t xml:space="preserve"> recherche</w:t>
-      </w:r>
-      <w:r>
-        <w:rPr>
-          <w:b/>
-          <w:bCs/>
-        </w:rPr>
-        <w:t>z</w:t>
-      </w:r>
-      <w:r>
-        <w:rPr>
-          <w:b/>
-          <w:bCs/>
-        </w:rPr>
-        <w:t xml:space="preserve"> le fichier php.ini et effectu</w:t>
-      </w:r>
-      <w:r>
-        <w:rPr>
-          <w:b/>
-          <w:bCs/>
-        </w:rPr>
-        <w:t>ez</w:t>
-      </w:r>
-      <w:r>
-        <w:rPr>
-          <w:b/>
-          <w:bCs/>
-        </w:rPr>
-        <w:t xml:space="preserve"> ces modifications :</w:t>
-      </w:r>
+      <w:pPr>
+        <w:jc w:val="both"/>
+        <w:rPr>
+          <w:rFonts w:ascii="Poppins" w:hAnsi="Poppins" w:cs="Poppins"/>
+        </w:rPr>
+      </w:pPr>
     </w:p>
     <w:p>
-      <w:r>
-        <w:rPr>
+      <w:pPr>
+        <w:jc w:val="both"/>
+        <w:rPr>
+          <w:rFonts w:ascii="Poppins" w:hAnsi="Poppins" w:cs="Poppins"/>
+        </w:rPr>
+      </w:pPr>
+      <w:r>
+        <w:rPr>
+          <w:rFonts w:ascii="Poppins" w:hAnsi="Poppins" w:cs="Poppins"/>
+        </w:rPr>
+        <w:t>Dans votre environnement</w:t>
+      </w:r>
+      <w:r>
+        <w:rPr>
+          <w:rFonts w:ascii="Poppins" w:hAnsi="Poppins" w:cs="Poppins"/>
+          <w:b/>
+          <w:bCs/>
+        </w:rPr>
+        <w:t>,</w:t>
+      </w:r>
+      <w:r>
+        <w:rPr>
+          <w:rFonts w:ascii="Poppins" w:hAnsi="Poppins" w:cs="Poppins"/>
+          <w:b/>
+          <w:bCs/>
+        </w:rPr>
+        <w:t xml:space="preserve"> recherche</w:t>
+      </w:r>
+      <w:r>
+        <w:rPr>
+          <w:rFonts w:ascii="Poppins" w:hAnsi="Poppins" w:cs="Poppins"/>
+          <w:b/>
+          <w:bCs/>
+        </w:rPr>
+        <w:t>z</w:t>
+      </w:r>
+      <w:r>
+        <w:rPr>
+          <w:rFonts w:ascii="Poppins" w:hAnsi="Poppins" w:cs="Poppins"/>
+          <w:b/>
+          <w:bCs/>
+        </w:rPr>
+        <w:t xml:space="preserve"> le fichier php.ini et effectu</w:t>
+      </w:r>
+      <w:r>
+        <w:rPr>
+          <w:rFonts w:ascii="Poppins" w:hAnsi="Poppins" w:cs="Poppins"/>
+          <w:b/>
+          <w:bCs/>
+        </w:rPr>
+        <w:t>ez</w:t>
+      </w:r>
+      <w:r>
+        <w:rPr>
+          <w:rFonts w:ascii="Poppins" w:hAnsi="Poppins" w:cs="Poppins"/>
+          <w:b/>
+          <w:bCs/>
+        </w:rPr>
+        <w:t xml:space="preserve"> ces modifications :</w:t>
+      </w:r>
+    </w:p>
+    <w:p>
+      <w:pPr>
+        <w:jc w:val="both"/>
+        <w:rPr>
+          <w:rFonts w:ascii="Poppins" w:hAnsi="Poppins" w:cs="Poppins"/>
+        </w:rPr>
+      </w:pPr>
+      <w:r>
+        <w:rPr>
+          <w:rFonts w:ascii="Poppins" w:hAnsi="Poppins" w:cs="Poppins"/>
+        </w:rPr>
+        <w:t xml:space="preserve">Pour un environnement comme </w:t>
+      </w:r>
+      <w:r>
+        <w:rPr>
+          <w:rFonts w:ascii="Poppins" w:hAnsi="Poppins" w:cs="Poppins"/>
+        </w:rPr>
+        <w:t>WampServer</w:t>
+      </w:r>
+      <w:r>
+        <w:rPr>
+          <w:rFonts w:ascii="Poppins" w:hAnsi="Poppins" w:cs="Poppins"/>
+        </w:rPr>
+        <w:t> :</w:t>
+      </w:r>
+    </w:p>
+    <w:p>
+      <w:pPr>
+        <w:pStyle w:val="Paragraphedeliste"/>
+        <w:numPr>
+          <w:ilvl w:val="0"/>
+          <w:numId w:val="2"/>
+        </w:numPr>
+        <w:jc w:val="both"/>
+        <w:rPr>
+          <w:rFonts w:ascii="Poppins" w:hAnsi="Poppins" w:cs="Poppins"/>
+          <w:b/>
+          <w:bCs/>
+        </w:rPr>
+      </w:pPr>
+      <w:r>
+        <w:rPr>
+          <w:rFonts w:ascii="Poppins" w:hAnsi="Poppins" w:cs="Poppins"/>
+          <w:b/>
+          <w:bCs/>
+        </w:rPr>
+        <w:t>Cliquez sur les icônes cachées</w:t>
+      </w:r>
+    </w:p>
+    <w:p>
+      <w:pPr>
+        <w:jc w:val="center"/>
+        <w:rPr>
+          <w:rFonts w:ascii="Poppins" w:hAnsi="Poppins" w:cs="Poppins"/>
+        </w:rPr>
+      </w:pPr>
+      <w:r>
+        <w:rPr>
+          <w:rFonts w:ascii="Poppins" w:hAnsi="Poppins" w:cs="Poppins"/>
+        </w:rPr>
+        <w:drawing>
+          <wp:inline distT="0" distB="0" distL="0" distR="0" wp14:anchorId="1EDC9405" wp14:editId="0F273353">
+            <wp:extent cx="3991532" cy="685896"/>
+            <wp:effectExtent l="0" t="0" r="0" b="0"/>
+            <wp:docPr id="1779648411" name="Image 1" descr="Une image contenant texte, capture d’écran, Police&#10;&#10;Le contenu généré par l’IA peut être incorrect."/>
+            <wp:cNvGraphicFramePr>
+              <a:graphicFrameLocks xmlns:a="http://schemas.openxmlformats.org/drawingml/2006/main" noChangeAspect="1"/>
+            </wp:cNvGraphicFramePr>
+            <a:graphic xmlns:a="http://schemas.openxmlformats.org/drawingml/2006/main">
+              <a:graphicData uri="http://schemas.openxmlformats.org/drawingml/2006/picture">
+                <pic:pic xmlns:pic="http://schemas.openxmlformats.org/drawingml/2006/picture">
+                  <pic:nvPicPr>
+                    <pic:cNvPr id="1779648411" name="Image 1" descr="Une image contenant texte, capture d’écran, Police&#10;&#10;Le contenu généré par l’IA peut être incorrect."/>
+                    <pic:cNvPicPr/>
+                  </pic:nvPicPr>
+                  <pic:blipFill>
+                    <a:blip r:embed="rId11"/>
+                    <a:stretch>
+                      <a:fillRect/>
+                    </a:stretch>
+                  </pic:blipFill>
+                  <pic:spPr>
+                    <a:xfrm>
+                      <a:off x="0" y="0"/>
+                      <a:ext cx="3991532" cy="685896"/>
+                    </a:xfrm>
+                    <a:prstGeom prst="rect">
+                      <a:avLst/>
+                    </a:prstGeom>
+                  </pic:spPr>
+                </pic:pic>
+              </a:graphicData>
+            </a:graphic>
+          </wp:inline>
+        </w:drawing>
+      </w:r>
+    </w:p>
+    <w:p>
+      <w:pPr>
+        <w:pStyle w:val="Paragraphedeliste"/>
+        <w:numPr>
+          <w:ilvl w:val="0"/>
+          <w:numId w:val="2"/>
+        </w:numPr>
+        <w:jc w:val="both"/>
+        <w:rPr>
+          <w:rFonts w:ascii="Poppins" w:hAnsi="Poppins" w:cs="Poppins"/>
+          <w:b/>
+          <w:bCs/>
+        </w:rPr>
+      </w:pPr>
+      <w:r>
+        <w:rPr>
+          <w:rFonts w:ascii="Poppins" w:hAnsi="Poppins" w:cs="Poppins"/>
+          <w:b/>
+          <w:bCs/>
+        </w:rPr>
+        <w:t>Cli</w:t>
+      </w:r>
+      <w:r>
+        <w:rPr>
+          <w:rFonts w:ascii="Poppins" w:hAnsi="Poppins" w:cs="Poppins"/>
+          <w:b/>
+          <w:bCs/>
+        </w:rPr>
+        <w:t>c</w:t>
+      </w:r>
+      <w:r>
+        <w:rPr>
+          <w:rFonts w:ascii="Poppins" w:hAnsi="Poppins" w:cs="Poppins"/>
+          <w:b/>
+          <w:bCs/>
+        </w:rPr>
+        <w:t xml:space="preserve"> gauche sur le logo </w:t>
+      </w:r>
+      <w:proofErr w:type="spellStart"/>
+      <w:r>
+        <w:rPr>
+          <w:rFonts w:ascii="Poppins" w:hAnsi="Poppins" w:cs="Poppins"/>
+          <w:b/>
+          <w:bCs/>
+        </w:rPr>
+        <w:t>wamp</w:t>
+      </w:r>
+      <w:proofErr w:type="spellEnd"/>
+      <w:r>
+        <w:rPr>
+          <w:rFonts w:ascii="Poppins" w:hAnsi="Poppins" w:cs="Poppins"/>
+          <w:b/>
+          <w:bCs/>
+        </w:rPr>
+        <w:t xml:space="preserve"> </w:t>
+      </w:r>
+    </w:p>
+    <w:p>
+      <w:pPr>
+        <w:jc w:val="center"/>
+        <w:rPr>
+          <w:rFonts w:ascii="Poppins" w:hAnsi="Poppins" w:cs="Poppins"/>
+          <w:b/>
+          <w:bCs/>
+        </w:rPr>
+      </w:pPr>
+      <w:r>
+        <w:rPr>
+          <w:rFonts w:ascii="Poppins" w:hAnsi="Poppins" w:cs="Poppins"/>
           <w:noProof/>
         </w:rPr>
         <w:drawing>
-          <wp:anchor distT="0" distB="0" distL="114300" distR="114300" simplePos="0" relativeHeight="251658240" behindDoc="0" locked="0" layoutInCell="1" allowOverlap="1" wp14:anchorId="0832B9B4" wp14:editId="57F583A4">
-            <wp:simplePos x="0" y="0"/>
-            <wp:positionH relativeFrom="column">
-              <wp:posOffset>2719705</wp:posOffset>
-            </wp:positionH>
-            <wp:positionV relativeFrom="paragraph">
-              <wp:posOffset>501015</wp:posOffset>
-            </wp:positionV>
+          <wp:inline distT="0" distB="0" distL="0" distR="0" wp14:anchorId="143D0374" wp14:editId="03BA2641">
             <wp:extent cx="743054" cy="352474"/>
             <wp:effectExtent l="0" t="0" r="0" b="9525"/>
-            <wp:wrapNone/>
             <wp:docPr id="2079858541" name="Image 1"/>
             <wp:cNvGraphicFramePr>
               <a:graphicFrameLocks xmlns:a="http://schemas.openxmlformats.org/drawingml/2006/main" noChangeAspect="1"/>
@@ -370,7 +1286,7 @@
                     <pic:cNvPicPr/>
                   </pic:nvPicPr>
                   <pic:blipFill>
-                    <a:blip r:embed="rId7">
+                    <a:blip r:embed="rId12">
                       <a:extLst>
                         <a:ext uri="{28A0092B-C50C-407E-A947-70E740481C1C}">
                           <a14:useLocalDpi xmlns:a14="http://schemas.microsoft.com/office/drawing/2010/main" val="0"/>
@@ -393,17 +1309,8 @@
                 </pic:pic>
               </a:graphicData>
             </a:graphic>
-          </wp:anchor>
+          </wp:inline>
         </w:drawing>
-      </w:r>
-      <w:r>
-        <w:t xml:space="preserve">Pour un environnement comme </w:t>
-      </w:r>
-      <w:r>
-        <w:t>WampServer</w:t>
-      </w:r>
-      <w:r>
-        <w:t> :</w:t>
       </w:r>
     </w:p>
     <w:p>
@@ -413,68 +1320,51 @@
           <w:ilvl w:val="0"/>
           <w:numId w:val="2"/>
         </w:numPr>
-        <w:rPr>
-          <w:b/>
-          <w:bCs/>
-        </w:rPr>
-      </w:pPr>
-      <w:r>
-        <w:rPr>
-          <w:b/>
-          <w:bCs/>
-        </w:rPr>
-        <w:t xml:space="preserve">Clique gauche sur le logo </w:t>
-      </w:r>
+        <w:jc w:val="both"/>
+        <w:rPr>
+          <w:rFonts w:ascii="Poppins" w:hAnsi="Poppins" w:cs="Poppins"/>
+          <w:b/>
+          <w:bCs/>
+        </w:rPr>
+      </w:pPr>
       <w:proofErr w:type="spellStart"/>
       <w:r>
         <w:rPr>
-          <w:b/>
-          <w:bCs/>
-        </w:rPr>
-        <w:t>wamp</w:t>
+          <w:rFonts w:ascii="Poppins" w:hAnsi="Poppins" w:cs="Poppins"/>
+          <w:b/>
+          <w:bCs/>
+        </w:rPr>
+        <w:t>Php</w:t>
       </w:r>
       <w:proofErr w:type="spellEnd"/>
       <w:r>
         <w:rPr>
-          <w:b/>
-          <w:bCs/>
+          <w:rFonts w:ascii="Poppins" w:hAnsi="Poppins" w:cs="Poppins"/>
+          <w:b/>
+          <w:bCs/>
+          <w:noProof/>
         </w:rPr>
         <w:t xml:space="preserve"> </w:t>
       </w:r>
     </w:p>
     <w:p>
       <w:pPr>
-        <w:rPr>
-          <w:b/>
-          <w:bCs/>
-        </w:rPr>
-      </w:pPr>
-      <w:r>
-        <w:rPr>
+        <w:jc w:val="center"/>
+        <w:rPr>
+          <w:rFonts w:ascii="Poppins" w:hAnsi="Poppins" w:cs="Poppins"/>
+        </w:rPr>
+      </w:pPr>
+      <w:r>
+        <w:rPr>
+          <w:rFonts w:ascii="Poppins" w:hAnsi="Poppins" w:cs="Poppins"/>
           <w:b/>
           <w:bCs/>
           <w:noProof/>
         </w:rPr>
         <w:drawing>
-          <wp:anchor distT="0" distB="0" distL="114300" distR="114300" simplePos="0" relativeHeight="251659264" behindDoc="0" locked="0" layoutInCell="1" allowOverlap="1" wp14:anchorId="13AFA0F5" wp14:editId="539C3162">
-            <wp:simplePos x="0" y="0"/>
-            <wp:positionH relativeFrom="column">
-              <wp:posOffset>2614930</wp:posOffset>
-            </wp:positionH>
-            <wp:positionV relativeFrom="paragraph">
-              <wp:posOffset>26670</wp:posOffset>
-            </wp:positionV>
+          <wp:inline distT="0" distB="0" distL="0" distR="0" wp14:anchorId="434F229D" wp14:editId="4DEFC39F">
             <wp:extent cx="1067435" cy="1676400"/>
             <wp:effectExtent l="0" t="0" r="0" b="0"/>
-            <wp:wrapThrough wrapText="bothSides">
-              <wp:wrapPolygon edited="0">
-                <wp:start x="0" y="0"/>
-                <wp:lineTo x="0" y="21355"/>
-                <wp:lineTo x="21202" y="21355"/>
-                <wp:lineTo x="21202" y="0"/>
-                <wp:lineTo x="0" y="0"/>
-              </wp:wrapPolygon>
-            </wp:wrapThrough>
             <wp:docPr id="1118133884" name="Image 1" descr="Une image contenant texte, Appareils électroniques, capture d’écran, logiciel&#10;&#10;Le contenu généré par l’IA peut être incorrect."/>
             <wp:cNvGraphicFramePr>
               <a:graphicFrameLocks xmlns:a="http://schemas.openxmlformats.org/drawingml/2006/main" noChangeAspect="1"/>
@@ -487,7 +1377,7 @@
                     <pic:cNvPicPr/>
                   </pic:nvPicPr>
                   <pic:blipFill>
-                    <a:blip r:embed="rId8">
+                    <a:blip r:embed="rId13">
                       <a:extLst>
                         <a:ext uri="{28A0092B-C50C-407E-A947-70E740481C1C}">
                           <a14:useLocalDpi xmlns:a14="http://schemas.microsoft.com/office/drawing/2010/main" val="0"/>
@@ -510,23 +1400,9 @@
                 </pic:pic>
               </a:graphicData>
             </a:graphic>
-            <wp14:sizeRelH relativeFrom="margin">
-              <wp14:pctWidth>0</wp14:pctWidth>
-            </wp14:sizeRelH>
-            <wp14:sizeRelV relativeFrom="margin">
-              <wp14:pctHeight>0</wp14:pctHeight>
-            </wp14:sizeRelV>
-          </wp:anchor>
+          </wp:inline>
         </w:drawing>
       </w:r>
-    </w:p>
-    <w:p>
-      <w:pPr>
-        <w:rPr>
-          <w:b/>
-          <w:bCs/>
-        </w:rPr>
-      </w:pPr>
     </w:p>
     <w:p>
       <w:pPr>
@@ -535,48 +1411,38 @@
           <w:ilvl w:val="0"/>
           <w:numId w:val="2"/>
         </w:numPr>
-        <w:rPr>
-          <w:b/>
-          <w:bCs/>
-        </w:rPr>
-      </w:pPr>
-      <w:proofErr w:type="spellStart"/>
-      <w:r>
-        <w:rPr>
-          <w:b/>
-          <w:bCs/>
-        </w:rPr>
-        <w:t>Php</w:t>
-      </w:r>
-      <w:proofErr w:type="spellEnd"/>
-      <w:r>
-        <w:rPr>
-          <w:b/>
-          <w:bCs/>
+        <w:jc w:val="both"/>
+        <w:rPr>
+          <w:rFonts w:ascii="Poppins" w:hAnsi="Poppins" w:cs="Poppins"/>
+          <w:b/>
+          <w:bCs/>
+        </w:rPr>
+      </w:pPr>
+      <w:r>
+        <w:rPr>
+          <w:rFonts w:ascii="Poppins" w:hAnsi="Poppins" w:cs="Poppins"/>
+          <w:b/>
+          <w:bCs/>
+        </w:rPr>
+        <w:t>Php.ini</w:t>
+      </w:r>
+    </w:p>
+    <w:p>
+      <w:pPr>
+        <w:jc w:val="center"/>
+        <w:rPr>
+          <w:rFonts w:ascii="Poppins" w:hAnsi="Poppins" w:cs="Poppins"/>
+        </w:rPr>
+      </w:pPr>
+      <w:r>
+        <w:rPr>
+          <w:rFonts w:ascii="Poppins" w:hAnsi="Poppins" w:cs="Poppins"/>
           <w:noProof/>
         </w:rPr>
-        <w:t xml:space="preserve"> </w:t>
-      </w:r>
-    </w:p>
-    <w:p/>
-    <w:p/>
-    <w:p>
-      <w:r>
-        <w:rPr>
-          <w:noProof/>
-        </w:rPr>
         <w:drawing>
-          <wp:anchor distT="0" distB="0" distL="114300" distR="114300" simplePos="0" relativeHeight="251660288" behindDoc="0" locked="0" layoutInCell="1" allowOverlap="1" wp14:anchorId="3266516D" wp14:editId="0423E5C3">
-            <wp:simplePos x="0" y="0"/>
-            <wp:positionH relativeFrom="column">
-              <wp:posOffset>1843405</wp:posOffset>
-            </wp:positionH>
-            <wp:positionV relativeFrom="paragraph">
-              <wp:posOffset>118745</wp:posOffset>
-            </wp:positionV>
+          <wp:inline distT="0" distB="0" distL="0" distR="0" wp14:anchorId="13720664" wp14:editId="186BDC75">
             <wp:extent cx="2600325" cy="2263009"/>
             <wp:effectExtent l="0" t="0" r="0" b="4445"/>
-            <wp:wrapNone/>
             <wp:docPr id="1818145691" name="Image 1" descr="Une image contenant texte, capture d’écran, logiciel, Icône d’ordinateur&#10;&#10;Le contenu généré par l’IA peut être incorrect."/>
             <wp:cNvGraphicFramePr>
               <a:graphicFrameLocks xmlns:a="http://schemas.openxmlformats.org/drawingml/2006/main" noChangeAspect="1"/>
@@ -589,7 +1455,7 @@
                     <pic:cNvPicPr/>
                   </pic:nvPicPr>
                   <pic:blipFill>
-                    <a:blip r:embed="rId9">
+                    <a:blip r:embed="rId14">
                       <a:extLst>
                         <a:ext uri="{28A0092B-C50C-407E-A947-70E740481C1C}">
                           <a14:useLocalDpi xmlns:a14="http://schemas.microsoft.com/office/drawing/2010/main" val="0"/>
@@ -612,19 +1478,10 @@
                 </pic:pic>
               </a:graphicData>
             </a:graphic>
-            <wp14:sizeRelH relativeFrom="margin">
-              <wp14:pctWidth>0</wp14:pctWidth>
-            </wp14:sizeRelH>
-            <wp14:sizeRelV relativeFrom="margin">
-              <wp14:pctHeight>0</wp14:pctHeight>
-            </wp14:sizeRelV>
-          </wp:anchor>
+          </wp:inline>
         </w:drawing>
       </w:r>
     </w:p>
-    <w:p/>
-    <w:p/>
-    <w:p/>
     <w:p>
       <w:pPr>
         <w:pStyle w:val="Paragraphedeliste"/>
@@ -632,43 +1489,26 @@
           <w:ilvl w:val="0"/>
           <w:numId w:val="2"/>
         </w:numPr>
-        <w:rPr>
-          <w:b/>
-          <w:bCs/>
-        </w:rPr>
-      </w:pPr>
-      <w:r>
-        <w:rPr>
+        <w:jc w:val="both"/>
+        <w:rPr>
+          <w:rFonts w:ascii="Poppins" w:hAnsi="Poppins" w:cs="Poppins"/>
+          <w:b/>
+          <w:bCs/>
+        </w:rPr>
+      </w:pPr>
+      <w:r>
+        <w:rPr>
+          <w:rFonts w:ascii="Poppins" w:hAnsi="Poppins" w:cs="Poppins"/>
           <w:b/>
           <w:bCs/>
         </w:rPr>
         <w:lastRenderedPageBreak/>
-        <w:t>Php.ini</w:t>
-      </w:r>
-    </w:p>
-    <w:p/>
-    <w:p>
-      <w:pPr>
-        <w:pStyle w:val="Paragraphedeliste"/>
-        <w:numPr>
-          <w:ilvl w:val="0"/>
-          <w:numId w:val="2"/>
-        </w:numPr>
-        <w:rPr>
-          <w:b/>
-          <w:bCs/>
-        </w:rPr>
-      </w:pPr>
-      <w:r>
-        <w:rPr>
-          <w:b/>
-          <w:bCs/>
-        </w:rPr>
         <w:t xml:space="preserve">Une fois dans </w:t>
       </w:r>
       <w:proofErr w:type="spellStart"/>
       <w:r>
         <w:rPr>
+          <w:rFonts w:ascii="Poppins" w:hAnsi="Poppins" w:cs="Poppins"/>
           <w:b/>
           <w:bCs/>
         </w:rPr>
@@ -677,6 +1517,7 @@
       <w:proofErr w:type="spellEnd"/>
       <w:r>
         <w:rPr>
+          <w:rFonts w:ascii="Poppins" w:hAnsi="Poppins" w:cs="Poppins"/>
           <w:b/>
           <w:bCs/>
         </w:rPr>
@@ -685,6 +1526,7 @@
       <w:proofErr w:type="spellStart"/>
       <w:r>
         <w:rPr>
+          <w:rFonts w:ascii="Poppins" w:hAnsi="Poppins" w:cs="Poppins"/>
           <w:b/>
           <w:bCs/>
         </w:rPr>
@@ -693,6 +1535,7 @@
       <w:proofErr w:type="spellEnd"/>
       <w:r>
         <w:rPr>
+          <w:rFonts w:ascii="Poppins" w:hAnsi="Poppins" w:cs="Poppins"/>
           <w:b/>
           <w:bCs/>
         </w:rPr>
@@ -706,22 +1549,18 @@
           <w:ilvl w:val="1"/>
           <w:numId w:val="1"/>
         </w:numPr>
-        <w:rPr>
-          <w:b/>
-          <w:bCs/>
-        </w:rPr>
-      </w:pPr>
-      <w:r>
-        <w:rPr>
-          <w:b/>
-          <w:bCs/>
-        </w:rPr>
-        <w:t xml:space="preserve">; </w:t>
-      </w:r>
+        <w:jc w:val="both"/>
+        <w:rPr>
+          <w:rFonts w:ascii="Poppins" w:hAnsi="Poppins" w:cs="Poppins"/>
+          <w:b/>
+          <w:bCs/>
+        </w:rPr>
+      </w:pPr>
       <w:proofErr w:type="spellStart"/>
       <w:proofErr w:type="gramStart"/>
       <w:r>
         <w:rPr>
+          <w:rFonts w:ascii="Poppins" w:hAnsi="Poppins" w:cs="Poppins"/>
           <w:b/>
           <w:bCs/>
         </w:rPr>
@@ -729,13 +1568,6 @@
       </w:r>
       <w:proofErr w:type="spellEnd"/>
       <w:proofErr w:type="gramEnd"/>
-      <w:r>
-        <w:rPr>
-          <w:b/>
-          <w:bCs/>
-        </w:rPr>
-        <w:t xml:space="preserve"> =</w:t>
-      </w:r>
     </w:p>
     <w:p>
       <w:pPr>
@@ -744,24 +1576,20 @@
           <w:ilvl w:val="1"/>
           <w:numId w:val="1"/>
         </w:numPr>
-        <w:rPr>
-          <w:b/>
-          <w:bCs/>
-          <w:lang w:val="en-GB"/>
-        </w:rPr>
-      </w:pPr>
-      <w:r>
-        <w:rPr>
-          <w:b/>
-          <w:bCs/>
-          <w:lang w:val="en-GB"/>
-        </w:rPr>
-        <w:t xml:space="preserve">; </w:t>
-      </w:r>
+        <w:jc w:val="both"/>
+        <w:rPr>
+          <w:rFonts w:ascii="Poppins" w:hAnsi="Poppins" w:cs="Poppins"/>
+          <w:b/>
+          <w:bCs/>
+          <w:sz w:val="28"/>
+          <w:szCs w:val="28"/>
+        </w:rPr>
+      </w:pPr>
       <w:proofErr w:type="spellStart"/>
       <w:proofErr w:type="gramStart"/>
       <w:r>
         <w:rPr>
+          <w:rFonts w:ascii="Poppins" w:hAnsi="Poppins" w:cs="Poppins"/>
           <w:b/>
           <w:bCs/>
           <w:lang w:val="en-GB"/>
@@ -770,18 +1598,12 @@
       </w:r>
       <w:proofErr w:type="spellEnd"/>
       <w:proofErr w:type="gramEnd"/>
-      <w:r>
-        <w:rPr>
-          <w:b/>
-          <w:bCs/>
-          <w:lang w:val="en-GB"/>
-        </w:rPr>
-        <w:t xml:space="preserve">= </w:t>
-      </w:r>
     </w:p>
     <w:p>
       <w:pPr>
-        <w:rPr>
+        <w:jc w:val="both"/>
+        <w:rPr>
+          <w:rFonts w:ascii="Poppins" w:hAnsi="Poppins" w:cs="Poppins"/>
           <w:b/>
           <w:bCs/>
           <w:sz w:val="28"/>
@@ -790,39 +1612,73 @@
       </w:pPr>
       <w:r>
         <w:rPr>
+          <w:rFonts w:ascii="Poppins" w:hAnsi="Poppins" w:cs="Poppins"/>
           <w:b/>
           <w:bCs/>
           <w:sz w:val="28"/>
           <w:szCs w:val="28"/>
         </w:rPr>
-        <w:t xml:space="preserve">Modifiée </w:t>
-      </w:r>
-      <w:r>
-        <w:rPr>
+        <w:t>Modifi</w:t>
+      </w:r>
+      <w:r>
+        <w:rPr>
+          <w:rFonts w:ascii="Poppins" w:hAnsi="Poppins" w:cs="Poppins"/>
           <w:b/>
           <w:bCs/>
           <w:sz w:val="28"/>
           <w:szCs w:val="28"/>
         </w:rPr>
-        <w:t>ces ligne</w:t>
-      </w:r>
-      <w:r>
-        <w:rPr>
+        <w:t>ez</w:t>
+      </w:r>
+      <w:r>
+        <w:rPr>
+          <w:rFonts w:ascii="Poppins" w:hAnsi="Poppins" w:cs="Poppins"/>
           <w:b/>
           <w:bCs/>
           <w:sz w:val="28"/>
           <w:szCs w:val="28"/>
         </w:rPr>
-        <w:t>s</w:t>
-      </w:r>
-      <w:r>
-        <w:rPr>
+        <w:t xml:space="preserve"> </w:t>
+      </w:r>
+      <w:r>
+        <w:rPr>
+          <w:rFonts w:ascii="Poppins" w:hAnsi="Poppins" w:cs="Poppins"/>
           <w:b/>
           <w:bCs/>
           <w:sz w:val="28"/>
           <w:szCs w:val="28"/>
         </w:rPr>
+        <w:t>ces ligne</w:t>
+      </w:r>
+      <w:r>
+        <w:rPr>
+          <w:rFonts w:ascii="Poppins" w:hAnsi="Poppins" w:cs="Poppins"/>
+          <w:b/>
+          <w:bCs/>
+          <w:sz w:val="28"/>
+          <w:szCs w:val="28"/>
+        </w:rPr>
+        <w:t>s</w:t>
+      </w:r>
+      <w:r>
+        <w:rPr>
+          <w:rFonts w:ascii="Poppins" w:hAnsi="Poppins" w:cs="Poppins"/>
+          <w:b/>
+          <w:bCs/>
+          <w:sz w:val="28"/>
+          <w:szCs w:val="28"/>
+        </w:rPr>
         <w:t xml:space="preserve"> comme dans l’exemple</w:t>
+      </w:r>
+      <w:r>
+        <w:rPr>
+          <w:rFonts w:ascii="Poppins" w:hAnsi="Poppins" w:cs="Poppins"/>
+          <w:b/>
+          <w:bCs/>
+          <w:sz w:val="28"/>
+          <w:szCs w:val="28"/>
+        </w:rPr>
+        <w:t xml:space="preserve"> suivant</w:t>
       </w:r>
     </w:p>
     <w:p>
@@ -832,19 +1688,42 @@
           <w:ilvl w:val="0"/>
           <w:numId w:val="3"/>
         </w:numPr>
-      </w:pPr>
-      <w:r>
+        <w:jc w:val="both"/>
+        <w:rPr>
+          <w:rFonts w:ascii="Poppins" w:hAnsi="Poppins" w:cs="Poppins"/>
+        </w:rPr>
+      </w:pPr>
+      <w:r>
+        <w:rPr>
+          <w:rFonts w:ascii="Poppins" w:hAnsi="Poppins" w:cs="Poppins"/>
+        </w:rPr>
         <w:t xml:space="preserve">Exemple pour </w:t>
       </w:r>
       <w:proofErr w:type="spellStart"/>
       <w:proofErr w:type="gramStart"/>
       <w:r>
+        <w:rPr>
+          <w:rFonts w:ascii="Poppins" w:hAnsi="Poppins" w:cs="Poppins"/>
+          <w:b/>
+          <w:bCs/>
+        </w:rPr>
         <w:t>curl.cainfo</w:t>
       </w:r>
       <w:proofErr w:type="spellEnd"/>
       <w:proofErr w:type="gramEnd"/>
       <w:r>
-        <w:t xml:space="preserve"> :</w:t>
+        <w:rPr>
+          <w:rFonts w:ascii="Poppins" w:hAnsi="Poppins" w:cs="Poppins"/>
+          <w:b/>
+          <w:bCs/>
+        </w:rPr>
+        <w:t xml:space="preserve"> </w:t>
+      </w:r>
+      <w:r>
+        <w:rPr>
+          <w:rFonts w:ascii="Poppins" w:hAnsi="Poppins" w:cs="Poppins"/>
+        </w:rPr>
+        <w:t>:</w:t>
       </w:r>
     </w:p>
     <w:p>
@@ -854,15 +1733,31 @@
           <w:ilvl w:val="1"/>
           <w:numId w:val="3"/>
         </w:numPr>
+        <w:jc w:val="both"/>
+        <w:rPr>
+          <w:rFonts w:ascii="Poppins" w:hAnsi="Poppins" w:cs="Poppins"/>
+          <w:b/>
+          <w:bCs/>
+        </w:rPr>
       </w:pPr>
       <w:proofErr w:type="spellStart"/>
       <w:proofErr w:type="gramStart"/>
       <w:r>
+        <w:rPr>
+          <w:rFonts w:ascii="Poppins" w:hAnsi="Poppins" w:cs="Poppins"/>
+          <w:b/>
+          <w:bCs/>
+        </w:rPr>
         <w:t>curl.cainfo</w:t>
       </w:r>
       <w:proofErr w:type="spellEnd"/>
       <w:proofErr w:type="gramEnd"/>
       <w:r>
+        <w:rPr>
+          <w:rFonts w:ascii="Poppins" w:hAnsi="Poppins" w:cs="Poppins"/>
+          <w:b/>
+          <w:bCs/>
+        </w:rPr>
         <w:t xml:space="preserve"> = "C:\wamp64\www\SAE_Site_Enchere\newMVC\cacert.pem"</w:t>
       </w:r>
     </w:p>
@@ -873,18 +1768,33 @@
           <w:ilvl w:val="0"/>
           <w:numId w:val="3"/>
         </w:numPr>
-      </w:pPr>
-      <w:r>
+        <w:jc w:val="both"/>
+        <w:rPr>
+          <w:rFonts w:ascii="Poppins" w:hAnsi="Poppins" w:cs="Poppins"/>
+        </w:rPr>
+      </w:pPr>
+      <w:r>
+        <w:rPr>
+          <w:rFonts w:ascii="Poppins" w:hAnsi="Poppins" w:cs="Poppins"/>
+        </w:rPr>
         <w:t xml:space="preserve">Exemple pour </w:t>
       </w:r>
       <w:proofErr w:type="spellStart"/>
       <w:proofErr w:type="gramStart"/>
       <w:r>
+        <w:rPr>
+          <w:rFonts w:ascii="Poppins" w:hAnsi="Poppins" w:cs="Poppins"/>
+          <w:b/>
+          <w:bCs/>
+        </w:rPr>
         <w:t>openssl.cafile</w:t>
       </w:r>
       <w:proofErr w:type="spellEnd"/>
       <w:proofErr w:type="gramEnd"/>
       <w:r>
+        <w:rPr>
+          <w:rFonts w:ascii="Poppins" w:hAnsi="Poppins" w:cs="Poppins"/>
+        </w:rPr>
         <w:t> :</w:t>
       </w:r>
     </w:p>
@@ -895,7 +1805,11 @@
           <w:ilvl w:val="1"/>
           <w:numId w:val="3"/>
         </w:numPr>
-        <w:rPr>
+        <w:jc w:val="both"/>
+        <w:rPr>
+          <w:rFonts w:ascii="Poppins" w:hAnsi="Poppins" w:cs="Poppins"/>
+          <w:b/>
+          <w:bCs/>
           <w:lang w:val="en-US"/>
         </w:rPr>
       </w:pPr>
@@ -903,6 +1817,9 @@
       <w:proofErr w:type="gramStart"/>
       <w:r>
         <w:rPr>
+          <w:rFonts w:ascii="Poppins" w:hAnsi="Poppins" w:cs="Poppins"/>
+          <w:b/>
+          <w:bCs/>
           <w:lang w:val="en-US"/>
         </w:rPr>
         <w:t>openssl.cafile</w:t>
@@ -911,6 +1828,18 @@
       <w:proofErr w:type="gramEnd"/>
       <w:r>
         <w:rPr>
+          <w:rFonts w:ascii="Poppins" w:hAnsi="Poppins" w:cs="Poppins"/>
+          <w:b/>
+          <w:bCs/>
+          <w:lang w:val="en-US"/>
+        </w:rPr>
+        <w:t xml:space="preserve"> </w:t>
+      </w:r>
+      <w:r>
+        <w:rPr>
+          <w:rFonts w:ascii="Poppins" w:hAnsi="Poppins" w:cs="Poppins"/>
+          <w:b/>
+          <w:bCs/>
           <w:lang w:val="en-US"/>
         </w:rPr>
         <w:t>= "C:\wamp64\www\SAE_Site_Enchere\newMVC\cacert.pem"</w:t>
@@ -918,12 +1847,535 @@
     </w:p>
     <w:p>
       <w:pPr>
-        <w:rPr>
+        <w:jc w:val="both"/>
+        <w:rPr>
+          <w:rFonts w:ascii="Poppins" w:hAnsi="Poppins" w:cs="Poppins"/>
           <w:lang w:val="en-US"/>
+        </w:rPr>
+      </w:pPr>
+    </w:p>
+    <w:tbl>
+      <w:tblPr>
+        <w:tblW w:w="9056" w:type="dxa"/>
+        <w:tblBorders>
+          <w:top w:val="outset" w:sz="6" w:space="0" w:color="auto"/>
+          <w:left w:val="outset" w:sz="6" w:space="0" w:color="auto"/>
+          <w:bottom w:val="outset" w:sz="6" w:space="0" w:color="auto"/>
+          <w:right w:val="outset" w:sz="6" w:space="0" w:color="auto"/>
+        </w:tblBorders>
+        <w:tblCellMar>
+          <w:left w:w="0" w:type="dxa"/>
+          <w:right w:w="0" w:type="dxa"/>
+        </w:tblCellMar>
+        <w:tblLook w:val="04A0" w:firstRow="1" w:lastRow="0" w:firstColumn="1" w:lastColumn="0" w:noHBand="0" w:noVBand="1"/>
+      </w:tblPr>
+      <w:tblGrid>
+        <w:gridCol w:w="1049"/>
+        <w:gridCol w:w="1388"/>
+        <w:gridCol w:w="1569"/>
+        <w:gridCol w:w="1565"/>
+        <w:gridCol w:w="3485"/>
+      </w:tblGrid>
+      <w:tr>
+        <w:trPr>
+          <w:trHeight w:val="300"/>
+        </w:trPr>
+        <w:tc>
+          <w:tcPr>
+            <w:tcW w:w="9056" w:type="dxa"/>
+            <w:gridSpan w:val="5"/>
+            <w:tcBorders>
+              <w:top w:val="single" w:sz="6" w:space="0" w:color="auto"/>
+              <w:left w:val="single" w:sz="6" w:space="0" w:color="auto"/>
+              <w:bottom w:val="single" w:sz="6" w:space="0" w:color="auto"/>
+              <w:right w:val="single" w:sz="6" w:space="0" w:color="auto"/>
+            </w:tcBorders>
+            <w:shd w:val="clear" w:color="auto" w:fill="112250"/>
+            <w:hideMark/>
+          </w:tcPr>
+          <w:p>
+            <w:pPr>
+              <w:jc w:val="both"/>
+              <w:rPr>
+                <w:rFonts w:ascii="Poppins" w:hAnsi="Poppins" w:cs="Poppins"/>
+              </w:rPr>
+            </w:pPr>
+            <w:r>
+              <w:rPr>
+                <w:rFonts w:ascii="Poppins" w:hAnsi="Poppins" w:cs="Poppins"/>
+                <w:b/>
+                <w:bCs/>
+                <w:color w:val="F5F0E9"/>
+              </w:rPr>
+              <w:t>Suivi des modifications</w:t>
+            </w:r>
+            <w:r>
+              <w:rPr>
+                <w:rFonts w:ascii="Poppins" w:hAnsi="Poppins" w:cs="Poppins"/>
+                <w:color w:val="F5F0E9"/>
+              </w:rPr>
+              <w:t> </w:t>
+            </w:r>
+          </w:p>
+        </w:tc>
+      </w:tr>
+      <w:tr>
+        <w:trPr>
+          <w:trHeight w:val="300"/>
+        </w:trPr>
+        <w:tc>
+          <w:tcPr>
+            <w:tcW w:w="1050" w:type="dxa"/>
+            <w:tcBorders>
+              <w:top w:val="single" w:sz="6" w:space="0" w:color="auto"/>
+              <w:left w:val="single" w:sz="6" w:space="0" w:color="auto"/>
+              <w:bottom w:val="single" w:sz="6" w:space="0" w:color="auto"/>
+              <w:right w:val="single" w:sz="6" w:space="0" w:color="auto"/>
+            </w:tcBorders>
+            <w:hideMark/>
+          </w:tcPr>
+          <w:p>
+            <w:pPr>
+              <w:jc w:val="both"/>
+              <w:rPr>
+                <w:rFonts w:ascii="Poppins" w:hAnsi="Poppins" w:cs="Poppins"/>
+              </w:rPr>
+            </w:pPr>
+            <w:r>
+              <w:rPr>
+                <w:rFonts w:ascii="Poppins" w:hAnsi="Poppins" w:cs="Poppins"/>
+                <w:b/>
+                <w:bCs/>
+              </w:rPr>
+              <w:t>Version</w:t>
+            </w:r>
+            <w:r>
+              <w:rPr>
+                <w:rFonts w:ascii="Poppins" w:hAnsi="Poppins" w:cs="Poppins"/>
+              </w:rPr>
+              <w:t> </w:t>
+            </w:r>
+          </w:p>
+        </w:tc>
+        <w:tc>
+          <w:tcPr>
+            <w:tcW w:w="1320" w:type="dxa"/>
+            <w:tcBorders>
+              <w:top w:val="single" w:sz="6" w:space="0" w:color="auto"/>
+              <w:left w:val="single" w:sz="6" w:space="0" w:color="auto"/>
+              <w:bottom w:val="single" w:sz="6" w:space="0" w:color="auto"/>
+              <w:right w:val="single" w:sz="6" w:space="0" w:color="auto"/>
+            </w:tcBorders>
+            <w:hideMark/>
+          </w:tcPr>
+          <w:p>
+            <w:pPr>
+              <w:jc w:val="both"/>
+              <w:rPr>
+                <w:rFonts w:ascii="Poppins" w:hAnsi="Poppins" w:cs="Poppins"/>
+              </w:rPr>
+            </w:pPr>
+            <w:r>
+              <w:rPr>
+                <w:rFonts w:ascii="Poppins" w:hAnsi="Poppins" w:cs="Poppins"/>
+                <w:b/>
+                <w:bCs/>
+              </w:rPr>
+              <w:t>Date</w:t>
+            </w:r>
+            <w:r>
+              <w:rPr>
+                <w:rFonts w:ascii="Poppins" w:hAnsi="Poppins" w:cs="Poppins"/>
+              </w:rPr>
+              <w:t> </w:t>
+            </w:r>
+          </w:p>
+        </w:tc>
+        <w:tc>
+          <w:tcPr>
+            <w:tcW w:w="1575" w:type="dxa"/>
+            <w:tcBorders>
+              <w:top w:val="single" w:sz="6" w:space="0" w:color="auto"/>
+              <w:left w:val="single" w:sz="6" w:space="0" w:color="auto"/>
+              <w:bottom w:val="single" w:sz="6" w:space="0" w:color="auto"/>
+              <w:right w:val="single" w:sz="6" w:space="0" w:color="auto"/>
+            </w:tcBorders>
+            <w:hideMark/>
+          </w:tcPr>
+          <w:p>
+            <w:pPr>
+              <w:jc w:val="both"/>
+              <w:rPr>
+                <w:rFonts w:ascii="Poppins" w:hAnsi="Poppins" w:cs="Poppins"/>
+              </w:rPr>
+            </w:pPr>
+            <w:r>
+              <w:rPr>
+                <w:rFonts w:ascii="Poppins" w:hAnsi="Poppins" w:cs="Poppins"/>
+                <w:b/>
+                <w:bCs/>
+              </w:rPr>
+              <w:t>Auteur</w:t>
+            </w:r>
+            <w:r>
+              <w:rPr>
+                <w:rFonts w:ascii="Poppins" w:hAnsi="Poppins" w:cs="Poppins"/>
+              </w:rPr>
+              <w:t> </w:t>
+            </w:r>
+          </w:p>
+        </w:tc>
+        <w:tc>
+          <w:tcPr>
+            <w:tcW w:w="1574" w:type="dxa"/>
+            <w:tcBorders>
+              <w:top w:val="single" w:sz="6" w:space="0" w:color="auto"/>
+              <w:left w:val="single" w:sz="6" w:space="0" w:color="auto"/>
+              <w:bottom w:val="single" w:sz="6" w:space="0" w:color="auto"/>
+              <w:right w:val="single" w:sz="6" w:space="0" w:color="auto"/>
+            </w:tcBorders>
+            <w:hideMark/>
+          </w:tcPr>
+          <w:p>
+            <w:pPr>
+              <w:jc w:val="both"/>
+              <w:rPr>
+                <w:rFonts w:ascii="Poppins" w:hAnsi="Poppins" w:cs="Poppins"/>
+              </w:rPr>
+            </w:pPr>
+            <w:r>
+              <w:rPr>
+                <w:rFonts w:ascii="Poppins" w:hAnsi="Poppins" w:cs="Poppins"/>
+                <w:b/>
+                <w:bCs/>
+              </w:rPr>
+              <w:t>Validation par</w:t>
+            </w:r>
+            <w:r>
+              <w:rPr>
+                <w:rFonts w:ascii="Poppins" w:hAnsi="Poppins" w:cs="Poppins"/>
+              </w:rPr>
+              <w:t> </w:t>
+            </w:r>
+          </w:p>
+        </w:tc>
+        <w:tc>
+          <w:tcPr>
+            <w:tcW w:w="3537" w:type="dxa"/>
+            <w:tcBorders>
+              <w:top w:val="single" w:sz="6" w:space="0" w:color="auto"/>
+              <w:left w:val="single" w:sz="6" w:space="0" w:color="auto"/>
+              <w:bottom w:val="single" w:sz="6" w:space="0" w:color="auto"/>
+              <w:right w:val="single" w:sz="6" w:space="0" w:color="auto"/>
+            </w:tcBorders>
+            <w:hideMark/>
+          </w:tcPr>
+          <w:p>
+            <w:pPr>
+              <w:jc w:val="both"/>
+              <w:rPr>
+                <w:rFonts w:ascii="Poppins" w:hAnsi="Poppins" w:cs="Poppins"/>
+              </w:rPr>
+            </w:pPr>
+            <w:r>
+              <w:rPr>
+                <w:rFonts w:ascii="Poppins" w:hAnsi="Poppins" w:cs="Poppins"/>
+                <w:b/>
+                <w:bCs/>
+              </w:rPr>
+              <w:t>Objet</w:t>
+            </w:r>
+            <w:r>
+              <w:rPr>
+                <w:rFonts w:ascii="Poppins" w:hAnsi="Poppins" w:cs="Poppins"/>
+              </w:rPr>
+              <w:t> </w:t>
+            </w:r>
+          </w:p>
+        </w:tc>
+      </w:tr>
+      <w:tr>
+        <w:trPr>
+          <w:trHeight w:val="300"/>
+        </w:trPr>
+        <w:tc>
+          <w:tcPr>
+            <w:tcW w:w="1050" w:type="dxa"/>
+            <w:tcBorders>
+              <w:top w:val="single" w:sz="6" w:space="0" w:color="auto"/>
+              <w:left w:val="single" w:sz="6" w:space="0" w:color="auto"/>
+              <w:bottom w:val="single" w:sz="6" w:space="0" w:color="auto"/>
+              <w:right w:val="single" w:sz="6" w:space="0" w:color="auto"/>
+            </w:tcBorders>
+            <w:hideMark/>
+          </w:tcPr>
+          <w:p>
+            <w:pPr>
+              <w:jc w:val="both"/>
+              <w:rPr>
+                <w:rFonts w:ascii="Poppins" w:hAnsi="Poppins" w:cs="Poppins"/>
+              </w:rPr>
+            </w:pPr>
+            <w:r>
+              <w:rPr>
+                <w:rFonts w:ascii="Poppins" w:hAnsi="Poppins" w:cs="Poppins"/>
+              </w:rPr>
+              <w:t>V1 </w:t>
+            </w:r>
+          </w:p>
+        </w:tc>
+        <w:tc>
+          <w:tcPr>
+            <w:tcW w:w="1320" w:type="dxa"/>
+            <w:tcBorders>
+              <w:top w:val="single" w:sz="6" w:space="0" w:color="auto"/>
+              <w:left w:val="single" w:sz="6" w:space="0" w:color="auto"/>
+              <w:bottom w:val="single" w:sz="6" w:space="0" w:color="auto"/>
+              <w:right w:val="single" w:sz="6" w:space="0" w:color="auto"/>
+            </w:tcBorders>
+            <w:hideMark/>
+          </w:tcPr>
+          <w:p>
+            <w:pPr>
+              <w:jc w:val="both"/>
+              <w:rPr>
+                <w:rFonts w:ascii="Poppins" w:hAnsi="Poppins" w:cs="Poppins"/>
+              </w:rPr>
+            </w:pPr>
+            <w:r>
+              <w:rPr>
+                <w:rFonts w:ascii="Poppins" w:hAnsi="Poppins" w:cs="Poppins"/>
+              </w:rPr>
+              <w:t>18/01/2026</w:t>
+            </w:r>
+          </w:p>
+        </w:tc>
+        <w:tc>
+          <w:tcPr>
+            <w:tcW w:w="1575" w:type="dxa"/>
+            <w:tcBorders>
+              <w:top w:val="single" w:sz="6" w:space="0" w:color="auto"/>
+              <w:left w:val="single" w:sz="6" w:space="0" w:color="auto"/>
+              <w:bottom w:val="single" w:sz="6" w:space="0" w:color="auto"/>
+              <w:right w:val="single" w:sz="6" w:space="0" w:color="auto"/>
+            </w:tcBorders>
+            <w:hideMark/>
+          </w:tcPr>
+          <w:p>
+            <w:pPr>
+              <w:jc w:val="both"/>
+              <w:rPr>
+                <w:rFonts w:ascii="Poppins" w:hAnsi="Poppins" w:cs="Poppins"/>
+              </w:rPr>
+            </w:pPr>
+            <w:r>
+              <w:rPr>
+                <w:rFonts w:ascii="Poppins" w:hAnsi="Poppins" w:cs="Poppins"/>
+              </w:rPr>
+              <w:t>BARTHOUX-SAUZE T.</w:t>
+            </w:r>
+            <w:r>
+              <w:rPr>
+                <w:rFonts w:ascii="Poppins" w:hAnsi="Poppins" w:cs="Poppins"/>
+              </w:rPr>
+              <w:t> </w:t>
+            </w:r>
+          </w:p>
+        </w:tc>
+        <w:tc>
+          <w:tcPr>
+            <w:tcW w:w="1574" w:type="dxa"/>
+            <w:tcBorders>
+              <w:top w:val="single" w:sz="6" w:space="0" w:color="auto"/>
+              <w:left w:val="single" w:sz="6" w:space="0" w:color="auto"/>
+              <w:bottom w:val="single" w:sz="6" w:space="0" w:color="auto"/>
+              <w:right w:val="single" w:sz="6" w:space="0" w:color="auto"/>
+            </w:tcBorders>
+            <w:hideMark/>
+          </w:tcPr>
+          <w:p>
+            <w:pPr>
+              <w:jc w:val="both"/>
+              <w:rPr>
+                <w:rFonts w:ascii="Poppins" w:hAnsi="Poppins" w:cs="Poppins"/>
+              </w:rPr>
+            </w:pPr>
+            <w:r>
+              <w:rPr>
+                <w:rFonts w:ascii="Poppins" w:hAnsi="Poppins" w:cs="Poppins"/>
+              </w:rPr>
+              <w:t> </w:t>
+            </w:r>
+            <w:r>
+              <w:rPr>
+                <w:rFonts w:ascii="Poppins" w:hAnsi="Poppins" w:cs="Poppins"/>
+              </w:rPr>
+              <w:t>GARNIER J.</w:t>
+            </w:r>
+          </w:p>
+        </w:tc>
+        <w:tc>
+          <w:tcPr>
+            <w:tcW w:w="3537" w:type="dxa"/>
+            <w:tcBorders>
+              <w:top w:val="single" w:sz="6" w:space="0" w:color="auto"/>
+              <w:left w:val="single" w:sz="6" w:space="0" w:color="auto"/>
+              <w:bottom w:val="single" w:sz="6" w:space="0" w:color="auto"/>
+              <w:right w:val="single" w:sz="6" w:space="0" w:color="auto"/>
+            </w:tcBorders>
+            <w:hideMark/>
+          </w:tcPr>
+          <w:p>
+            <w:pPr>
+              <w:jc w:val="both"/>
+              <w:rPr>
+                <w:rFonts w:ascii="Poppins" w:hAnsi="Poppins" w:cs="Poppins"/>
+              </w:rPr>
+            </w:pPr>
+            <w:r>
+              <w:rPr>
+                <w:rFonts w:ascii="Poppins" w:hAnsi="Poppins" w:cs="Poppins"/>
+              </w:rPr>
+              <w:t>Rédaction initiale du document </w:t>
+            </w:r>
+          </w:p>
+        </w:tc>
+      </w:tr>
+      <w:tr>
+        <w:trPr>
+          <w:trHeight w:val="300"/>
+        </w:trPr>
+        <w:tc>
+          <w:tcPr>
+            <w:tcW w:w="1050" w:type="dxa"/>
+            <w:tcBorders>
+              <w:top w:val="single" w:sz="6" w:space="0" w:color="auto"/>
+              <w:left w:val="single" w:sz="6" w:space="0" w:color="auto"/>
+              <w:bottom w:val="single" w:sz="6" w:space="0" w:color="auto"/>
+              <w:right w:val="single" w:sz="6" w:space="0" w:color="auto"/>
+            </w:tcBorders>
+          </w:tcPr>
+          <w:p>
+            <w:pPr>
+              <w:jc w:val="both"/>
+              <w:rPr>
+                <w:rFonts w:ascii="Poppins" w:hAnsi="Poppins" w:cs="Poppins"/>
+              </w:rPr>
+            </w:pPr>
+            <w:r>
+              <w:rPr>
+                <w:rFonts w:ascii="Poppins" w:hAnsi="Poppins" w:cs="Poppins"/>
+              </w:rPr>
+              <w:t>V2</w:t>
+            </w:r>
+          </w:p>
+        </w:tc>
+        <w:tc>
+          <w:tcPr>
+            <w:tcW w:w="1320" w:type="dxa"/>
+            <w:tcBorders>
+              <w:top w:val="single" w:sz="6" w:space="0" w:color="auto"/>
+              <w:left w:val="single" w:sz="6" w:space="0" w:color="auto"/>
+              <w:bottom w:val="single" w:sz="6" w:space="0" w:color="auto"/>
+              <w:right w:val="single" w:sz="6" w:space="0" w:color="auto"/>
+            </w:tcBorders>
+          </w:tcPr>
+          <w:p>
+            <w:pPr>
+              <w:jc w:val="both"/>
+              <w:rPr>
+                <w:rFonts w:ascii="Poppins" w:hAnsi="Poppins" w:cs="Poppins"/>
+              </w:rPr>
+            </w:pPr>
+            <w:r>
+              <w:rPr>
+                <w:rFonts w:ascii="Poppins" w:hAnsi="Poppins" w:cs="Poppins"/>
+              </w:rPr>
+              <w:t>22/02/2026</w:t>
+            </w:r>
+          </w:p>
+        </w:tc>
+        <w:tc>
+          <w:tcPr>
+            <w:tcW w:w="1575" w:type="dxa"/>
+            <w:tcBorders>
+              <w:top w:val="single" w:sz="6" w:space="0" w:color="auto"/>
+              <w:left w:val="single" w:sz="6" w:space="0" w:color="auto"/>
+              <w:bottom w:val="single" w:sz="6" w:space="0" w:color="auto"/>
+              <w:right w:val="single" w:sz="6" w:space="0" w:color="auto"/>
+            </w:tcBorders>
+          </w:tcPr>
+          <w:p>
+            <w:pPr>
+              <w:jc w:val="both"/>
+              <w:rPr>
+                <w:rFonts w:ascii="Poppins" w:hAnsi="Poppins" w:cs="Poppins"/>
+              </w:rPr>
+            </w:pPr>
+            <w:r>
+              <w:rPr>
+                <w:rFonts w:ascii="Poppins" w:hAnsi="Poppins" w:cs="Poppins"/>
+              </w:rPr>
+              <w:t>GARNIER J.</w:t>
+            </w:r>
+          </w:p>
+        </w:tc>
+        <w:tc>
+          <w:tcPr>
+            <w:tcW w:w="1574" w:type="dxa"/>
+            <w:tcBorders>
+              <w:top w:val="single" w:sz="6" w:space="0" w:color="auto"/>
+              <w:left w:val="single" w:sz="6" w:space="0" w:color="auto"/>
+              <w:bottom w:val="single" w:sz="6" w:space="0" w:color="auto"/>
+              <w:right w:val="single" w:sz="6" w:space="0" w:color="auto"/>
+            </w:tcBorders>
+          </w:tcPr>
+          <w:p>
+            <w:pPr>
+              <w:jc w:val="both"/>
+              <w:rPr>
+                <w:rFonts w:ascii="Poppins" w:hAnsi="Poppins" w:cs="Poppins"/>
+              </w:rPr>
+            </w:pPr>
+          </w:p>
+        </w:tc>
+        <w:tc>
+          <w:tcPr>
+            <w:tcW w:w="3537" w:type="dxa"/>
+            <w:tcBorders>
+              <w:top w:val="single" w:sz="6" w:space="0" w:color="auto"/>
+              <w:left w:val="single" w:sz="6" w:space="0" w:color="auto"/>
+              <w:bottom w:val="single" w:sz="6" w:space="0" w:color="auto"/>
+              <w:right w:val="single" w:sz="6" w:space="0" w:color="auto"/>
+            </w:tcBorders>
+          </w:tcPr>
+          <w:p>
+            <w:pPr>
+              <w:jc w:val="both"/>
+              <w:rPr>
+                <w:rFonts w:ascii="Poppins" w:hAnsi="Poppins" w:cs="Poppins"/>
+              </w:rPr>
+            </w:pPr>
+            <w:r>
+              <w:rPr>
+                <w:rFonts w:ascii="Poppins" w:hAnsi="Poppins" w:cs="Poppins"/>
+              </w:rPr>
+              <w:t>Ajout de quelques détails supplémentaires et mise en page améliorée</w:t>
+            </w:r>
+          </w:p>
+        </w:tc>
+      </w:tr>
+    </w:tbl>
+    <w:p>
+      <w:pPr>
+        <w:jc w:val="both"/>
+        <w:rPr>
+          <w:rFonts w:ascii="Poppins" w:hAnsi="Poppins" w:cs="Poppins"/>
         </w:rPr>
       </w:pPr>
     </w:p>
     <w:sectPr>
+      <w:footerReference w:type="default" r:id="rId15"/>
       <w:pgSz w:w="11906" w:h="16838"/>
       <w:pgMar w:top="1417" w:right="1417" w:bottom="1417" w:left="1417" w:header="708" w:footer="708" w:gutter="0"/>
       <w:cols w:space="708"/>
@@ -931,6 +2383,170 @@
     </w:sectPr>
   </w:body>
 </w:document>
+</file>
+
+<file path=word/endnotes.xml><?xml version="1.0" encoding="utf-8"?>
+<w:endnotes xmlns:wpc="http://schemas.microsoft.com/office/word/2010/wordprocessingCanvas" xmlns:cx="http://schemas.microsoft.com/office/drawing/2014/chartex" xmlns:cx1="http://schemas.microsoft.com/office/drawing/2015/9/8/chartex" xmlns:cx2="http://schemas.microsoft.com/office/drawing/2015/10/21/chartex" xmlns:cx3="http://schemas.microsoft.com/office/drawing/2016/5/9/chartex" xmlns:cx4="http://schemas.microsoft.com/office/drawing/2016/5/10/chartex" xmlns:cx5="http://schemas.microsoft.com/office/drawing/2016/5/11/chartex" xmlns:cx6="http://schemas.microsoft.com/office/drawing/2016/5/12/chartex" xmlns:cx7="http://schemas.microsoft.com/office/drawing/2016/5/13/chartex" xmlns:cx8="http://schemas.microsoft.com/office/drawing/2016/5/14/chartex" xmlns:mc="http://schemas.openxmlformats.org/markup-compatibility/2006" xmlns:aink="http://schemas.microsoft.com/office/drawing/2016/ink" xmlns:am3d="http://schemas.microsoft.com/office/drawing/2017/model3d" xmlns:o="urn:schemas-microsoft-com:office:office" xmlns:oel="http://schemas.microsoft.com/office/2019/extlst" xmlns:r="http://schemas.openxmlformats.org/officeDocument/2006/relationships" xmlns:m="http://schemas.openxmlformats.org/officeDocument/2006/math" xmlns:v="urn:schemas-microsoft-com:vml" xmlns:wp14="http://schemas.microsoft.com/office/word/2010/wordprocessingDrawing" xmlns:wp="http://schemas.openxmlformats.org/drawingml/2006/wordprocessingDrawing" xmlns:w10="urn:schemas-microsoft-com:office:word" xmlns:w="http://schemas.openxmlformats.org/wordprocessingml/2006/main" xmlns:w14="http://schemas.microsoft.com/office/word/2010/wordml" xmlns:w15="http://schemas.microsoft.com/office/word/2012/wordml" xmlns:w16cex="http://schemas.microsoft.com/office/word/2018/wordml/cex" xmlns:w16cid="http://schemas.microsoft.com/office/word/2016/wordml/cid" xmlns:w16="http://schemas.microsoft.com/office/word/2018/wordml" xmlns:w16du="http://schemas.microsoft.com/office/word/2023/wordml/word16du" xmlns:w16sdtdh="http://schemas.microsoft.com/office/word/2020/wordml/sdtdatahash" xmlns:w16sdtfl="http://schemas.microsoft.com/office/word/2024/wordml/sdtformatlock" xmlns:w16se="http://schemas.microsoft.com/office/word/2015/wordml/symex" xmlns:wpg="http://schemas.microsoft.com/office/word/2010/wordprocessingGroup" xmlns:wpi="http://schemas.microsoft.com/office/word/2010/wordprocessingInk" xmlns:wne="http://schemas.microsoft.com/office/word/2006/wordml" xmlns:wps="http://schemas.microsoft.com/office/word/2010/wordprocessingShape" mc:Ignorable="w14 w15 w16se w16cid w16 w16cex w16sdtdh w16sdtfl w16du wp14">
+  <w:endnote w:type="separator" w:id="-1">
+    <w:p>
+      <w:pPr>
+        <w:spacing w:after="0" w:line="240" w:lineRule="auto"/>
+      </w:pPr>
+      <w:r>
+        <w:separator/>
+      </w:r>
+    </w:p>
+  </w:endnote>
+  <w:endnote w:type="continuationSeparator" w:id="0">
+    <w:p>
+      <w:pPr>
+        <w:spacing w:after="0" w:line="240" w:lineRule="auto"/>
+      </w:pPr>
+      <w:r>
+        <w:continuationSeparator/>
+      </w:r>
+    </w:p>
+  </w:endnote>
+</w:endnotes>
+</file>
+
+<file path=word/footer1.xml><?xml version="1.0" encoding="utf-8"?>
+<w:ftr xmlns:wpc="http://schemas.microsoft.com/office/word/2010/wordprocessingCanvas" xmlns:cx="http://schemas.microsoft.com/office/drawing/2014/chartex" xmlns:cx1="http://schemas.microsoft.com/office/drawing/2015/9/8/chartex" xmlns:cx2="http://schemas.microsoft.com/office/drawing/2015/10/21/chartex" xmlns:cx3="http://schemas.microsoft.com/office/drawing/2016/5/9/chartex" xmlns:cx4="http://schemas.microsoft.com/office/drawing/2016/5/10/chartex" xmlns:cx5="http://schemas.microsoft.com/office/drawing/2016/5/11/chartex" xmlns:cx6="http://schemas.microsoft.com/office/drawing/2016/5/12/chartex" xmlns:cx7="http://schemas.microsoft.com/office/drawing/2016/5/13/chartex" xmlns:cx8="http://schemas.microsoft.com/office/drawing/2016/5/14/chartex" xmlns:mc="http://schemas.openxmlformats.org/markup-compatibility/2006" xmlns:aink="http://schemas.microsoft.com/office/drawing/2016/ink" xmlns:am3d="http://schemas.microsoft.com/office/drawing/2017/model3d" xmlns:o="urn:schemas-microsoft-com:office:office" xmlns:oel="http://schemas.microsoft.com/office/2019/extlst" xmlns:r="http://schemas.openxmlformats.org/officeDocument/2006/relationships" xmlns:m="http://schemas.openxmlformats.org/officeDocument/2006/math" xmlns:v="urn:schemas-microsoft-com:vml" xmlns:wp14="http://schemas.microsoft.com/office/word/2010/wordprocessingDrawing" xmlns:wp="http://schemas.openxmlformats.org/drawingml/2006/wordprocessingDrawing" xmlns:w10="urn:schemas-microsoft-com:office:word" xmlns:w="http://schemas.openxmlformats.org/wordprocessingml/2006/main" xmlns:w14="http://schemas.microsoft.com/office/word/2010/wordml" xmlns:w15="http://schemas.microsoft.com/office/word/2012/wordml" xmlns:w16cex="http://schemas.microsoft.com/office/word/2018/wordml/cex" xmlns:w16cid="http://schemas.microsoft.com/office/word/2016/wordml/cid" xmlns:w16="http://schemas.microsoft.com/office/word/2018/wordml" xmlns:w16du="http://schemas.microsoft.com/office/word/2023/wordml/word16du" xmlns:w16sdtdh="http://schemas.microsoft.com/office/word/2020/wordml/sdtdatahash" xmlns:w16sdtfl="http://schemas.microsoft.com/office/word/2024/wordml/sdtformatlock" xmlns:w16se="http://schemas.microsoft.com/office/word/2015/wordml/symex" xmlns:wpg="http://schemas.microsoft.com/office/word/2010/wordprocessingGroup" xmlns:wpi="http://schemas.microsoft.com/office/word/2010/wordprocessingInk" xmlns:wne="http://schemas.microsoft.com/office/word/2006/wordml" xmlns:wps="http://schemas.microsoft.com/office/word/2010/wordprocessingShape" mc:Ignorable="w14 w15 w16se w16cid w16 w16cex w16sdtdh w16sdtfl w16du wp14">
+  <w:sdt>
+    <w:sdtPr>
+      <w:id w:val="1551113542"/>
+      <w:docPartObj>
+        <w:docPartGallery w:val="Page Numbers (Bottom of Page)"/>
+        <w:docPartUnique/>
+      </w:docPartObj>
+    </w:sdtPr>
+    <w:sdtContent>
+      <w:sdt>
+        <w:sdtPr>
+          <w:id w:val="1728636285"/>
+          <w:docPartObj>
+            <w:docPartGallery w:val="Page Numbers (Top of Page)"/>
+            <w:docPartUnique/>
+          </w:docPartObj>
+        </w:sdtPr>
+        <w:sdtContent>
+          <w:p>
+            <w:pPr>
+              <w:pStyle w:val="Pieddepage"/>
+              <w:jc w:val="center"/>
+            </w:pPr>
+            <w:r>
+              <w:t xml:space="preserve">Page </w:t>
+            </w:r>
+            <w:r>
+              <w:rPr>
+                <w:b/>
+                <w:bCs/>
+              </w:rPr>
+              <w:fldChar w:fldCharType="begin"/>
+            </w:r>
+            <w:r>
+              <w:rPr>
+                <w:b/>
+                <w:bCs/>
+              </w:rPr>
+              <w:instrText>PAGE</w:instrText>
+            </w:r>
+            <w:r>
+              <w:rPr>
+                <w:b/>
+                <w:bCs/>
+              </w:rPr>
+              <w:fldChar w:fldCharType="separate"/>
+            </w:r>
+            <w:r>
+              <w:rPr>
+                <w:b/>
+                <w:bCs/>
+              </w:rPr>
+              <w:t>2</w:t>
+            </w:r>
+            <w:r>
+              <w:rPr>
+                <w:b/>
+                <w:bCs/>
+              </w:rPr>
+              <w:fldChar w:fldCharType="end"/>
+            </w:r>
+            <w:r>
+              <w:t xml:space="preserve"> sur </w:t>
+            </w:r>
+            <w:r>
+              <w:rPr>
+                <w:b/>
+                <w:bCs/>
+              </w:rPr>
+              <w:fldChar w:fldCharType="begin"/>
+            </w:r>
+            <w:r>
+              <w:rPr>
+                <w:b/>
+                <w:bCs/>
+              </w:rPr>
+              <w:instrText>NUMPAGES</w:instrText>
+            </w:r>
+            <w:r>
+              <w:rPr>
+                <w:b/>
+                <w:bCs/>
+              </w:rPr>
+              <w:fldChar w:fldCharType="separate"/>
+            </w:r>
+            <w:r>
+              <w:rPr>
+                <w:b/>
+                <w:bCs/>
+              </w:rPr>
+              <w:t>2</w:t>
+            </w:r>
+            <w:r>
+              <w:rPr>
+                <w:b/>
+                <w:bCs/>
+              </w:rPr>
+              <w:fldChar w:fldCharType="end"/>
+            </w:r>
+          </w:p>
+        </w:sdtContent>
+      </w:sdt>
+    </w:sdtContent>
+  </w:sdt>
+  <w:p>
+    <w:pPr>
+      <w:pStyle w:val="Pieddepage"/>
+    </w:pPr>
+  </w:p>
+</w:ftr>
+</file>
+
+<file path=word/footnotes.xml><?xml version="1.0" encoding="utf-8"?>
+<w:footnotes xmlns:wpc="http://schemas.microsoft.com/office/word/2010/wordprocessingCanvas" xmlns:cx="http://schemas.microsoft.com/office/drawing/2014/chartex" xmlns:cx1="http://schemas.microsoft.com/office/drawing/2015/9/8/chartex" xmlns:cx2="http://schemas.microsoft.com/office/drawing/2015/10/21/chartex" xmlns:cx3="http://schemas.microsoft.com/office/drawing/2016/5/9/chartex" xmlns:cx4="http://schemas.microsoft.com/office/drawing/2016/5/10/chartex" xmlns:cx5="http://schemas.microsoft.com/office/drawing/2016/5/11/chartex" xmlns:cx6="http://schemas.microsoft.com/office/drawing/2016/5/12/chartex" xmlns:cx7="http://schemas.microsoft.com/office/drawing/2016/5/13/chartex" xmlns:cx8="http://schemas.microsoft.com/office/drawing/2016/5/14/chartex" xmlns:mc="http://schemas.openxmlformats.org/markup-compatibility/2006" xmlns:aink="http://schemas.microsoft.com/office/drawing/2016/ink" xmlns:am3d="http://schemas.microsoft.com/office/drawing/2017/model3d" xmlns:o="urn:schemas-microsoft-com:office:office" xmlns:oel="http://schemas.microsoft.com/office/2019/extlst" xmlns:r="http://schemas.openxmlformats.org/officeDocument/2006/relationships" xmlns:m="http://schemas.openxmlformats.org/officeDocument/2006/math" xmlns:v="urn:schemas-microsoft-com:vml" xmlns:wp14="http://schemas.microsoft.com/office/word/2010/wordprocessingDrawing" xmlns:wp="http://schemas.openxmlformats.org/drawingml/2006/wordprocessingDrawing" xmlns:w10="urn:schemas-microsoft-com:office:word" xmlns:w="http://schemas.openxmlformats.org/wordprocessingml/2006/main" xmlns:w14="http://schemas.microsoft.com/office/word/2010/wordml" xmlns:w15="http://schemas.microsoft.com/office/word/2012/wordml" xmlns:w16cex="http://schemas.microsoft.com/office/word/2018/wordml/cex" xmlns:w16cid="http://schemas.microsoft.com/office/word/2016/wordml/cid" xmlns:w16="http://schemas.microsoft.com/office/word/2018/wordml" xmlns:w16du="http://schemas.microsoft.com/office/word/2023/wordml/word16du" xmlns:w16sdtdh="http://schemas.microsoft.com/office/word/2020/wordml/sdtdatahash" xmlns:w16sdtfl="http://schemas.microsoft.com/office/word/2024/wordml/sdtformatlock" xmlns:w16se="http://schemas.microsoft.com/office/word/2015/wordml/symex" xmlns:wpg="http://schemas.microsoft.com/office/word/2010/wordprocessingGroup" xmlns:wpi="http://schemas.microsoft.com/office/word/2010/wordprocessingInk" xmlns:wne="http://schemas.microsoft.com/office/word/2006/wordml" xmlns:wps="http://schemas.microsoft.com/office/word/2010/wordprocessingShape" mc:Ignorable="w14 w15 w16se w16cid w16 w16cex w16sdtdh w16sdtfl w16du wp14">
+  <w:footnote w:type="separator" w:id="-1">
+    <w:p>
+      <w:pPr>
+        <w:spacing w:after="0" w:line="240" w:lineRule="auto"/>
+      </w:pPr>
+      <w:r>
+        <w:separator/>
+      </w:r>
+    </w:p>
+  </w:footnote>
+  <w:footnote w:type="continuationSeparator" w:id="0">
+    <w:p>
+      <w:pPr>
+        <w:spacing w:after="0" w:line="240" w:lineRule="auto"/>
+      </w:pPr>
+      <w:r>
+        <w:continuationSeparator/>
+      </w:r>
+    </w:p>
+  </w:footnote>
+</w:footnotes>
 </file>
 
 <file path=word/numbering.xml><?xml version="1.0" encoding="utf-8"?>
@@ -1684,6 +3300,10 @@
   <w:style w:type="paragraph" w:default="1" w:styleId="Normal">
     <w:name w:val="Normal"/>
     <w:qFormat/>
+    <w:rsid w:val="00DB6E87"/>
+    <w:rPr>
+      <w:color w:val="112250"/>
+    </w:rPr>
   </w:style>
   <w:style w:type="paragraph" w:styleId="Titre1">
     <w:name w:val="heading 1"/>
@@ -1692,7 +3312,7 @@
     <w:link w:val="Titre1Car"/>
     <w:uiPriority w:val="9"/>
     <w:qFormat/>
-    <w:rsid w:val="003121E7"/>
+    <w:rsid w:val="00902799"/>
     <w:pPr>
       <w:keepNext/>
       <w:keepLines/>
@@ -1701,7 +3321,6 @@
     </w:pPr>
     <w:rPr>
       <w:rFonts w:asciiTheme="majorHAnsi" w:eastAsiaTheme="majorEastAsia" w:hAnsiTheme="majorHAnsi" w:cstheme="majorBidi"/>
-      <w:color w:val="0F4761" w:themeColor="accent1" w:themeShade="BF"/>
       <w:sz w:val="40"/>
       <w:szCs w:val="40"/>
     </w:rPr>
@@ -1712,10 +3331,9 @@
     <w:next w:val="Normal"/>
     <w:link w:val="Titre2Car"/>
     <w:uiPriority w:val="9"/>
-    <w:semiHidden/>
     <w:unhideWhenUsed/>
     <w:qFormat/>
-    <w:rsid w:val="003121E7"/>
+    <w:rsid w:val="00300F91"/>
     <w:pPr>
       <w:keepNext/>
       <w:keepLines/>
@@ -1724,9 +3342,9 @@
     </w:pPr>
     <w:rPr>
       <w:rFonts w:asciiTheme="majorHAnsi" w:eastAsiaTheme="majorEastAsia" w:hAnsiTheme="majorHAnsi" w:cstheme="majorBidi"/>
-      <w:color w:val="0F4761" w:themeColor="accent1" w:themeShade="BF"/>
       <w:sz w:val="32"/>
       <w:szCs w:val="32"/>
+      <w:u w:val="single"/>
     </w:rPr>
   </w:style>
   <w:style w:type="paragraph" w:styleId="Titre3">
@@ -1916,10 +3534,10 @@
     <w:basedOn w:val="Policepardfaut"/>
     <w:link w:val="Titre1"/>
     <w:uiPriority w:val="9"/>
-    <w:rsid w:val="003121E7"/>
+    <w:rsid w:val="00902799"/>
     <w:rPr>
       <w:rFonts w:asciiTheme="majorHAnsi" w:eastAsiaTheme="majorEastAsia" w:hAnsiTheme="majorHAnsi" w:cstheme="majorBidi"/>
-      <w:color w:val="0F4761" w:themeColor="accent1" w:themeShade="BF"/>
+      <w:color w:val="112250"/>
       <w:sz w:val="40"/>
       <w:szCs w:val="40"/>
     </w:rPr>
@@ -1929,13 +3547,13 @@
     <w:basedOn w:val="Policepardfaut"/>
     <w:link w:val="Titre2"/>
     <w:uiPriority w:val="9"/>
-    <w:semiHidden/>
-    <w:rsid w:val="003121E7"/>
+    <w:rsid w:val="00300F91"/>
     <w:rPr>
       <w:rFonts w:asciiTheme="majorHAnsi" w:eastAsiaTheme="majorEastAsia" w:hAnsiTheme="majorHAnsi" w:cstheme="majorBidi"/>
-      <w:color w:val="0F4761" w:themeColor="accent1" w:themeShade="BF"/>
+      <w:color w:val="112250"/>
       <w:sz w:val="32"/>
       <w:szCs w:val="32"/>
+      <w:u w:val="single"/>
     </w:rPr>
   </w:style>
   <w:style w:type="character" w:customStyle="1" w:styleId="Titre3Car">
@@ -2224,11 +3842,95 @@
       <w:shd w:val="clear" w:color="auto" w:fill="E1DFDD"/>
     </w:rPr>
   </w:style>
+  <w:style w:type="paragraph" w:styleId="En-ttedetabledesmatires">
+    <w:name w:val="TOC Heading"/>
+    <w:basedOn w:val="Titre1"/>
+    <w:next w:val="Normal"/>
+    <w:uiPriority w:val="39"/>
+    <w:unhideWhenUsed/>
+    <w:qFormat/>
+    <w:rsid w:val="00BB3F92"/>
+    <w:pPr>
+      <w:spacing w:before="240" w:after="0" w:line="259" w:lineRule="auto"/>
+      <w:outlineLvl w:val="9"/>
+    </w:pPr>
+    <w:rPr>
+      <w:color w:val="0F4761" w:themeColor="accent1" w:themeShade="BF"/>
+      <w:kern w:val="0"/>
+      <w:sz w:val="32"/>
+      <w:szCs w:val="32"/>
+      <w:lang w:eastAsia="fr-FR"/>
+      <w14:ligatures w14:val="none"/>
+    </w:rPr>
+  </w:style>
+  <w:style w:type="paragraph" w:styleId="TM2">
+    <w:name w:val="toc 2"/>
+    <w:basedOn w:val="Normal"/>
+    <w:next w:val="Normal"/>
+    <w:autoRedefine/>
+    <w:uiPriority w:val="39"/>
+    <w:unhideWhenUsed/>
+    <w:rsid w:val="00BB3F92"/>
+    <w:pPr>
+      <w:spacing w:after="100"/>
+      <w:ind w:left="240"/>
+    </w:pPr>
+  </w:style>
+  <w:style w:type="paragraph" w:styleId="En-tte">
+    <w:name w:val="header"/>
+    <w:basedOn w:val="Normal"/>
+    <w:link w:val="En-tteCar"/>
+    <w:uiPriority w:val="99"/>
+    <w:unhideWhenUsed/>
+    <w:rsid w:val="00C92DB7"/>
+    <w:pPr>
+      <w:tabs>
+        <w:tab w:val="center" w:pos="4536"/>
+        <w:tab w:val="right" w:pos="9072"/>
+      </w:tabs>
+      <w:spacing w:after="0" w:line="240" w:lineRule="auto"/>
+    </w:pPr>
+  </w:style>
+  <w:style w:type="character" w:customStyle="1" w:styleId="En-tteCar">
+    <w:name w:val="En-tête Car"/>
+    <w:basedOn w:val="Policepardfaut"/>
+    <w:link w:val="En-tte"/>
+    <w:uiPriority w:val="99"/>
+    <w:rsid w:val="00C92DB7"/>
+    <w:rPr>
+      <w:color w:val="112250"/>
+    </w:rPr>
+  </w:style>
+  <w:style w:type="paragraph" w:styleId="Pieddepage">
+    <w:name w:val="footer"/>
+    <w:basedOn w:val="Normal"/>
+    <w:link w:val="PieddepageCar"/>
+    <w:uiPriority w:val="99"/>
+    <w:unhideWhenUsed/>
+    <w:rsid w:val="00C92DB7"/>
+    <w:pPr>
+      <w:tabs>
+        <w:tab w:val="center" w:pos="4536"/>
+        <w:tab w:val="right" w:pos="9072"/>
+      </w:tabs>
+      <w:spacing w:after="0" w:line="240" w:lineRule="auto"/>
+    </w:pPr>
+  </w:style>
+  <w:style w:type="character" w:customStyle="1" w:styleId="PieddepageCar">
+    <w:name w:val="Pied de page Car"/>
+    <w:basedOn w:val="Policepardfaut"/>
+    <w:link w:val="Pieddepage"/>
+    <w:uiPriority w:val="99"/>
+    <w:rsid w:val="00C92DB7"/>
+    <w:rPr>
+      <w:color w:val="112250"/>
+    </w:rPr>
+  </w:style>
 </w:styles>
 </file>
 
 <file path=word/theme/theme1.xml><?xml version="1.0" encoding="utf-8"?>
-<a:theme xmlns:a="http://schemas.openxmlformats.org/drawingml/2006/main" name="Thème Office">
+<a:theme xmlns:a="http://schemas.openxmlformats.org/drawingml/2006/main" name="SAE_SITE_ENCHERE_STYLE">
   <a:themeElements>
     <a:clrScheme name="Office">
       <a:dk1>

--- a/Documents/Procedure/Procedure_Certificat_Mailjet.docx
+++ b/Documents/Procedure/Procedure_Certificat_Mailjet.docx
@@ -19,6 +19,7 @@
           <w:rFonts w:ascii="Poppins" w:hAnsi="Poppins" w:cs="Poppins"/>
           <w:b/>
           <w:bCs/>
+          <w:noProof/>
           <w:sz w:val="44"/>
           <w:szCs w:val="44"/>
         </w:rPr>
@@ -146,6 +147,15 @@
     </w:p>
     <w:sdt>
       <w:sdtPr>
+        <w:rPr>
+          <w:rFonts w:ascii="Poppins" w:eastAsiaTheme="minorHAnsi" w:hAnsi="Poppins" w:cs="Poppins"/>
+          <w:color w:val="112250"/>
+          <w:kern w:val="2"/>
+          <w:sz w:val="24"/>
+          <w:szCs w:val="24"/>
+          <w:lang w:eastAsia="en-US"/>
+          <w14:ligatures w14:val="standardContextual"/>
+        </w:rPr>
         <w:id w:val="-1163158685"/>
         <w:docPartObj>
           <w:docPartGallery w:val="Table of Contents"/>
@@ -154,15 +164,8 @@
       </w:sdtPr>
       <w:sdtEndPr>
         <w:rPr>
-          <w:rFonts w:asciiTheme="minorHAnsi" w:eastAsiaTheme="minorHAnsi" w:hAnsiTheme="minorHAnsi" w:cstheme="minorBidi"/>
-          <w:b/>
-          <w:bCs/>
-          <w:color w:val="112250"/>
-          <w:kern w:val="2"/>
-          <w:sz w:val="24"/>
-          <w:szCs w:val="24"/>
-          <w:lang w:eastAsia="en-US"/>
-          <w14:ligatures w14:val="standardContextual"/>
+          <w:b/>
+          <w:bCs/>
         </w:rPr>
       </w:sdtEndPr>
       <w:sdtContent>
@@ -170,6 +173,7 @@
           <w:pPr>
             <w:pStyle w:val="En-ttedetabledesmatires"/>
             <w:rPr>
+              <w:rFonts w:ascii="Poppins" w:hAnsi="Poppins" w:cs="Poppins"/>
               <w:b/>
               <w:bCs/>
               <w:color w:val="112250"/>
@@ -177,6 +181,7 @@
           </w:pPr>
           <w:r>
             <w:rPr>
+              <w:rFonts w:ascii="Poppins" w:hAnsi="Poppins" w:cs="Poppins"/>
               <w:b/>
               <w:bCs/>
               <w:color w:val="112250"/>
@@ -191,16 +196,26 @@
               <w:tab w:val="right" w:leader="dot" w:pos="9062"/>
             </w:tabs>
             <w:rPr>
+              <w:rFonts w:ascii="Poppins" w:hAnsi="Poppins" w:cs="Poppins"/>
               <w:noProof/>
             </w:rPr>
           </w:pPr>
           <w:r>
+            <w:rPr>
+              <w:rFonts w:ascii="Poppins" w:hAnsi="Poppins" w:cs="Poppins"/>
+            </w:rPr>
             <w:fldChar w:fldCharType="begin"/>
           </w:r>
           <w:r>
+            <w:rPr>
+              <w:rFonts w:ascii="Poppins" w:hAnsi="Poppins" w:cs="Poppins"/>
+            </w:rPr>
             <w:instrText xml:space="preserve"> TOC \o "1-3" \h \z \u </w:instrText>
           </w:r>
           <w:r>
+            <w:rPr>
+              <w:rFonts w:ascii="Poppins" w:hAnsi="Poppins" w:cs="Poppins"/>
+            </w:rPr>
             <w:fldChar w:fldCharType="separate"/>
           </w:r>
           <w:hyperlink w:anchor="_Toc222669546" w:history="1">
@@ -214,6 +229,7 @@
             </w:r>
             <w:r>
               <w:rPr>
+                <w:rFonts w:ascii="Poppins" w:hAnsi="Poppins" w:cs="Poppins"/>
                 <w:noProof/>
                 <w:webHidden/>
               </w:rPr>
@@ -221,6 +237,7 @@
             </w:r>
             <w:r>
               <w:rPr>
+                <w:rFonts w:ascii="Poppins" w:hAnsi="Poppins" w:cs="Poppins"/>
                 <w:noProof/>
                 <w:webHidden/>
               </w:rPr>
@@ -228,6 +245,7 @@
             </w:r>
             <w:r>
               <w:rPr>
+                <w:rFonts w:ascii="Poppins" w:hAnsi="Poppins" w:cs="Poppins"/>
                 <w:noProof/>
                 <w:webHidden/>
               </w:rPr>
@@ -235,12 +253,14 @@
             </w:r>
             <w:r>
               <w:rPr>
+                <w:rFonts w:ascii="Poppins" w:hAnsi="Poppins" w:cs="Poppins"/>
                 <w:noProof/>
                 <w:webHidden/>
               </w:rPr>
             </w:r>
             <w:r>
               <w:rPr>
+                <w:rFonts w:ascii="Poppins" w:hAnsi="Poppins" w:cs="Poppins"/>
                 <w:noProof/>
                 <w:webHidden/>
               </w:rPr>
@@ -248,6 +268,7 @@
             </w:r>
             <w:r>
               <w:rPr>
+                <w:rFonts w:ascii="Poppins" w:hAnsi="Poppins" w:cs="Poppins"/>
                 <w:noProof/>
                 <w:webHidden/>
               </w:rPr>
@@ -255,6 +276,7 @@
             </w:r>
             <w:r>
               <w:rPr>
+                <w:rFonts w:ascii="Poppins" w:hAnsi="Poppins" w:cs="Poppins"/>
                 <w:noProof/>
                 <w:webHidden/>
               </w:rPr>
@@ -269,6 +291,7 @@
               <w:tab w:val="right" w:leader="dot" w:pos="9062"/>
             </w:tabs>
             <w:rPr>
+              <w:rFonts w:ascii="Poppins" w:hAnsi="Poppins" w:cs="Poppins"/>
               <w:noProof/>
             </w:rPr>
           </w:pPr>
@@ -283,6 +306,7 @@
             </w:r>
             <w:r>
               <w:rPr>
+                <w:rFonts w:ascii="Poppins" w:hAnsi="Poppins" w:cs="Poppins"/>
                 <w:noProof/>
                 <w:webHidden/>
               </w:rPr>
@@ -290,6 +314,7 @@
             </w:r>
             <w:r>
               <w:rPr>
+                <w:rFonts w:ascii="Poppins" w:hAnsi="Poppins" w:cs="Poppins"/>
                 <w:noProof/>
                 <w:webHidden/>
               </w:rPr>
@@ -297,6 +322,7 @@
             </w:r>
             <w:r>
               <w:rPr>
+                <w:rFonts w:ascii="Poppins" w:hAnsi="Poppins" w:cs="Poppins"/>
                 <w:noProof/>
                 <w:webHidden/>
               </w:rPr>
@@ -304,12 +330,14 @@
             </w:r>
             <w:r>
               <w:rPr>
+                <w:rFonts w:ascii="Poppins" w:hAnsi="Poppins" w:cs="Poppins"/>
                 <w:noProof/>
                 <w:webHidden/>
               </w:rPr>
             </w:r>
             <w:r>
               <w:rPr>
+                <w:rFonts w:ascii="Poppins" w:hAnsi="Poppins" w:cs="Poppins"/>
                 <w:noProof/>
                 <w:webHidden/>
               </w:rPr>
@@ -317,6 +345,7 @@
             </w:r>
             <w:r>
               <w:rPr>
+                <w:rFonts w:ascii="Poppins" w:hAnsi="Poppins" w:cs="Poppins"/>
                 <w:noProof/>
                 <w:webHidden/>
               </w:rPr>
@@ -324,6 +353,7 @@
             </w:r>
             <w:r>
               <w:rPr>
+                <w:rFonts w:ascii="Poppins" w:hAnsi="Poppins" w:cs="Poppins"/>
                 <w:noProof/>
                 <w:webHidden/>
               </w:rPr>
@@ -332,8 +362,14 @@
           </w:hyperlink>
         </w:p>
         <w:p>
+          <w:pPr>
+            <w:rPr>
+              <w:rFonts w:ascii="Poppins" w:hAnsi="Poppins" w:cs="Poppins"/>
+            </w:rPr>
+          </w:pPr>
           <w:r>
             <w:rPr>
+              <w:rFonts w:ascii="Poppins" w:hAnsi="Poppins" w:cs="Poppins"/>
               <w:b/>
               <w:bCs/>
             </w:rPr>
@@ -359,7 +395,13 @@
       </w:r>
       <w:bookmarkEnd w:id="0"/>
     </w:p>
-    <w:p/>
+    <w:p>
+      <w:pPr>
+        <w:rPr>
+          <w:rFonts w:ascii="Poppins" w:hAnsi="Poppins" w:cs="Poppins"/>
+        </w:rPr>
+      </w:pPr>
+    </w:p>
     <w:p>
       <w:pPr>
         <w:jc w:val="both"/>
@@ -528,6 +570,12 @@
           <w:rFonts w:ascii="Poppins" w:hAnsi="Poppins" w:cs="Poppins"/>
         </w:rPr>
         <w:t xml:space="preserve"> la soumission d’un formulaire de mise en vente d’un produit</w:t>
+      </w:r>
+      <w:r>
+        <w:rPr>
+          <w:rFonts w:ascii="Poppins" w:hAnsi="Poppins" w:cs="Poppins"/>
+        </w:rPr>
+        <w:t xml:space="preserve"> ou lors de la connexion</w:t>
       </w:r>
       <w:r>
         <w:rPr>
@@ -677,324 +725,101 @@
         <w:jc w:val="both"/>
         <w:rPr>
           <w:rFonts w:ascii="Poppins" w:hAnsi="Poppins" w:cs="Poppins"/>
-        </w:rPr>
-      </w:pPr>
-      <w:r>
-        <w:rPr>
-          <w:rFonts w:ascii="Poppins" w:hAnsi="Poppins" w:cs="Poppins"/>
-        </w:rPr>
-        <w:t>Erreur qu</w:t>
-      </w:r>
-      <w:r>
-        <w:rPr>
-          <w:rFonts w:ascii="Poppins" w:hAnsi="Poppins" w:cs="Poppins"/>
-        </w:rPr>
-        <w:t>i</w:t>
-      </w:r>
-      <w:r>
-        <w:rPr>
-          <w:rFonts w:ascii="Poppins" w:hAnsi="Poppins" w:cs="Poppins"/>
-        </w:rPr>
-        <w:t xml:space="preserve"> peut s’afficher </w:t>
-      </w:r>
-      <w:r>
-        <w:rPr>
-          <w:rFonts w:ascii="Poppins" w:hAnsi="Poppins" w:cs="Poppins"/>
-        </w:rPr>
-        <w:t xml:space="preserve">dans le cas où </w:t>
-      </w:r>
-      <w:r>
-        <w:rPr>
-          <w:rFonts w:ascii="Poppins" w:hAnsi="Poppins" w:cs="Poppins"/>
-        </w:rPr>
-        <w:t>vos certificats ne sont pas défini</w:t>
-      </w:r>
-      <w:r>
-        <w:rPr>
-          <w:rFonts w:ascii="Poppins" w:hAnsi="Poppins" w:cs="Poppins"/>
-        </w:rPr>
-        <w:t>s</w:t>
-      </w:r>
-      <w:r>
-        <w:rPr>
-          <w:rFonts w:ascii="Poppins" w:hAnsi="Poppins" w:cs="Poppins"/>
-        </w:rPr>
-        <w:t xml:space="preserve"> : </w:t>
-      </w:r>
-      <w:r>
-        <w:rPr>
-          <w:rFonts w:ascii="Poppins" w:hAnsi="Poppins" w:cs="Poppins"/>
-          <w:noProof/>
-        </w:rPr>
-        <mc:AlternateContent>
-          <mc:Choice Requires="wps">
-            <w:drawing>
-              <wp:inline distT="0" distB="0" distL="0" distR="0" wp14:anchorId="7BE33317" wp14:editId="2F8EF7FF">
-                <wp:extent cx="5947258" cy="658368"/>
-                <wp:effectExtent l="0" t="0" r="0" b="8890"/>
-                <wp:docPr id="93944599" name="Rectangle 1"/>
-                <wp:cNvGraphicFramePr/>
-                <a:graphic xmlns:a="http://schemas.openxmlformats.org/drawingml/2006/main">
-                  <a:graphicData uri="http://schemas.microsoft.com/office/word/2010/wordprocessingShape">
-                    <wps:wsp>
-                      <wps:cNvSpPr/>
-                      <wps:spPr>
-                        <a:xfrm>
-                          <a:off x="0" y="0"/>
-                          <a:ext cx="5947258" cy="658368"/>
-                        </a:xfrm>
-                        <a:prstGeom prst="rect">
-                          <a:avLst/>
-                        </a:prstGeom>
-                        <a:solidFill>
-                          <a:schemeClr val="bg1"/>
-                        </a:solidFill>
-                        <a:ln>
-                          <a:noFill/>
-                        </a:ln>
-                      </wps:spPr>
-                      <wps:style>
-                        <a:lnRef idx="2">
-                          <a:schemeClr val="accent1">
-                            <a:shade val="15000"/>
-                          </a:schemeClr>
-                        </a:lnRef>
-                        <a:fillRef idx="1">
-                          <a:schemeClr val="accent1"/>
-                        </a:fillRef>
-                        <a:effectRef idx="0">
-                          <a:schemeClr val="accent1"/>
-                        </a:effectRef>
-                        <a:fontRef idx="minor">
-                          <a:schemeClr val="lt1"/>
-                        </a:fontRef>
-                      </wps:style>
-                      <wps:txbx>
-                        <w:txbxContent>
-                          <w:p>
-                            <w:pPr>
-                              <w:rPr>
-                                <w:rFonts w:ascii="Poppins" w:hAnsi="Poppins" w:cs="Poppins"/>
-                                <w:sz w:val="20"/>
-                                <w:szCs w:val="20"/>
-                                <w:lang w:val="en-GB"/>
-                              </w:rPr>
-                            </w:pPr>
-                            <w:proofErr w:type="spellStart"/>
-                            <w:r>
-                              <w:rPr>
-                                <w:rFonts w:ascii="Poppins" w:hAnsi="Poppins" w:cs="Poppins"/>
-                                <w:color w:val="000000" w:themeColor="text1"/>
-                                <w:sz w:val="20"/>
-                                <w:szCs w:val="20"/>
-                                <w:lang w:val="en-GB"/>
-                              </w:rPr>
-                              <w:t>l'erreur</w:t>
-                            </w:r>
-                            <w:proofErr w:type="spellEnd"/>
-                            <w:r>
-                              <w:rPr>
-                                <w:rFonts w:ascii="Poppins" w:hAnsi="Poppins" w:cs="Poppins"/>
-                                <w:color w:val="000000" w:themeColor="text1"/>
-                                <w:sz w:val="20"/>
-                                <w:szCs w:val="20"/>
-                                <w:lang w:val="en-GB"/>
-                              </w:rPr>
-                              <w:t xml:space="preserve"> </w:t>
-                            </w:r>
-                            <w:proofErr w:type="spellStart"/>
-                            <w:r>
-                              <w:rPr>
-                                <w:rFonts w:ascii="Poppins" w:hAnsi="Poppins" w:cs="Poppins"/>
-                                <w:color w:val="000000" w:themeColor="text1"/>
-                                <w:sz w:val="20"/>
-                                <w:szCs w:val="20"/>
-                                <w:lang w:val="en-GB"/>
-                              </w:rPr>
-                              <w:t>c'est</w:t>
-                            </w:r>
-                            <w:proofErr w:type="spellEnd"/>
-                            <w:r>
-                              <w:rPr>
-                                <w:rFonts w:ascii="Poppins" w:hAnsi="Poppins" w:cs="Poppins"/>
-                                <w:color w:val="000000" w:themeColor="text1"/>
-                                <w:sz w:val="20"/>
-                                <w:szCs w:val="20"/>
-                                <w:lang w:val="en-GB"/>
-                              </w:rPr>
-                              <w:t xml:space="preserve"> </w:t>
-                            </w:r>
-                            <w:proofErr w:type="spellStart"/>
-                            <w:r>
-                              <w:rPr>
-                                <w:rFonts w:ascii="Poppins" w:hAnsi="Poppins" w:cs="Poppins"/>
-                                <w:color w:val="000000" w:themeColor="text1"/>
-                                <w:sz w:val="20"/>
-                                <w:szCs w:val="20"/>
-                                <w:lang w:val="en-GB"/>
-                              </w:rPr>
-                              <w:t>cURL</w:t>
-                            </w:r>
-                            <w:proofErr w:type="spellEnd"/>
-                            <w:r>
-                              <w:rPr>
-                                <w:rFonts w:ascii="Poppins" w:hAnsi="Poppins" w:cs="Poppins"/>
-                                <w:color w:val="000000" w:themeColor="text1"/>
-                                <w:sz w:val="20"/>
-                                <w:szCs w:val="20"/>
-                                <w:lang w:val="en-GB"/>
-                              </w:rPr>
-                              <w:t xml:space="preserve"> error 60: SSL certificate problem: unable to get local issuer certificate (see https://curl.haxx.se/libcurl/c/libcurl-errors.html) for </w:t>
-                            </w:r>
-                            <w:hyperlink r:id="rId9" w:history="1">
-                              <w:r>
-                                <w:rPr>
-                                  <w:rStyle w:val="Lienhypertexte"/>
-                                  <w:rFonts w:ascii="Poppins" w:hAnsi="Poppins" w:cs="Poppins"/>
-                                  <w:sz w:val="20"/>
-                                  <w:szCs w:val="20"/>
-                                  <w:lang w:val="en-GB"/>
-                                </w:rPr>
-                                <w:t>https://api.mailjet.com/v3.1/send</w:t>
-                              </w:r>
-                            </w:hyperlink>
-                          </w:p>
-                          <w:p>
-                            <w:pPr>
-                              <w:rPr>
-                                <w:lang w:val="en-GB"/>
-                              </w:rPr>
-                            </w:pPr>
-                          </w:p>
-                        </w:txbxContent>
-                      </wps:txbx>
-                      <wps:bodyPr rot="0" spcFirstLastPara="0" vertOverflow="overflow" horzOverflow="overflow" vert="horz" wrap="square" lIns="91440" tIns="45720" rIns="91440" bIns="45720" numCol="1" spcCol="0" rtlCol="0" fromWordArt="0" anchor="ctr" anchorCtr="0" forceAA="0" compatLnSpc="1">
-                        <a:prstTxWarp prst="textNoShape">
-                          <a:avLst/>
-                        </a:prstTxWarp>
-                        <a:noAutofit/>
-                      </wps:bodyPr>
-                    </wps:wsp>
-                  </a:graphicData>
-                </a:graphic>
-              </wp:inline>
-            </w:drawing>
-          </mc:Choice>
-          <mc:Fallback>
-            <w:pict>
-              <v:rect w14:anchorId="7BE33317" id="Rectangle 1" o:spid="_x0000_s1026" style="width:468.3pt;height:51.85pt;visibility:visible;mso-wrap-style:square;mso-left-percent:-10001;mso-top-percent:-10001;mso-position-horizontal:absolute;mso-position-horizontal-relative:char;mso-position-vertical:absolute;mso-position-vertical-relative:line;mso-left-percent:-10001;mso-top-percent:-10001;v-text-anchor:middle" o:gfxdata="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" fillcolor="white [3212]" stroked="f" strokeweight="1.5pt">
-                <v:textbox>
-                  <w:txbxContent>
-                    <w:p>
-                      <w:pPr>
-                        <w:rPr>
-                          <w:rFonts w:ascii="Poppins" w:hAnsi="Poppins" w:cs="Poppins"/>
-                          <w:sz w:val="20"/>
-                          <w:szCs w:val="20"/>
-                          <w:lang w:val="en-GB"/>
-                        </w:rPr>
-                      </w:pPr>
-                      <w:proofErr w:type="spellStart"/>
-                      <w:r>
-                        <w:rPr>
-                          <w:rFonts w:ascii="Poppins" w:hAnsi="Poppins" w:cs="Poppins"/>
-                          <w:color w:val="000000" w:themeColor="text1"/>
-                          <w:sz w:val="20"/>
-                          <w:szCs w:val="20"/>
-                          <w:lang w:val="en-GB"/>
-                        </w:rPr>
-                        <w:t>l'erreur</w:t>
-                      </w:r>
-                      <w:proofErr w:type="spellEnd"/>
-                      <w:r>
-                        <w:rPr>
-                          <w:rFonts w:ascii="Poppins" w:hAnsi="Poppins" w:cs="Poppins"/>
-                          <w:color w:val="000000" w:themeColor="text1"/>
-                          <w:sz w:val="20"/>
-                          <w:szCs w:val="20"/>
-                          <w:lang w:val="en-GB"/>
-                        </w:rPr>
-                        <w:t xml:space="preserve"> </w:t>
-                      </w:r>
-                      <w:proofErr w:type="spellStart"/>
-                      <w:r>
-                        <w:rPr>
-                          <w:rFonts w:ascii="Poppins" w:hAnsi="Poppins" w:cs="Poppins"/>
-                          <w:color w:val="000000" w:themeColor="text1"/>
-                          <w:sz w:val="20"/>
-                          <w:szCs w:val="20"/>
-                          <w:lang w:val="en-GB"/>
-                        </w:rPr>
-                        <w:t>c'est</w:t>
-                      </w:r>
-                      <w:proofErr w:type="spellEnd"/>
-                      <w:r>
-                        <w:rPr>
-                          <w:rFonts w:ascii="Poppins" w:hAnsi="Poppins" w:cs="Poppins"/>
-                          <w:color w:val="000000" w:themeColor="text1"/>
-                          <w:sz w:val="20"/>
-                          <w:szCs w:val="20"/>
-                          <w:lang w:val="en-GB"/>
-                        </w:rPr>
-                        <w:t xml:space="preserve"> </w:t>
-                      </w:r>
-                      <w:proofErr w:type="spellStart"/>
-                      <w:r>
-                        <w:rPr>
-                          <w:rFonts w:ascii="Poppins" w:hAnsi="Poppins" w:cs="Poppins"/>
-                          <w:color w:val="000000" w:themeColor="text1"/>
-                          <w:sz w:val="20"/>
-                          <w:szCs w:val="20"/>
-                          <w:lang w:val="en-GB"/>
-                        </w:rPr>
-                        <w:t>cURL</w:t>
-                      </w:r>
-                      <w:proofErr w:type="spellEnd"/>
-                      <w:r>
-                        <w:rPr>
-                          <w:rFonts w:ascii="Poppins" w:hAnsi="Poppins" w:cs="Poppins"/>
-                          <w:color w:val="000000" w:themeColor="text1"/>
-                          <w:sz w:val="20"/>
-                          <w:szCs w:val="20"/>
-                          <w:lang w:val="en-GB"/>
-                        </w:rPr>
-                        <w:t xml:space="preserve"> error 60: SSL certificate problem: unable to get local issuer certificate (see https://curl.haxx.se/libcurl/c/libcurl-errors.html) for </w:t>
-                      </w:r>
-                      <w:hyperlink r:id="rId10" w:history="1">
-                        <w:r>
-                          <w:rPr>
-                            <w:rStyle w:val="Lienhypertexte"/>
-                            <w:rFonts w:ascii="Poppins" w:hAnsi="Poppins" w:cs="Poppins"/>
-                            <w:sz w:val="20"/>
-                            <w:szCs w:val="20"/>
-                            <w:lang w:val="en-GB"/>
-                          </w:rPr>
-                          <w:t>https://api.mailjet.com/v3.1/send</w:t>
-                        </w:r>
-                      </w:hyperlink>
-                    </w:p>
-                    <w:p>
-                      <w:pPr>
-                        <w:rPr>
-                          <w:lang w:val="en-GB"/>
-                        </w:rPr>
-                      </w:pPr>
-                    </w:p>
-                  </w:txbxContent>
-                </v:textbox>
-                <w10:anchorlock/>
-              </v:rect>
-            </w:pict>
-          </mc:Fallback>
-        </mc:AlternateContent>
-      </w:r>
-      <w:r>
-        <w:rPr>
-          <w:rFonts w:ascii="Poppins" w:hAnsi="Poppins" w:cs="Poppins"/>
           <w:sz w:val="20"/>
           <w:szCs w:val="20"/>
         </w:rPr>
-        <w:t xml:space="preserve"> </w:t>
+      </w:pPr>
+      <w:r>
+        <w:rPr>
+          <w:rFonts w:ascii="Poppins" w:hAnsi="Poppins" w:cs="Poppins"/>
+        </w:rPr>
+        <w:t>Erreur qu</w:t>
+      </w:r>
+      <w:r>
+        <w:rPr>
+          <w:rFonts w:ascii="Poppins" w:hAnsi="Poppins" w:cs="Poppins"/>
+        </w:rPr>
+        <w:t>i</w:t>
+      </w:r>
+      <w:r>
+        <w:rPr>
+          <w:rFonts w:ascii="Poppins" w:hAnsi="Poppins" w:cs="Poppins"/>
+        </w:rPr>
+        <w:t xml:space="preserve"> peut s’afficher </w:t>
+      </w:r>
+      <w:r>
+        <w:rPr>
+          <w:rFonts w:ascii="Poppins" w:hAnsi="Poppins" w:cs="Poppins"/>
+        </w:rPr>
+        <w:t xml:space="preserve">dans le cas où </w:t>
+      </w:r>
+      <w:r>
+        <w:rPr>
+          <w:rFonts w:ascii="Poppins" w:hAnsi="Poppins" w:cs="Poppins"/>
+        </w:rPr>
+        <w:t>vos certificats ne sont pas défini</w:t>
+      </w:r>
+      <w:r>
+        <w:rPr>
+          <w:rFonts w:ascii="Poppins" w:hAnsi="Poppins" w:cs="Poppins"/>
+        </w:rPr>
+        <w:t>s</w:t>
+      </w:r>
+      <w:r>
+        <w:rPr>
+          <w:rFonts w:ascii="Poppins" w:hAnsi="Poppins" w:cs="Poppins"/>
+        </w:rPr>
+        <w:t xml:space="preserve"> : </w:t>
+      </w:r>
+    </w:p>
+    <w:p>
+      <w:pPr>
+        <w:jc w:val="center"/>
+        <w:rPr>
+          <w:rFonts w:ascii="Poppins" w:hAnsi="Poppins" w:cs="Poppins"/>
+        </w:rPr>
+      </w:pPr>
+      <w:r>
+        <w:rPr>
+          <w:rFonts w:ascii="Poppins" w:hAnsi="Poppins" w:cs="Poppins"/>
+          <w:noProof/>
+        </w:rPr>
+        <w:lastRenderedPageBreak/>
+        <w:drawing>
+          <wp:inline distT="0" distB="0" distL="0" distR="0" wp14:anchorId="17F72BAE" wp14:editId="7D7266B0">
+            <wp:extent cx="4552950" cy="3448050"/>
+            <wp:effectExtent l="0" t="0" r="0" b="0"/>
+            <wp:docPr id="311671705" name="Image 1" descr="Une image contenant texte, capture d’écran, Police&#10;&#10;Le contenu généré par l’IA peut être incorrect."/>
+            <wp:cNvGraphicFramePr>
+              <a:graphicFrameLocks xmlns:a="http://schemas.openxmlformats.org/drawingml/2006/main" noChangeAspect="1"/>
+            </wp:cNvGraphicFramePr>
+            <a:graphic xmlns:a="http://schemas.openxmlformats.org/drawingml/2006/main">
+              <a:graphicData uri="http://schemas.openxmlformats.org/drawingml/2006/picture">
+                <pic:pic xmlns:pic="http://schemas.openxmlformats.org/drawingml/2006/picture">
+                  <pic:nvPicPr>
+                    <pic:cNvPr id="311671705" name="Image 1" descr="Une image contenant texte, capture d’écran, Police&#10;&#10;Le contenu généré par l’IA peut être incorrect."/>
+                    <pic:cNvPicPr/>
+                  </pic:nvPicPr>
+                  <pic:blipFill>
+                    <a:blip r:embed="rId9"/>
+                    <a:stretch>
+                      <a:fillRect/>
+                    </a:stretch>
+                  </pic:blipFill>
+                  <pic:spPr>
+                    <a:xfrm>
+                      <a:off x="0" y="0"/>
+                      <a:ext cx="4552950" cy="3448050"/>
+                    </a:xfrm>
+                    <a:prstGeom prst="rect">
+                      <a:avLst/>
+                    </a:prstGeom>
+                  </pic:spPr>
+                </pic:pic>
+              </a:graphicData>
+            </a:graphic>
+          </wp:inline>
+        </w:drawing>
       </w:r>
     </w:p>
     <w:p>
@@ -1161,6 +986,7 @@
       <w:r>
         <w:rPr>
           <w:rFonts w:ascii="Poppins" w:hAnsi="Poppins" w:cs="Poppins"/>
+          <w:noProof/>
         </w:rPr>
         <w:drawing>
           <wp:inline distT="0" distB="0" distL="0" distR="0" wp14:anchorId="1EDC9405" wp14:editId="0F273353">
@@ -1178,7 +1004,7 @@
                     <pic:cNvPicPr/>
                   </pic:nvPicPr>
                   <pic:blipFill>
-                    <a:blip r:embed="rId11"/>
+                    <a:blip r:embed="rId10"/>
                     <a:stretch>
                       <a:fillRect/>
                     </a:stretch>
@@ -1286,7 +1112,7 @@
                     <pic:cNvPicPr/>
                   </pic:nvPicPr>
                   <pic:blipFill>
-                    <a:blip r:embed="rId12">
+                    <a:blip r:embed="rId11">
                       <a:extLst>
                         <a:ext uri="{28A0092B-C50C-407E-A947-70E740481C1C}">
                           <a14:useLocalDpi xmlns:a14="http://schemas.microsoft.com/office/drawing/2010/main" val="0"/>
@@ -1377,7 +1203,7 @@
                     <pic:cNvPicPr/>
                   </pic:nvPicPr>
                   <pic:blipFill>
-                    <a:blip r:embed="rId13">
+                    <a:blip r:embed="rId12">
                       <a:extLst>
                         <a:ext uri="{28A0092B-C50C-407E-A947-70E740481C1C}">
                           <a14:useLocalDpi xmlns:a14="http://schemas.microsoft.com/office/drawing/2010/main" val="0"/>
@@ -1439,11 +1265,12 @@
           <w:rFonts w:ascii="Poppins" w:hAnsi="Poppins" w:cs="Poppins"/>
           <w:noProof/>
         </w:rPr>
+        <w:lastRenderedPageBreak/>
         <w:drawing>
-          <wp:inline distT="0" distB="0" distL="0" distR="0" wp14:anchorId="13720664" wp14:editId="186BDC75">
-            <wp:extent cx="2600325" cy="2263009"/>
-            <wp:effectExtent l="0" t="0" r="0" b="4445"/>
-            <wp:docPr id="1818145691" name="Image 1" descr="Une image contenant texte, capture d’écran, logiciel, Icône d’ordinateur&#10;&#10;Le contenu généré par l’IA peut être incorrect."/>
+          <wp:inline distT="0" distB="0" distL="0" distR="0" wp14:anchorId="64EA6F62" wp14:editId="684C84A1">
+            <wp:extent cx="4924425" cy="3876675"/>
+            <wp:effectExtent l="0" t="0" r="9525" b="9525"/>
+            <wp:docPr id="1560908607" name="Image 1" descr="Une image contenant texte, capture d’écran, logiciel, Site web&#10;&#10;Le contenu généré par l’IA peut être incorrect."/>
             <wp:cNvGraphicFramePr>
               <a:graphicFrameLocks xmlns:a="http://schemas.openxmlformats.org/drawingml/2006/main" noChangeAspect="1"/>
             </wp:cNvGraphicFramePr>
@@ -1451,17 +1278,11 @@
               <a:graphicData uri="http://schemas.openxmlformats.org/drawingml/2006/picture">
                 <pic:pic xmlns:pic="http://schemas.openxmlformats.org/drawingml/2006/picture">
                   <pic:nvPicPr>
-                    <pic:cNvPr id="1818145691" name="Image 1" descr="Une image contenant texte, capture d’écran, logiciel, Icône d’ordinateur&#10;&#10;Le contenu généré par l’IA peut être incorrect."/>
+                    <pic:cNvPr id="1560908607" name="Image 1" descr="Une image contenant texte, capture d’écran, logiciel, Site web&#10;&#10;Le contenu généré par l’IA peut être incorrect."/>
                     <pic:cNvPicPr/>
                   </pic:nvPicPr>
                   <pic:blipFill>
-                    <a:blip r:embed="rId14">
-                      <a:extLst>
-                        <a:ext uri="{28A0092B-C50C-407E-A947-70E740481C1C}">
-                          <a14:useLocalDpi xmlns:a14="http://schemas.microsoft.com/office/drawing/2010/main" val="0"/>
-                        </a:ext>
-                      </a:extLst>
-                    </a:blip>
+                    <a:blip r:embed="rId13"/>
                     <a:stretch>
                       <a:fillRect/>
                     </a:stretch>
@@ -1469,7 +1290,7 @@
                   <pic:spPr>
                     <a:xfrm>
                       <a:off x="0" y="0"/>
-                      <a:ext cx="2600325" cy="2263009"/>
+                      <a:ext cx="4924425" cy="3876675"/>
                     </a:xfrm>
                     <a:prstGeom prst="rect">
                       <a:avLst/>
@@ -1502,7 +1323,6 @@
           <w:b/>
           <w:bCs/>
         </w:rPr>
-        <w:lastRenderedPageBreak/>
         <w:t xml:space="preserve">Une fois dans </w:t>
       </w:r>
       <w:proofErr w:type="spellStart"/>
@@ -1571,6 +1391,57 @@
     </w:p>
     <w:p>
       <w:pPr>
+        <w:jc w:val="both"/>
+        <w:rPr>
+          <w:rFonts w:ascii="Poppins" w:hAnsi="Poppins" w:cs="Poppins"/>
+          <w:b/>
+          <w:bCs/>
+        </w:rPr>
+      </w:pPr>
+      <w:r>
+        <w:rPr>
+          <w:rFonts w:ascii="Poppins" w:hAnsi="Poppins" w:cs="Poppins"/>
+          <w:noProof/>
+        </w:rPr>
+        <w:drawing>
+          <wp:inline distT="0" distB="0" distL="0" distR="0" wp14:anchorId="61C1B152" wp14:editId="5323812B">
+            <wp:extent cx="5760720" cy="1348105"/>
+            <wp:effectExtent l="0" t="0" r="0" b="4445"/>
+            <wp:docPr id="869573979" name="Image 1" descr="Une image contenant texte, capture d’écran, ligne, Police&#10;&#10;Le contenu généré par l’IA peut être incorrect."/>
+            <wp:cNvGraphicFramePr>
+              <a:graphicFrameLocks xmlns:a="http://schemas.openxmlformats.org/drawingml/2006/main" noChangeAspect="1"/>
+            </wp:cNvGraphicFramePr>
+            <a:graphic xmlns:a="http://schemas.openxmlformats.org/drawingml/2006/main">
+              <a:graphicData uri="http://schemas.openxmlformats.org/drawingml/2006/picture">
+                <pic:pic xmlns:pic="http://schemas.openxmlformats.org/drawingml/2006/picture">
+                  <pic:nvPicPr>
+                    <pic:cNvPr id="869573979" name="Image 1" descr="Une image contenant texte, capture d’écran, ligne, Police&#10;&#10;Le contenu généré par l’IA peut être incorrect."/>
+                    <pic:cNvPicPr/>
+                  </pic:nvPicPr>
+                  <pic:blipFill>
+                    <a:blip r:embed="rId14"/>
+                    <a:stretch>
+                      <a:fillRect/>
+                    </a:stretch>
+                  </pic:blipFill>
+                  <pic:spPr>
+                    <a:xfrm>
+                      <a:off x="0" y="0"/>
+                      <a:ext cx="5760720" cy="1348105"/>
+                    </a:xfrm>
+                    <a:prstGeom prst="rect">
+                      <a:avLst/>
+                    </a:prstGeom>
+                  </pic:spPr>
+                </pic:pic>
+              </a:graphicData>
+            </a:graphic>
+          </wp:inline>
+        </w:drawing>
+      </w:r>
+    </w:p>
+    <w:p>
+      <w:pPr>
         <w:pStyle w:val="Paragraphedeliste"/>
         <w:numPr>
           <w:ilvl w:val="1"/>
@@ -1613,11 +1484,65 @@
       <w:r>
         <w:rPr>
           <w:rFonts w:ascii="Poppins" w:hAnsi="Poppins" w:cs="Poppins"/>
+          <w:noProof/>
+        </w:rPr>
+        <w:drawing>
+          <wp:inline distT="0" distB="0" distL="0" distR="0" wp14:anchorId="27FE85D1" wp14:editId="755D00A6">
+            <wp:extent cx="5760720" cy="2279650"/>
+            <wp:effectExtent l="0" t="0" r="0" b="6350"/>
+            <wp:docPr id="1455933829" name="Image 1" descr="Une image contenant texte, logiciel, nombre, Police&#10;&#10;Le contenu généré par l’IA peut être incorrect."/>
+            <wp:cNvGraphicFramePr>
+              <a:graphicFrameLocks xmlns:a="http://schemas.openxmlformats.org/drawingml/2006/main" noChangeAspect="1"/>
+            </wp:cNvGraphicFramePr>
+            <a:graphic xmlns:a="http://schemas.openxmlformats.org/drawingml/2006/main">
+              <a:graphicData uri="http://schemas.openxmlformats.org/drawingml/2006/picture">
+                <pic:pic xmlns:pic="http://schemas.openxmlformats.org/drawingml/2006/picture">
+                  <pic:nvPicPr>
+                    <pic:cNvPr id="1455933829" name="Image 1" descr="Une image contenant texte, logiciel, nombre, Police&#10;&#10;Le contenu généré par l’IA peut être incorrect."/>
+                    <pic:cNvPicPr/>
+                  </pic:nvPicPr>
+                  <pic:blipFill>
+                    <a:blip r:embed="rId15"/>
+                    <a:stretch>
+                      <a:fillRect/>
+                    </a:stretch>
+                  </pic:blipFill>
+                  <pic:spPr>
+                    <a:xfrm>
+                      <a:off x="0" y="0"/>
+                      <a:ext cx="5760720" cy="2279650"/>
+                    </a:xfrm>
+                    <a:prstGeom prst="rect">
+                      <a:avLst/>
+                    </a:prstGeom>
+                  </pic:spPr>
+                </pic:pic>
+              </a:graphicData>
+            </a:graphic>
+          </wp:inline>
+        </w:drawing>
+      </w:r>
+    </w:p>
+    <w:p>
+      <w:pPr>
+        <w:jc w:val="both"/>
+        <w:rPr>
+          <w:rFonts w:ascii="Poppins" w:hAnsi="Poppins" w:cs="Poppins"/>
           <w:b/>
           <w:bCs/>
           <w:sz w:val="28"/>
           <w:szCs w:val="28"/>
         </w:rPr>
+      </w:pPr>
+      <w:r>
+        <w:rPr>
+          <w:rFonts w:ascii="Poppins" w:hAnsi="Poppins" w:cs="Poppins"/>
+          <w:b/>
+          <w:bCs/>
+          <w:sz w:val="28"/>
+          <w:szCs w:val="28"/>
+        </w:rPr>
+        <w:lastRenderedPageBreak/>
         <w:t>Modifi</w:t>
       </w:r>
       <w:r>
@@ -1758,7 +1683,76 @@
           <w:b/>
           <w:bCs/>
         </w:rPr>
-        <w:t xml:space="preserve"> = "C:\wamp64\www\SAE_Site_Enchere\newMVC\cacert.pem"</w:t>
+        <w:t xml:space="preserve"> = "C:\wamp64\www\SAE_Site_Enchere</w:t>
+      </w:r>
+      <w:r>
+        <w:rPr>
+          <w:rFonts w:ascii="Poppins" w:hAnsi="Poppins" w:cs="Poppins"/>
+          <w:b/>
+          <w:bCs/>
+        </w:rPr>
+        <w:t>-main</w:t>
+      </w:r>
+      <w:r>
+        <w:rPr>
+          <w:rFonts w:ascii="Poppins" w:hAnsi="Poppins" w:cs="Poppins"/>
+          <w:b/>
+          <w:bCs/>
+        </w:rPr>
+        <w:t>\newMVC\cacert.pem"</w:t>
+      </w:r>
+    </w:p>
+    <w:p>
+      <w:pPr>
+        <w:pStyle w:val="Paragraphedeliste"/>
+        <w:ind w:left="1440"/>
+        <w:jc w:val="both"/>
+        <w:rPr>
+          <w:rFonts w:ascii="Poppins" w:hAnsi="Poppins" w:cs="Poppins"/>
+          <w:b/>
+          <w:bCs/>
+        </w:rPr>
+      </w:pPr>
+      <w:r>
+        <w:rPr>
+          <w:rFonts w:ascii="Poppins" w:hAnsi="Poppins" w:cs="Poppins"/>
+          <w:noProof/>
+        </w:rPr>
+        <w:drawing>
+          <wp:inline distT="0" distB="0" distL="0" distR="0" wp14:anchorId="139BEC59" wp14:editId="5FC6C8A7">
+            <wp:extent cx="5400675" cy="200025"/>
+            <wp:effectExtent l="0" t="0" r="9525" b="9525"/>
+            <wp:docPr id="1264061010" name="Image 1"/>
+            <wp:cNvGraphicFramePr>
+              <a:graphicFrameLocks xmlns:a="http://schemas.openxmlformats.org/drawingml/2006/main" noChangeAspect="1"/>
+            </wp:cNvGraphicFramePr>
+            <a:graphic xmlns:a="http://schemas.openxmlformats.org/drawingml/2006/main">
+              <a:graphicData uri="http://schemas.openxmlformats.org/drawingml/2006/picture">
+                <pic:pic xmlns:pic="http://schemas.openxmlformats.org/drawingml/2006/picture">
+                  <pic:nvPicPr>
+                    <pic:cNvPr id="1264061010" name=""/>
+                    <pic:cNvPicPr/>
+                  </pic:nvPicPr>
+                  <pic:blipFill>
+                    <a:blip r:embed="rId16"/>
+                    <a:stretch>
+                      <a:fillRect/>
+                    </a:stretch>
+                  </pic:blipFill>
+                  <pic:spPr>
+                    <a:xfrm>
+                      <a:off x="0" y="0"/>
+                      <a:ext cx="5400675" cy="200025"/>
+                    </a:xfrm>
+                    <a:prstGeom prst="rect">
+                      <a:avLst/>
+                    </a:prstGeom>
+                  </pic:spPr>
+                </pic:pic>
+              </a:graphicData>
+            </a:graphic>
+          </wp:inline>
+        </w:drawing>
       </w:r>
     </w:p>
     <w:p>
@@ -1842,15 +1836,417 @@
           <w:bCs/>
           <w:lang w:val="en-US"/>
         </w:rPr>
-        <w:t>= "C:\wamp64\www\SAE_Site_Enchere\newMVC\cacert.pem"</w:t>
-      </w:r>
-    </w:p>
-    <w:p>
-      <w:pPr>
+        <w:t>= "C:\wamp64\www\SAE_Site_Enchere</w:t>
+      </w:r>
+      <w:r>
+        <w:rPr>
+          <w:rFonts w:ascii="Poppins" w:hAnsi="Poppins" w:cs="Poppins"/>
+          <w:b/>
+          <w:bCs/>
+          <w:lang w:val="en-US"/>
+        </w:rPr>
+        <w:t>-main</w:t>
+      </w:r>
+      <w:r>
+        <w:rPr>
+          <w:rFonts w:ascii="Poppins" w:hAnsi="Poppins" w:cs="Poppins"/>
+          <w:b/>
+          <w:bCs/>
+          <w:lang w:val="en-US"/>
+        </w:rPr>
+        <w:t>\newMVC\cacert.pem"</w:t>
+      </w:r>
+    </w:p>
+    <w:p>
+      <w:pPr>
+        <w:pStyle w:val="Paragraphedeliste"/>
+        <w:ind w:left="1440"/>
         <w:jc w:val="both"/>
         <w:rPr>
           <w:rFonts w:ascii="Poppins" w:hAnsi="Poppins" w:cs="Poppins"/>
+          <w:b/>
+          <w:bCs/>
           <w:lang w:val="en-US"/>
+        </w:rPr>
+      </w:pPr>
+      <w:r>
+        <w:rPr>
+          <w:rFonts w:ascii="Poppins" w:hAnsi="Poppins" w:cs="Poppins"/>
+          <w:noProof/>
+        </w:rPr>
+        <w:drawing>
+          <wp:inline distT="0" distB="0" distL="0" distR="0" wp14:anchorId="5F6ED857" wp14:editId="3A6E6A48">
+            <wp:extent cx="5457825" cy="152400"/>
+            <wp:effectExtent l="0" t="0" r="9525" b="0"/>
+            <wp:docPr id="355384503" name="Image 1"/>
+            <wp:cNvGraphicFramePr>
+              <a:graphicFrameLocks xmlns:a="http://schemas.openxmlformats.org/drawingml/2006/main" noChangeAspect="1"/>
+            </wp:cNvGraphicFramePr>
+            <a:graphic xmlns:a="http://schemas.openxmlformats.org/drawingml/2006/main">
+              <a:graphicData uri="http://schemas.openxmlformats.org/drawingml/2006/picture">
+                <pic:pic xmlns:pic="http://schemas.openxmlformats.org/drawingml/2006/picture">
+                  <pic:nvPicPr>
+                    <pic:cNvPr id="355384503" name=""/>
+                    <pic:cNvPicPr/>
+                  </pic:nvPicPr>
+                  <pic:blipFill>
+                    <a:blip r:embed="rId17"/>
+                    <a:stretch>
+                      <a:fillRect/>
+                    </a:stretch>
+                  </pic:blipFill>
+                  <pic:spPr>
+                    <a:xfrm>
+                      <a:off x="0" y="0"/>
+                      <a:ext cx="5457825" cy="152400"/>
+                    </a:xfrm>
+                    <a:prstGeom prst="rect">
+                      <a:avLst/>
+                    </a:prstGeom>
+                  </pic:spPr>
+                </pic:pic>
+              </a:graphicData>
+            </a:graphic>
+          </wp:inline>
+        </w:drawing>
+      </w:r>
+    </w:p>
+    <w:p>
+      <w:pPr>
+        <w:jc w:val="both"/>
+        <w:rPr>
+          <w:rFonts w:ascii="Poppins" w:hAnsi="Poppins" w:cs="Poppins"/>
+          <w:b/>
+          <w:bCs/>
+        </w:rPr>
+      </w:pPr>
+      <w:r>
+        <w:rPr>
+          <w:rFonts w:ascii="Poppins" w:hAnsi="Poppins" w:cs="Poppins"/>
+          <w:b/>
+          <w:bCs/>
+        </w:rPr>
+        <w:t xml:space="preserve">Attention : </w:t>
+      </w:r>
+    </w:p>
+    <w:p>
+      <w:pPr>
+        <w:pStyle w:val="Paragraphedeliste"/>
+        <w:numPr>
+          <w:ilvl w:val="0"/>
+          <w:numId w:val="1"/>
+        </w:numPr>
+        <w:jc w:val="both"/>
+        <w:rPr>
+          <w:rFonts w:ascii="Poppins" w:hAnsi="Poppins" w:cs="Poppins"/>
+          <w:b/>
+          <w:bCs/>
+        </w:rPr>
+      </w:pPr>
+      <w:r>
+        <w:rPr>
+          <w:rFonts w:ascii="Poppins" w:hAnsi="Poppins" w:cs="Poppins"/>
+          <w:b/>
+          <w:bCs/>
+        </w:rPr>
+        <w:t>Supprimer les « ; » avant chaque ligne citée sinon le problème sera toujours le même</w:t>
+      </w:r>
+    </w:p>
+    <w:p>
+      <w:pPr>
+        <w:pStyle w:val="Paragraphedeliste"/>
+        <w:numPr>
+          <w:ilvl w:val="0"/>
+          <w:numId w:val="1"/>
+        </w:numPr>
+        <w:jc w:val="both"/>
+        <w:rPr>
+          <w:rFonts w:ascii="Poppins" w:hAnsi="Poppins" w:cs="Poppins"/>
+          <w:b/>
+          <w:bCs/>
+        </w:rPr>
+      </w:pPr>
+      <w:r>
+        <w:rPr>
+          <w:rFonts w:ascii="Poppins" w:hAnsi="Poppins" w:cs="Poppins"/>
+          <w:b/>
+          <w:bCs/>
+        </w:rPr>
+        <w:t>Sauvegarder le fichier avant de le fermer sinon les modifications ne sont pas sauvegardées</w:t>
+      </w:r>
+      <w:r>
+        <w:rPr>
+          <w:rFonts w:ascii="Poppins" w:hAnsi="Poppins" w:cs="Poppins"/>
+          <w:b/>
+          <w:bCs/>
+        </w:rPr>
+        <w:t xml:space="preserve"> (</w:t>
+      </w:r>
+      <w:r>
+        <w:rPr>
+          <w:rFonts w:ascii="Poppins" w:hAnsi="Poppins" w:cs="Poppins"/>
+          <w:b/>
+          <w:bCs/>
+        </w:rPr>
+        <w:t>CTRL +</w:t>
+      </w:r>
+      <w:r>
+        <w:rPr>
+          <w:rFonts w:ascii="Poppins" w:hAnsi="Poppins" w:cs="Poppins"/>
+          <w:b/>
+          <w:bCs/>
+        </w:rPr>
+        <w:t xml:space="preserve"> S</w:t>
+      </w:r>
+      <w:r>
+        <w:rPr>
+          <w:rFonts w:ascii="Poppins" w:hAnsi="Poppins" w:cs="Poppins"/>
+          <w:b/>
+          <w:bCs/>
+        </w:rPr>
+        <w:t xml:space="preserve"> pour sauvegarder</w:t>
+      </w:r>
+      <w:r>
+        <w:rPr>
+          <w:rFonts w:ascii="Poppins" w:hAnsi="Poppins" w:cs="Poppins"/>
+          <w:b/>
+          <w:bCs/>
+        </w:rPr>
+        <w:t>)</w:t>
+      </w:r>
+    </w:p>
+    <w:p>
+      <w:pPr>
+        <w:pStyle w:val="Paragraphedeliste"/>
+        <w:numPr>
+          <w:ilvl w:val="0"/>
+          <w:numId w:val="1"/>
+        </w:numPr>
+        <w:jc w:val="both"/>
+        <w:rPr>
+          <w:rFonts w:ascii="Poppins" w:hAnsi="Poppins" w:cs="Poppins"/>
+          <w:b/>
+          <w:bCs/>
+        </w:rPr>
+      </w:pPr>
+      <w:r>
+        <w:rPr>
+          <w:rFonts w:ascii="Poppins" w:hAnsi="Poppins" w:cs="Poppins"/>
+          <w:b/>
+          <w:bCs/>
+        </w:rPr>
+        <w:t>Relancer WampServer</w:t>
+      </w:r>
+    </w:p>
+    <w:p>
+      <w:pPr>
+        <w:ind w:left="708"/>
+        <w:jc w:val="both"/>
+        <w:rPr>
+          <w:rFonts w:ascii="Poppins" w:hAnsi="Poppins" w:cs="Poppins"/>
+        </w:rPr>
+      </w:pPr>
+      <w:r>
+        <w:rPr>
+          <w:rFonts w:ascii="Poppins" w:hAnsi="Poppins" w:cs="Poppins"/>
+        </w:rPr>
+        <w:t>Pour redémarrer il faut faire faire un clic droit sur l’</w:t>
+      </w:r>
+      <w:r>
+        <w:rPr>
+          <w:rFonts w:ascii="Poppins" w:hAnsi="Poppins" w:cs="Poppins"/>
+        </w:rPr>
+        <w:t>icône</w:t>
+      </w:r>
+      <w:r>
+        <w:rPr>
+          <w:rFonts w:ascii="Poppins" w:hAnsi="Poppins" w:cs="Poppins"/>
+        </w:rPr>
+        <w:t xml:space="preserve"> WampServer et cliquer sur « Redémarrer de zéro » comme ci-dessous :</w:t>
+      </w:r>
+    </w:p>
+    <w:p>
+      <w:pPr>
+        <w:ind w:left="708"/>
+        <w:jc w:val="both"/>
+        <w:rPr>
+          <w:rFonts w:ascii="Poppins" w:hAnsi="Poppins" w:cs="Poppins"/>
+        </w:rPr>
+      </w:pPr>
+      <w:r>
+        <w:rPr>
+          <w:rFonts w:ascii="Poppins" w:hAnsi="Poppins" w:cs="Poppins"/>
+          <w:noProof/>
+        </w:rPr>
+        <w:drawing>
+          <wp:inline distT="0" distB="0" distL="0" distR="0" wp14:anchorId="7457D6A3" wp14:editId="1CF6866E">
+            <wp:extent cx="2962275" cy="3200400"/>
+            <wp:effectExtent l="0" t="0" r="9525" b="0"/>
+            <wp:docPr id="2088868506" name="Image 1" descr="Une image contenant texte, capture d’écran, logiciel, Icône d’ordinateur&#10;&#10;Le contenu généré par l’IA peut être incorrect."/>
+            <wp:cNvGraphicFramePr>
+              <a:graphicFrameLocks xmlns:a="http://schemas.openxmlformats.org/drawingml/2006/main" noChangeAspect="1"/>
+            </wp:cNvGraphicFramePr>
+            <a:graphic xmlns:a="http://schemas.openxmlformats.org/drawingml/2006/main">
+              <a:graphicData uri="http://schemas.openxmlformats.org/drawingml/2006/picture">
+                <pic:pic xmlns:pic="http://schemas.openxmlformats.org/drawingml/2006/picture">
+                  <pic:nvPicPr>
+                    <pic:cNvPr id="2088868506" name="Image 1" descr="Une image contenant texte, capture d’écran, logiciel, Icône d’ordinateur&#10;&#10;Le contenu généré par l’IA peut être incorrect."/>
+                    <pic:cNvPicPr/>
+                  </pic:nvPicPr>
+                  <pic:blipFill>
+                    <a:blip r:embed="rId18"/>
+                    <a:stretch>
+                      <a:fillRect/>
+                    </a:stretch>
+                  </pic:blipFill>
+                  <pic:spPr>
+                    <a:xfrm>
+                      <a:off x="0" y="0"/>
+                      <a:ext cx="2962275" cy="3200400"/>
+                    </a:xfrm>
+                    <a:prstGeom prst="rect">
+                      <a:avLst/>
+                    </a:prstGeom>
+                  </pic:spPr>
+                </pic:pic>
+              </a:graphicData>
+            </a:graphic>
+          </wp:inline>
+        </w:drawing>
+      </w:r>
+    </w:p>
+    <w:p>
+      <w:pPr>
+        <w:ind w:left="708"/>
+        <w:jc w:val="both"/>
+        <w:rPr>
+          <w:rFonts w:ascii="Poppins" w:hAnsi="Poppins" w:cs="Poppins"/>
+        </w:rPr>
+      </w:pPr>
+      <w:r>
+        <w:rPr>
+          <w:rFonts w:ascii="Poppins" w:hAnsi="Poppins" w:cs="Poppins"/>
+        </w:rPr>
+        <w:t>DURANT CE LAPS DE TEMPS LOCALHOST EST INACESSIBLE.</w:t>
+      </w:r>
+    </w:p>
+    <w:p>
+      <w:pPr>
+        <w:ind w:left="708"/>
+        <w:jc w:val="both"/>
+        <w:rPr>
+          <w:rFonts w:ascii="Poppins" w:hAnsi="Poppins" w:cs="Poppins"/>
+        </w:rPr>
+      </w:pPr>
+      <w:r>
+        <w:rPr>
+          <w:rFonts w:ascii="Poppins" w:hAnsi="Poppins" w:cs="Poppins"/>
+        </w:rPr>
+        <w:lastRenderedPageBreak/>
+        <w:t>Une fois WampServer complètement redémarrer, r</w:t>
+      </w:r>
+      <w:r>
+        <w:rPr>
+          <w:rFonts w:ascii="Poppins" w:hAnsi="Poppins" w:cs="Poppins"/>
+        </w:rPr>
+        <w:t xml:space="preserve">etourner sur </w:t>
+      </w:r>
+      <w:r>
+        <w:rPr>
+          <w:rFonts w:ascii="Poppins" w:hAnsi="Poppins" w:cs="Poppins"/>
+        </w:rPr>
+        <w:t>votre page</w:t>
+      </w:r>
+    </w:p>
+    <w:p>
+      <w:pPr>
+        <w:ind w:left="708"/>
+        <w:jc w:val="both"/>
+        <w:rPr>
+          <w:rFonts w:ascii="Poppins" w:hAnsi="Poppins" w:cs="Poppins"/>
+        </w:rPr>
+      </w:pPr>
+    </w:p>
+    <w:p>
+      <w:pPr>
+        <w:jc w:val="both"/>
+        <w:rPr>
+          <w:rFonts w:ascii="Poppins" w:hAnsi="Poppins" w:cs="Poppins"/>
+        </w:rPr>
+      </w:pPr>
+      <w:r>
+        <w:rPr>
+          <w:rFonts w:ascii="Poppins" w:hAnsi="Poppins" w:cs="Poppins"/>
+        </w:rPr>
+        <w:t>Désormais lorsque que vous vous connectez vous devriez voir votre page</w:t>
+      </w:r>
+      <w:r>
+        <w:rPr>
+          <w:rFonts w:ascii="Poppins" w:hAnsi="Poppins" w:cs="Poppins"/>
+        </w:rPr>
+        <w:t xml:space="preserve"> avec vos informations personnelles sans erreurs</w:t>
+      </w:r>
+      <w:r>
+        <w:rPr>
+          <w:rFonts w:ascii="Poppins" w:hAnsi="Poppins" w:cs="Poppins"/>
+        </w:rPr>
+        <w:t> :</w:t>
+      </w:r>
+    </w:p>
+    <w:p>
+      <w:pPr>
+        <w:jc w:val="both"/>
+        <w:rPr>
+          <w:rFonts w:ascii="Poppins" w:hAnsi="Poppins" w:cs="Poppins"/>
+        </w:rPr>
+      </w:pPr>
+      <w:r>
+        <w:rPr>
+          <w:rFonts w:ascii="Poppins" w:hAnsi="Poppins" w:cs="Poppins"/>
+          <w:noProof/>
+        </w:rPr>
+        <w:drawing>
+          <wp:inline distT="0" distB="0" distL="0" distR="0" wp14:anchorId="770033B7" wp14:editId="3F002CCB">
+            <wp:extent cx="5760720" cy="3182620"/>
+            <wp:effectExtent l="0" t="0" r="0" b="0"/>
+            <wp:docPr id="992067764" name="Image 1" descr="Une image contenant texte, capture d’écran, nombre, logiciel&#10;&#10;Le contenu généré par l’IA peut être incorrect."/>
+            <wp:cNvGraphicFramePr>
+              <a:graphicFrameLocks xmlns:a="http://schemas.openxmlformats.org/drawingml/2006/main" noChangeAspect="1"/>
+            </wp:cNvGraphicFramePr>
+            <a:graphic xmlns:a="http://schemas.openxmlformats.org/drawingml/2006/main">
+              <a:graphicData uri="http://schemas.openxmlformats.org/drawingml/2006/picture">
+                <pic:pic xmlns:pic="http://schemas.openxmlformats.org/drawingml/2006/picture">
+                  <pic:nvPicPr>
+                    <pic:cNvPr id="992067764" name="Image 1" descr="Une image contenant texte, capture d’écran, nombre, logiciel&#10;&#10;Le contenu généré par l’IA peut être incorrect."/>
+                    <pic:cNvPicPr/>
+                  </pic:nvPicPr>
+                  <pic:blipFill>
+                    <a:blip r:embed="rId19"/>
+                    <a:stretch>
+                      <a:fillRect/>
+                    </a:stretch>
+                  </pic:blipFill>
+                  <pic:spPr>
+                    <a:xfrm>
+                      <a:off x="0" y="0"/>
+                      <a:ext cx="5760720" cy="3182620"/>
+                    </a:xfrm>
+                    <a:prstGeom prst="rect">
+                      <a:avLst/>
+                    </a:prstGeom>
+                  </pic:spPr>
+                </pic:pic>
+              </a:graphicData>
+            </a:graphic>
+          </wp:inline>
+        </w:drawing>
+      </w:r>
+    </w:p>
+    <w:p>
+      <w:pPr>
+        <w:jc w:val="both"/>
+        <w:rPr>
+          <w:rFonts w:ascii="Poppins" w:hAnsi="Poppins" w:cs="Poppins"/>
         </w:rPr>
       </w:pPr>
     </w:p>
@@ -1925,7 +2321,7 @@
         </w:trPr>
         <w:tc>
           <w:tcPr>
-            <w:tcW w:w="1050" w:type="dxa"/>
+            <w:tcW w:w="1049" w:type="dxa"/>
             <w:tcBorders>
               <w:top w:val="single" w:sz="6" w:space="0" w:color="auto"/>
               <w:left w:val="single" w:sz="6" w:space="0" w:color="auto"/>
@@ -1959,7 +2355,7 @@
         </w:tc>
         <w:tc>
           <w:tcPr>
-            <w:tcW w:w="1320" w:type="dxa"/>
+            <w:tcW w:w="1388" w:type="dxa"/>
             <w:tcBorders>
               <w:top w:val="single" w:sz="6" w:space="0" w:color="auto"/>
               <w:left w:val="single" w:sz="6" w:space="0" w:color="auto"/>
@@ -1993,7 +2389,7 @@
         </w:tc>
         <w:tc>
           <w:tcPr>
-            <w:tcW w:w="1575" w:type="dxa"/>
+            <w:tcW w:w="1569" w:type="dxa"/>
             <w:tcBorders>
               <w:top w:val="single" w:sz="6" w:space="0" w:color="auto"/>
               <w:left w:val="single" w:sz="6" w:space="0" w:color="auto"/>
@@ -2027,7 +2423,7 @@
         </w:tc>
         <w:tc>
           <w:tcPr>
-            <w:tcW w:w="1574" w:type="dxa"/>
+            <w:tcW w:w="1565" w:type="dxa"/>
             <w:tcBorders>
               <w:top w:val="single" w:sz="6" w:space="0" w:color="auto"/>
               <w:left w:val="single" w:sz="6" w:space="0" w:color="auto"/>
@@ -2061,7 +2457,7 @@
         </w:tc>
         <w:tc>
           <w:tcPr>
-            <w:tcW w:w="3537" w:type="dxa"/>
+            <w:tcW w:w="3485" w:type="dxa"/>
             <w:tcBorders>
               <w:top w:val="single" w:sz="6" w:space="0" w:color="auto"/>
               <w:left w:val="single" w:sz="6" w:space="0" w:color="auto"/>
@@ -2100,7 +2496,7 @@
         </w:trPr>
         <w:tc>
           <w:tcPr>
-            <w:tcW w:w="1050" w:type="dxa"/>
+            <w:tcW w:w="1049" w:type="dxa"/>
             <w:tcBorders>
               <w:top w:val="single" w:sz="6" w:space="0" w:color="auto"/>
               <w:left w:val="single" w:sz="6" w:space="0" w:color="auto"/>
@@ -2126,7 +2522,7 @@
         </w:tc>
         <w:tc>
           <w:tcPr>
-            <w:tcW w:w="1320" w:type="dxa"/>
+            <w:tcW w:w="1388" w:type="dxa"/>
             <w:tcBorders>
               <w:top w:val="single" w:sz="6" w:space="0" w:color="auto"/>
               <w:left w:val="single" w:sz="6" w:space="0" w:color="auto"/>
@@ -2152,7 +2548,7 @@
         </w:tc>
         <w:tc>
           <w:tcPr>
-            <w:tcW w:w="1575" w:type="dxa"/>
+            <w:tcW w:w="1569" w:type="dxa"/>
             <w:tcBorders>
               <w:top w:val="single" w:sz="6" w:space="0" w:color="auto"/>
               <w:left w:val="single" w:sz="6" w:space="0" w:color="auto"/>
@@ -2172,19 +2568,13 @@
               <w:rPr>
                 <w:rFonts w:ascii="Poppins" w:hAnsi="Poppins" w:cs="Poppins"/>
               </w:rPr>
-              <w:t>BARTHOUX-SAUZE T.</w:t>
-            </w:r>
-            <w:r>
-              <w:rPr>
-                <w:rFonts w:ascii="Poppins" w:hAnsi="Poppins" w:cs="Poppins"/>
-              </w:rPr>
-              <w:t> </w:t>
+              <w:t>BARTHOUX-SAUZE T. </w:t>
             </w:r>
           </w:p>
         </w:tc>
         <w:tc>
           <w:tcPr>
-            <w:tcW w:w="1574" w:type="dxa"/>
+            <w:tcW w:w="1565" w:type="dxa"/>
             <w:tcBorders>
               <w:top w:val="single" w:sz="6" w:space="0" w:color="auto"/>
               <w:left w:val="single" w:sz="6" w:space="0" w:color="auto"/>
@@ -2204,19 +2594,13 @@
               <w:rPr>
                 <w:rFonts w:ascii="Poppins" w:hAnsi="Poppins" w:cs="Poppins"/>
               </w:rPr>
-              <w:t> </w:t>
-            </w:r>
-            <w:r>
-              <w:rPr>
-                <w:rFonts w:ascii="Poppins" w:hAnsi="Poppins" w:cs="Poppins"/>
-              </w:rPr>
-              <w:t>GARNIER J.</w:t>
+              <w:t> GARNIER J.</w:t>
             </w:r>
           </w:p>
         </w:tc>
         <w:tc>
           <w:tcPr>
-            <w:tcW w:w="3537" w:type="dxa"/>
+            <w:tcW w:w="3485" w:type="dxa"/>
             <w:tcBorders>
               <w:top w:val="single" w:sz="6" w:space="0" w:color="auto"/>
               <w:left w:val="single" w:sz="6" w:space="0" w:color="auto"/>
@@ -2247,7 +2631,7 @@
         </w:trPr>
         <w:tc>
           <w:tcPr>
-            <w:tcW w:w="1050" w:type="dxa"/>
+            <w:tcW w:w="1049" w:type="dxa"/>
             <w:tcBorders>
               <w:top w:val="single" w:sz="6" w:space="0" w:color="auto"/>
               <w:left w:val="single" w:sz="6" w:space="0" w:color="auto"/>
@@ -2272,7 +2656,7 @@
         </w:tc>
         <w:tc>
           <w:tcPr>
-            <w:tcW w:w="1320" w:type="dxa"/>
+            <w:tcW w:w="1388" w:type="dxa"/>
             <w:tcBorders>
               <w:top w:val="single" w:sz="6" w:space="0" w:color="auto"/>
               <w:left w:val="single" w:sz="6" w:space="0" w:color="auto"/>
@@ -2297,7 +2681,7 @@
         </w:tc>
         <w:tc>
           <w:tcPr>
-            <w:tcW w:w="1575" w:type="dxa"/>
+            <w:tcW w:w="1569" w:type="dxa"/>
             <w:tcBorders>
               <w:top w:val="single" w:sz="6" w:space="0" w:color="auto"/>
               <w:left w:val="single" w:sz="6" w:space="0" w:color="auto"/>
@@ -2322,7 +2706,7 @@
         </w:tc>
         <w:tc>
           <w:tcPr>
-            <w:tcW w:w="1574" w:type="dxa"/>
+            <w:tcW w:w="1565" w:type="dxa"/>
             <w:tcBorders>
               <w:top w:val="single" w:sz="6" w:space="0" w:color="auto"/>
               <w:left w:val="single" w:sz="6" w:space="0" w:color="auto"/>
@@ -2341,7 +2725,7 @@
         </w:tc>
         <w:tc>
           <w:tcPr>
-            <w:tcW w:w="3537" w:type="dxa"/>
+            <w:tcW w:w="3485" w:type="dxa"/>
             <w:tcBorders>
               <w:top w:val="single" w:sz="6" w:space="0" w:color="auto"/>
               <w:left w:val="single" w:sz="6" w:space="0" w:color="auto"/>
@@ -2365,6 +2749,130 @@
           </w:p>
         </w:tc>
       </w:tr>
+      <w:tr>
+        <w:trPr>
+          <w:trHeight w:val="300"/>
+        </w:trPr>
+        <w:tc>
+          <w:tcPr>
+            <w:tcW w:w="1049" w:type="dxa"/>
+            <w:tcBorders>
+              <w:top w:val="single" w:sz="6" w:space="0" w:color="auto"/>
+              <w:left w:val="single" w:sz="6" w:space="0" w:color="auto"/>
+              <w:bottom w:val="single" w:sz="6" w:space="0" w:color="auto"/>
+              <w:right w:val="single" w:sz="6" w:space="0" w:color="auto"/>
+            </w:tcBorders>
+          </w:tcPr>
+          <w:p>
+            <w:pPr>
+              <w:jc w:val="both"/>
+              <w:rPr>
+                <w:rFonts w:ascii="Poppins" w:hAnsi="Poppins" w:cs="Poppins"/>
+              </w:rPr>
+            </w:pPr>
+            <w:r>
+              <w:rPr>
+                <w:rFonts w:ascii="Poppins" w:hAnsi="Poppins" w:cs="Poppins"/>
+              </w:rPr>
+              <w:t>V3</w:t>
+            </w:r>
+          </w:p>
+        </w:tc>
+        <w:tc>
+          <w:tcPr>
+            <w:tcW w:w="1388" w:type="dxa"/>
+            <w:tcBorders>
+              <w:top w:val="single" w:sz="6" w:space="0" w:color="auto"/>
+              <w:left w:val="single" w:sz="6" w:space="0" w:color="auto"/>
+              <w:bottom w:val="single" w:sz="6" w:space="0" w:color="auto"/>
+              <w:right w:val="single" w:sz="6" w:space="0" w:color="auto"/>
+            </w:tcBorders>
+          </w:tcPr>
+          <w:p>
+            <w:pPr>
+              <w:jc w:val="both"/>
+              <w:rPr>
+                <w:rFonts w:ascii="Poppins" w:hAnsi="Poppins" w:cs="Poppins"/>
+              </w:rPr>
+            </w:pPr>
+            <w:r>
+              <w:rPr>
+                <w:rFonts w:ascii="Poppins" w:hAnsi="Poppins" w:cs="Poppins"/>
+              </w:rPr>
+              <w:t>1/03/2026</w:t>
+            </w:r>
+          </w:p>
+        </w:tc>
+        <w:tc>
+          <w:tcPr>
+            <w:tcW w:w="1569" w:type="dxa"/>
+            <w:tcBorders>
+              <w:top w:val="single" w:sz="6" w:space="0" w:color="auto"/>
+              <w:left w:val="single" w:sz="6" w:space="0" w:color="auto"/>
+              <w:bottom w:val="single" w:sz="6" w:space="0" w:color="auto"/>
+              <w:right w:val="single" w:sz="6" w:space="0" w:color="auto"/>
+            </w:tcBorders>
+          </w:tcPr>
+          <w:p>
+            <w:pPr>
+              <w:jc w:val="both"/>
+              <w:rPr>
+                <w:rFonts w:ascii="Poppins" w:hAnsi="Poppins" w:cs="Poppins"/>
+              </w:rPr>
+            </w:pPr>
+            <w:r>
+              <w:rPr>
+                <w:rFonts w:ascii="Poppins" w:hAnsi="Poppins" w:cs="Poppins"/>
+              </w:rPr>
+              <w:t>GARNIER J.</w:t>
+            </w:r>
+          </w:p>
+        </w:tc>
+        <w:tc>
+          <w:tcPr>
+            <w:tcW w:w="1565" w:type="dxa"/>
+            <w:tcBorders>
+              <w:top w:val="single" w:sz="6" w:space="0" w:color="auto"/>
+              <w:left w:val="single" w:sz="6" w:space="0" w:color="auto"/>
+              <w:bottom w:val="single" w:sz="6" w:space="0" w:color="auto"/>
+              <w:right w:val="single" w:sz="6" w:space="0" w:color="auto"/>
+            </w:tcBorders>
+          </w:tcPr>
+          <w:p>
+            <w:pPr>
+              <w:jc w:val="both"/>
+              <w:rPr>
+                <w:rFonts w:ascii="Poppins" w:hAnsi="Poppins" w:cs="Poppins"/>
+              </w:rPr>
+            </w:pPr>
+          </w:p>
+        </w:tc>
+        <w:tc>
+          <w:tcPr>
+            <w:tcW w:w="3485" w:type="dxa"/>
+            <w:tcBorders>
+              <w:top w:val="single" w:sz="6" w:space="0" w:color="auto"/>
+              <w:left w:val="single" w:sz="6" w:space="0" w:color="auto"/>
+              <w:bottom w:val="single" w:sz="6" w:space="0" w:color="auto"/>
+              <w:right w:val="single" w:sz="6" w:space="0" w:color="auto"/>
+            </w:tcBorders>
+          </w:tcPr>
+          <w:p>
+            <w:pPr>
+              <w:jc w:val="both"/>
+              <w:rPr>
+                <w:rFonts w:ascii="Poppins" w:hAnsi="Poppins" w:cs="Poppins"/>
+              </w:rPr>
+            </w:pPr>
+            <w:r>
+              <w:rPr>
+                <w:rFonts w:ascii="Poppins" w:hAnsi="Poppins" w:cs="Poppins"/>
+              </w:rPr>
+              <w:t>Ajout de quelques détails supplémentaires</w:t>
+            </w:r>
+          </w:p>
+        </w:tc>
+      </w:tr>
     </w:tbl>
     <w:p>
       <w:pPr>
@@ -2375,7 +2883,7 @@
       </w:pPr>
     </w:p>
     <w:sectPr>
-      <w:footerReference w:type="default" r:id="rId15"/>
+      <w:footerReference w:type="default" r:id="rId20"/>
       <w:pgSz w:w="11906" w:h="16838"/>
       <w:pgMar w:top="1417" w:right="1417" w:bottom="1417" w:left="1417" w:header="708" w:footer="708" w:gutter="0"/>
       <w:cols w:space="708"/>

--- a/Documents/Procedure/Procedure_Certificat_Mailjet.docx
+++ b/Documents/Procedure/Procedure_Certificat_Mailjet.docx
@@ -431,13 +431,13 @@
         <w:rPr>
           <w:rFonts w:ascii="Poppins" w:hAnsi="Poppins" w:cs="Poppins"/>
         </w:rPr>
-        <w:t>d’une erreur de certificat externe au code</w:t>
-      </w:r>
-      <w:r>
-        <w:rPr>
-          <w:rFonts w:ascii="Poppins" w:hAnsi="Poppins" w:cs="Poppins"/>
-        </w:rPr>
-        <w:t xml:space="preserve"> avec </w:t>
+        <w:t xml:space="preserve">d’une erreur </w:t>
+      </w:r>
+      <w:r>
+        <w:rPr>
+          <w:rFonts w:ascii="Poppins" w:hAnsi="Poppins" w:cs="Poppins"/>
+        </w:rPr>
+        <w:t xml:space="preserve">avec </w:t>
       </w:r>
       <w:proofErr w:type="spellStart"/>
       <w:r>
@@ -540,240 +540,6 @@
     </w:p>
     <w:p>
       <w:pPr>
-        <w:jc w:val="both"/>
-        <w:rPr>
-          <w:rFonts w:ascii="Poppins" w:hAnsi="Poppins" w:cs="Poppins"/>
-        </w:rPr>
-      </w:pPr>
-    </w:p>
-    <w:p>
-      <w:pPr>
-        <w:jc w:val="both"/>
-        <w:rPr>
-          <w:rFonts w:ascii="Poppins" w:hAnsi="Poppins" w:cs="Poppins"/>
-        </w:rPr>
-      </w:pPr>
-      <w:r>
-        <w:rPr>
-          <w:rFonts w:ascii="Poppins" w:hAnsi="Poppins" w:cs="Poppins"/>
-        </w:rPr>
-        <w:t xml:space="preserve">L’erreur qui peut être visible </w:t>
-      </w:r>
-      <w:r>
-        <w:rPr>
-          <w:rFonts w:ascii="Poppins" w:hAnsi="Poppins" w:cs="Poppins"/>
-        </w:rPr>
-        <w:t>à</w:t>
-      </w:r>
-      <w:r>
-        <w:rPr>
-          <w:rFonts w:ascii="Poppins" w:hAnsi="Poppins" w:cs="Poppins"/>
-        </w:rPr>
-        <w:t xml:space="preserve"> la soumission d’un formulaire de mise en vente d’un produit</w:t>
-      </w:r>
-      <w:r>
-        <w:rPr>
-          <w:rFonts w:ascii="Poppins" w:hAnsi="Poppins" w:cs="Poppins"/>
-        </w:rPr>
-        <w:t xml:space="preserve"> ou lors de la connexion</w:t>
-      </w:r>
-      <w:r>
-        <w:rPr>
-          <w:rFonts w:ascii="Poppins" w:hAnsi="Poppins" w:cs="Poppins"/>
-        </w:rPr>
-        <w:t>,</w:t>
-      </w:r>
-      <w:r>
-        <w:rPr>
-          <w:rFonts w:ascii="Poppins" w:hAnsi="Poppins" w:cs="Poppins"/>
-        </w:rPr>
-        <w:t xml:space="preserve"> </w:t>
-      </w:r>
-      <w:r>
-        <w:rPr>
-          <w:rFonts w:ascii="Poppins" w:hAnsi="Poppins" w:cs="Poppins"/>
-        </w:rPr>
-        <w:t xml:space="preserve">vous </w:t>
-      </w:r>
-      <w:r>
-        <w:rPr>
-          <w:rFonts w:ascii="Poppins" w:hAnsi="Poppins" w:cs="Poppins"/>
-        </w:rPr>
-        <w:t>indique</w:t>
-      </w:r>
-      <w:r>
-        <w:rPr>
-          <w:rFonts w:ascii="Poppins" w:hAnsi="Poppins" w:cs="Poppins"/>
-        </w:rPr>
-        <w:t>ra</w:t>
-      </w:r>
-      <w:r>
-        <w:rPr>
-          <w:rFonts w:ascii="Poppins" w:hAnsi="Poppins" w:cs="Poppins"/>
-        </w:rPr>
-        <w:t xml:space="preserve"> que vos certificats ne sont pas </w:t>
-      </w:r>
-      <w:r>
-        <w:rPr>
-          <w:rFonts w:ascii="Poppins" w:hAnsi="Poppins" w:cs="Poppins"/>
-        </w:rPr>
-        <w:t>à</w:t>
-      </w:r>
-      <w:r>
-        <w:rPr>
-          <w:rFonts w:ascii="Poppins" w:hAnsi="Poppins" w:cs="Poppins"/>
-        </w:rPr>
-        <w:t xml:space="preserve"> jour dans votre environnement local.</w:t>
-      </w:r>
-    </w:p>
-    <w:p>
-      <w:pPr>
-        <w:jc w:val="both"/>
-        <w:rPr>
-          <w:rFonts w:ascii="Poppins" w:hAnsi="Poppins" w:cs="Poppins"/>
-        </w:rPr>
-      </w:pPr>
-    </w:p>
-    <w:p>
-      <w:pPr>
-        <w:jc w:val="both"/>
-        <w:rPr>
-          <w:rFonts w:ascii="Poppins" w:hAnsi="Poppins" w:cs="Poppins"/>
-        </w:rPr>
-      </w:pPr>
-      <w:r>
-        <w:rPr>
-          <w:rFonts w:ascii="Poppins" w:hAnsi="Poppins" w:cs="Poppins"/>
-        </w:rPr>
-        <w:t>Certificat</w:t>
-      </w:r>
-      <w:r>
-        <w:rPr>
-          <w:rFonts w:ascii="Poppins" w:hAnsi="Poppins" w:cs="Poppins"/>
-        </w:rPr>
-        <w:t>s</w:t>
-      </w:r>
-      <w:r>
-        <w:rPr>
-          <w:rFonts w:ascii="Poppins" w:hAnsi="Poppins" w:cs="Poppins"/>
-        </w:rPr>
-        <w:t xml:space="preserve"> qui impacte</w:t>
-      </w:r>
-      <w:r>
-        <w:rPr>
-          <w:rFonts w:ascii="Poppins" w:hAnsi="Poppins" w:cs="Poppins"/>
-        </w:rPr>
-        <w:t>nt</w:t>
-      </w:r>
-      <w:r>
-        <w:rPr>
-          <w:rFonts w:ascii="Poppins" w:hAnsi="Poppins" w:cs="Poppins"/>
-        </w:rPr>
-        <w:t xml:space="preserve"> cette erreur : </w:t>
-      </w:r>
-    </w:p>
-    <w:p>
-      <w:pPr>
-        <w:pStyle w:val="Paragraphedeliste"/>
-        <w:numPr>
-          <w:ilvl w:val="0"/>
-          <w:numId w:val="1"/>
-        </w:numPr>
-        <w:jc w:val="both"/>
-        <w:rPr>
-          <w:rFonts w:ascii="Poppins" w:hAnsi="Poppins" w:cs="Poppins"/>
-          <w:b/>
-          <w:bCs/>
-        </w:rPr>
-      </w:pPr>
-      <w:r>
-        <w:rPr>
-          <w:rFonts w:ascii="Poppins" w:hAnsi="Poppins" w:cs="Poppins"/>
-          <w:b/>
-          <w:bCs/>
-        </w:rPr>
-        <w:t>Curl</w:t>
-      </w:r>
-    </w:p>
-    <w:p>
-      <w:pPr>
-        <w:pStyle w:val="Paragraphedeliste"/>
-        <w:numPr>
-          <w:ilvl w:val="0"/>
-          <w:numId w:val="1"/>
-        </w:numPr>
-        <w:jc w:val="both"/>
-        <w:rPr>
-          <w:rFonts w:ascii="Poppins" w:hAnsi="Poppins" w:cs="Poppins"/>
-          <w:b/>
-          <w:bCs/>
-        </w:rPr>
-      </w:pPr>
-      <w:proofErr w:type="spellStart"/>
-      <w:r>
-        <w:rPr>
-          <w:rFonts w:ascii="Poppins" w:hAnsi="Poppins" w:cs="Poppins"/>
-          <w:b/>
-          <w:bCs/>
-        </w:rPr>
-        <w:t>Openssl</w:t>
-      </w:r>
-      <w:proofErr w:type="spellEnd"/>
-    </w:p>
-    <w:p>
-      <w:pPr>
-        <w:jc w:val="both"/>
-        <w:rPr>
-          <w:rFonts w:ascii="Poppins" w:hAnsi="Poppins" w:cs="Poppins"/>
-          <w:sz w:val="20"/>
-          <w:szCs w:val="20"/>
-        </w:rPr>
-      </w:pPr>
-      <w:r>
-        <w:rPr>
-          <w:rFonts w:ascii="Poppins" w:hAnsi="Poppins" w:cs="Poppins"/>
-        </w:rPr>
-        <w:t>Erreur qu</w:t>
-      </w:r>
-      <w:r>
-        <w:rPr>
-          <w:rFonts w:ascii="Poppins" w:hAnsi="Poppins" w:cs="Poppins"/>
-        </w:rPr>
-        <w:t>i</w:t>
-      </w:r>
-      <w:r>
-        <w:rPr>
-          <w:rFonts w:ascii="Poppins" w:hAnsi="Poppins" w:cs="Poppins"/>
-        </w:rPr>
-        <w:t xml:space="preserve"> peut s’afficher </w:t>
-      </w:r>
-      <w:r>
-        <w:rPr>
-          <w:rFonts w:ascii="Poppins" w:hAnsi="Poppins" w:cs="Poppins"/>
-        </w:rPr>
-        <w:t xml:space="preserve">dans le cas où </w:t>
-      </w:r>
-      <w:r>
-        <w:rPr>
-          <w:rFonts w:ascii="Poppins" w:hAnsi="Poppins" w:cs="Poppins"/>
-        </w:rPr>
-        <w:t>vos certificats ne sont pas défini</w:t>
-      </w:r>
-      <w:r>
-        <w:rPr>
-          <w:rFonts w:ascii="Poppins" w:hAnsi="Poppins" w:cs="Poppins"/>
-        </w:rPr>
-        <w:t>s</w:t>
-      </w:r>
-      <w:r>
-        <w:rPr>
-          <w:rFonts w:ascii="Poppins" w:hAnsi="Poppins" w:cs="Poppins"/>
-        </w:rPr>
-        <w:t xml:space="preserve"> : </w:t>
-      </w:r>
-    </w:p>
-    <w:p>
-      <w:pPr>
         <w:jc w:val="center"/>
         <w:rPr>
           <w:rFonts w:ascii="Poppins" w:hAnsi="Poppins" w:cs="Poppins"/>
@@ -784,9 +550,8 @@
           <w:rFonts w:ascii="Poppins" w:hAnsi="Poppins" w:cs="Poppins"/>
           <w:noProof/>
         </w:rPr>
-        <w:lastRenderedPageBreak/>
         <w:drawing>
-          <wp:inline distT="0" distB="0" distL="0" distR="0" wp14:anchorId="17F72BAE" wp14:editId="7D7266B0">
+          <wp:inline distT="0" distB="0" distL="0" distR="0" wp14:anchorId="71D3A948" wp14:editId="60121BE0">
             <wp:extent cx="4552950" cy="3448050"/>
             <wp:effectExtent l="0" t="0" r="0" b="0"/>
             <wp:docPr id="311671705" name="Image 1" descr="Une image contenant texte, capture d’écran, Police&#10;&#10;Le contenu généré par l’IA peut être incorrect."/>
@@ -824,23 +589,95 @@
     </w:p>
     <w:p>
       <w:pPr>
-        <w:rPr>
-          <w:rFonts w:ascii="Poppins" w:hAnsi="Poppins" w:cs="Poppins"/>
-          <w:sz w:val="20"/>
-          <w:szCs w:val="20"/>
-        </w:rPr>
-      </w:pPr>
-      <w:r>
-        <w:rPr>
-          <w:rFonts w:ascii="Poppins" w:hAnsi="Poppins" w:cs="Poppins"/>
-          <w:sz w:val="20"/>
-          <w:szCs w:val="20"/>
-        </w:rPr>
-        <w:br w:type="page"/>
+        <w:jc w:val="both"/>
+        <w:rPr>
+          <w:rFonts w:ascii="Poppins" w:hAnsi="Poppins" w:cs="Poppins"/>
+        </w:rPr>
+      </w:pPr>
+      <w:r>
+        <w:rPr>
+          <w:rFonts w:ascii="Poppins" w:hAnsi="Poppins" w:cs="Poppins"/>
+        </w:rPr>
+        <w:lastRenderedPageBreak/>
+        <w:t xml:space="preserve">L’erreur qui peut être visible </w:t>
+      </w:r>
+      <w:r>
+        <w:rPr>
+          <w:rFonts w:ascii="Poppins" w:hAnsi="Poppins" w:cs="Poppins"/>
+        </w:rPr>
+        <w:t>à</w:t>
+      </w:r>
+      <w:r>
+        <w:rPr>
+          <w:rFonts w:ascii="Poppins" w:hAnsi="Poppins" w:cs="Poppins"/>
+        </w:rPr>
+        <w:t xml:space="preserve"> la soumission d’un formulaire de mise en vente d’un produit</w:t>
+      </w:r>
+      <w:r>
+        <w:rPr>
+          <w:rFonts w:ascii="Poppins" w:hAnsi="Poppins" w:cs="Poppins"/>
+        </w:rPr>
+        <w:t xml:space="preserve"> ou lors de la connexion</w:t>
+      </w:r>
+      <w:r>
+        <w:rPr>
+          <w:rFonts w:ascii="Poppins" w:hAnsi="Poppins" w:cs="Poppins"/>
+        </w:rPr>
+        <w:t>,</w:t>
+      </w:r>
+      <w:r>
+        <w:rPr>
+          <w:rFonts w:ascii="Poppins" w:hAnsi="Poppins" w:cs="Poppins"/>
+        </w:rPr>
+        <w:t xml:space="preserve"> </w:t>
+      </w:r>
+      <w:r>
+        <w:rPr>
+          <w:rFonts w:ascii="Poppins" w:hAnsi="Poppins" w:cs="Poppins"/>
+        </w:rPr>
+        <w:t xml:space="preserve">vous </w:t>
+      </w:r>
+      <w:r>
+        <w:rPr>
+          <w:rFonts w:ascii="Poppins" w:hAnsi="Poppins" w:cs="Poppins"/>
+        </w:rPr>
+        <w:t>indique</w:t>
+      </w:r>
+      <w:r>
+        <w:rPr>
+          <w:rFonts w:ascii="Poppins" w:hAnsi="Poppins" w:cs="Poppins"/>
+        </w:rPr>
+        <w:t>ra</w:t>
+      </w:r>
+      <w:r>
+        <w:rPr>
+          <w:rFonts w:ascii="Poppins" w:hAnsi="Poppins" w:cs="Poppins"/>
+        </w:rPr>
+        <w:t xml:space="preserve"> que vos certificats ne sont pas </w:t>
+      </w:r>
+      <w:r>
+        <w:rPr>
+          <w:rFonts w:ascii="Poppins" w:hAnsi="Poppins" w:cs="Poppins"/>
+        </w:rPr>
+        <w:t>à</w:t>
+      </w:r>
+      <w:r>
+        <w:rPr>
+          <w:rFonts w:ascii="Poppins" w:hAnsi="Poppins" w:cs="Poppins"/>
+        </w:rPr>
+        <w:t xml:space="preserve"> jour dans votre environnement local.</w:t>
       </w:r>
     </w:p>
     <w:p>
       <w:pPr>
+        <w:jc w:val="both"/>
+        <w:rPr>
+          <w:rFonts w:ascii="Poppins" w:hAnsi="Poppins" w:cs="Poppins"/>
+        </w:rPr>
+      </w:pPr>
+    </w:p>
+    <w:p>
+      <w:pPr>
         <w:pStyle w:val="Titre2"/>
         <w:jc w:val="both"/>
         <w:rPr>
@@ -852,7 +689,6 @@
         <w:rPr>
           <w:rFonts w:ascii="Poppins" w:hAnsi="Poppins" w:cs="Poppins"/>
         </w:rPr>
-        <w:lastRenderedPageBreak/>
         <w:t>Comment résoudre le problème</w:t>
       </w:r>
       <w:bookmarkEnd w:id="1"/>
@@ -983,6 +819,83 @@
           <w:rFonts w:ascii="Poppins" w:hAnsi="Poppins" w:cs="Poppins"/>
         </w:rPr>
       </w:pPr>
+      <w:r>
+        <w:rPr>
+          <w:rFonts w:ascii="Poppins" w:hAnsi="Poppins" w:cs="Poppins"/>
+          <w:noProof/>
+        </w:rPr>
+        <mc:AlternateContent>
+          <mc:Choice Requires="wps">
+            <w:drawing>
+              <wp:anchor distT="0" distB="0" distL="114300" distR="114300" simplePos="0" relativeHeight="251663360" behindDoc="0" locked="0" layoutInCell="1" allowOverlap="1" wp14:anchorId="5B964850" wp14:editId="2014297B">
+                <wp:simplePos x="0" y="0"/>
+                <wp:positionH relativeFrom="column">
+                  <wp:posOffset>2043430</wp:posOffset>
+                </wp:positionH>
+                <wp:positionV relativeFrom="paragraph">
+                  <wp:posOffset>193675</wp:posOffset>
+                </wp:positionV>
+                <wp:extent cx="581025" cy="533400"/>
+                <wp:effectExtent l="0" t="0" r="28575" b="19050"/>
+                <wp:wrapNone/>
+                <wp:docPr id="1224324720" name="Ellipse 1"/>
+                <wp:cNvGraphicFramePr/>
+                <a:graphic xmlns:a="http://schemas.openxmlformats.org/drawingml/2006/main">
+                  <a:graphicData uri="http://schemas.microsoft.com/office/word/2010/wordprocessingShape">
+                    <wps:wsp>
+                      <wps:cNvSpPr/>
+                      <wps:spPr>
+                        <a:xfrm>
+                          <a:off x="0" y="0"/>
+                          <a:ext cx="581025" cy="533400"/>
+                        </a:xfrm>
+                        <a:prstGeom prst="ellipse">
+                          <a:avLst/>
+                        </a:prstGeom>
+                        <a:noFill/>
+                        <a:ln>
+                          <a:solidFill>
+                            <a:srgbClr val="C00000"/>
+                          </a:solidFill>
+                        </a:ln>
+                      </wps:spPr>
+                      <wps:style>
+                        <a:lnRef idx="2">
+                          <a:schemeClr val="accent1">
+                            <a:shade val="15000"/>
+                          </a:schemeClr>
+                        </a:lnRef>
+                        <a:fillRef idx="1">
+                          <a:schemeClr val="accent1"/>
+                        </a:fillRef>
+                        <a:effectRef idx="0">
+                          <a:schemeClr val="accent1"/>
+                        </a:effectRef>
+                        <a:fontRef idx="minor">
+                          <a:schemeClr val="lt1"/>
+                        </a:fontRef>
+                      </wps:style>
+                      <wps:bodyPr rot="0" spcFirstLastPara="0" vertOverflow="overflow" horzOverflow="overflow" vert="horz" wrap="square" lIns="91440" tIns="45720" rIns="91440" bIns="45720" numCol="1" spcCol="0" rtlCol="0" fromWordArt="0" anchor="ctr" anchorCtr="0" forceAA="0" compatLnSpc="1">
+                        <a:prstTxWarp prst="textNoShape">
+                          <a:avLst/>
+                        </a:prstTxWarp>
+                        <a:noAutofit/>
+                      </wps:bodyPr>
+                    </wps:wsp>
+                  </a:graphicData>
+                </a:graphic>
+              </wp:anchor>
+            </w:drawing>
+          </mc:Choice>
+          <mc:Fallback>
+            <w:pict>
+              <v:oval w14:anchorId="53418CF1" id="Ellipse 1" o:spid="_x0000_s1026" style="position:absolute;margin-left:160.9pt;margin-top:15.25pt;width:45.75pt;height:42pt;z-index:251663360;visibility:visible;mso-wrap-style:square;mso-wrap-distance-left:9pt;mso-wrap-distance-top:0;mso-wrap-distance-right:9pt;mso-wrap-distance-bottom:0;mso-position-horizontal:absolute;mso-position-horizontal-relative:text;mso-position-vertical:absolute;mso-position-vertical-relative:text;v-text-anchor:middle" o:gfxdata="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" filled="f" strokecolor="#c00000" strokeweight="1.5pt">
+                <v:stroke joinstyle="miter"/>
+              </v:oval>
+            </w:pict>
+          </mc:Fallback>
+        </mc:AlternateContent>
+      </w:r>
       <w:r>
         <w:rPr>
           <w:rFonts w:ascii="Poppins" w:hAnsi="Poppins" w:cs="Poppins"/>
@@ -1063,16 +976,14 @@
         </w:rPr>
         <w:t xml:space="preserve"> gauche sur le logo </w:t>
       </w:r>
-      <w:proofErr w:type="spellStart"/>
-      <w:r>
-        <w:rPr>
-          <w:rFonts w:ascii="Poppins" w:hAnsi="Poppins" w:cs="Poppins"/>
-          <w:b/>
-          <w:bCs/>
-        </w:rPr>
-        <w:t>wamp</w:t>
-      </w:r>
-      <w:proofErr w:type="spellEnd"/>
+      <w:r>
+        <w:rPr>
+          <w:rFonts w:ascii="Poppins" w:hAnsi="Poppins" w:cs="Poppins"/>
+          <w:b/>
+          <w:bCs/>
+        </w:rPr>
+        <w:t>WampServer</w:t>
+      </w:r>
       <w:r>
         <w:rPr>
           <w:rFonts w:ascii="Poppins" w:hAnsi="Poppins" w:cs="Poppins"/>
@@ -1153,16 +1064,14 @@
           <w:bCs/>
         </w:rPr>
       </w:pPr>
-      <w:proofErr w:type="spellStart"/>
-      <w:r>
-        <w:rPr>
-          <w:rFonts w:ascii="Poppins" w:hAnsi="Poppins" w:cs="Poppins"/>
-          <w:b/>
-          <w:bCs/>
-        </w:rPr>
-        <w:t>Php</w:t>
-      </w:r>
-      <w:proofErr w:type="spellEnd"/>
+      <w:r>
+        <w:rPr>
+          <w:rFonts w:ascii="Poppins" w:hAnsi="Poppins" w:cs="Poppins"/>
+          <w:b/>
+          <w:bCs/>
+        </w:rPr>
+        <w:t>PHP</w:t>
+      </w:r>
       <w:r>
         <w:rPr>
           <w:rFonts w:ascii="Poppins" w:hAnsi="Poppins" w:cs="Poppins"/>
@@ -1188,8 +1097,8 @@
           <w:noProof/>
         </w:rPr>
         <w:drawing>
-          <wp:inline distT="0" distB="0" distL="0" distR="0" wp14:anchorId="434F229D" wp14:editId="4DEFC39F">
-            <wp:extent cx="1067435" cy="1676400"/>
+          <wp:inline distT="0" distB="0" distL="0" distR="0" wp14:anchorId="434F229D" wp14:editId="3D1D2753">
+            <wp:extent cx="2076450" cy="3261052"/>
             <wp:effectExtent l="0" t="0" r="0" b="0"/>
             <wp:docPr id="1118133884" name="Image 1" descr="Une image contenant texte, Appareils électroniques, capture d’écran, logiciel&#10;&#10;Le contenu généré par l’IA peut être incorrect."/>
             <wp:cNvGraphicFramePr>
@@ -1217,7 +1126,7 @@
                   <pic:spPr>
                     <a:xfrm>
                       <a:off x="0" y="0"/>
-                      <a:ext cx="1067435" cy="1676400"/>
+                      <a:ext cx="2079126" cy="3265255"/>
                     </a:xfrm>
                     <a:prstGeom prst="rect">
                       <a:avLst/>
@@ -1250,6 +1159,7 @@
           <w:b/>
           <w:bCs/>
         </w:rPr>
+        <w:lastRenderedPageBreak/>
         <w:t>Php.ini</w:t>
       </w:r>
     </w:p>
@@ -1265,7 +1175,163 @@
           <w:rFonts w:ascii="Poppins" w:hAnsi="Poppins" w:cs="Poppins"/>
           <w:noProof/>
         </w:rPr>
-        <w:lastRenderedPageBreak/>
+        <mc:AlternateContent>
+          <mc:Choice Requires="wps">
+            <w:drawing>
+              <wp:anchor distT="0" distB="0" distL="114300" distR="114300" simplePos="0" relativeHeight="251666432" behindDoc="0" locked="0" layoutInCell="1" allowOverlap="1" wp14:anchorId="0B94DD60" wp14:editId="33A2D448">
+                <wp:simplePos x="0" y="0"/>
+                <wp:positionH relativeFrom="column">
+                  <wp:posOffset>652780</wp:posOffset>
+                </wp:positionH>
+                <wp:positionV relativeFrom="paragraph">
+                  <wp:posOffset>2117090</wp:posOffset>
+                </wp:positionV>
+                <wp:extent cx="2647950" cy="352425"/>
+                <wp:effectExtent l="0" t="0" r="19050" b="28575"/>
+                <wp:wrapNone/>
+                <wp:docPr id="1211479141" name="Ellipse 2"/>
+                <wp:cNvGraphicFramePr/>
+                <a:graphic xmlns:a="http://schemas.openxmlformats.org/drawingml/2006/main">
+                  <a:graphicData uri="http://schemas.microsoft.com/office/word/2010/wordprocessingShape">
+                    <wps:wsp>
+                      <wps:cNvSpPr/>
+                      <wps:spPr>
+                        <a:xfrm>
+                          <a:off x="0" y="0"/>
+                          <a:ext cx="2647950" cy="352425"/>
+                        </a:xfrm>
+                        <a:prstGeom prst="ellipse">
+                          <a:avLst/>
+                        </a:prstGeom>
+                        <a:noFill/>
+                        <a:ln>
+                          <a:solidFill>
+                            <a:srgbClr val="C00000"/>
+                          </a:solidFill>
+                        </a:ln>
+                      </wps:spPr>
+                      <wps:style>
+                        <a:lnRef idx="2">
+                          <a:schemeClr val="accent1">
+                            <a:shade val="15000"/>
+                          </a:schemeClr>
+                        </a:lnRef>
+                        <a:fillRef idx="1">
+                          <a:schemeClr val="accent1"/>
+                        </a:fillRef>
+                        <a:effectRef idx="0">
+                          <a:schemeClr val="accent1"/>
+                        </a:effectRef>
+                        <a:fontRef idx="minor">
+                          <a:schemeClr val="lt1"/>
+                        </a:fontRef>
+                      </wps:style>
+                      <wps:bodyPr rot="0" spcFirstLastPara="0" vertOverflow="overflow" horzOverflow="overflow" vert="horz" wrap="square" lIns="91440" tIns="45720" rIns="91440" bIns="45720" numCol="1" spcCol="0" rtlCol="0" fromWordArt="0" anchor="ctr" anchorCtr="0" forceAA="0" compatLnSpc="1">
+                        <a:prstTxWarp prst="textNoShape">
+                          <a:avLst/>
+                        </a:prstTxWarp>
+                        <a:noAutofit/>
+                      </wps:bodyPr>
+                    </wps:wsp>
+                  </a:graphicData>
+                </a:graphic>
+                <wp14:sizeRelH relativeFrom="margin">
+                  <wp14:pctWidth>0</wp14:pctWidth>
+                </wp14:sizeRelH>
+              </wp:anchor>
+            </w:drawing>
+          </mc:Choice>
+          <mc:Fallback>
+            <w:pict>
+              <v:oval w14:anchorId="08247ACA" id="Ellipse 2" o:spid="_x0000_s1026" style="position:absolute;margin-left:51.4pt;margin-top:166.7pt;width:208.5pt;height:27.75pt;z-index:251666432;visibility:visible;mso-wrap-style:square;mso-width-percent:0;mso-wrap-distance-left:9pt;mso-wrap-distance-top:0;mso-wrap-distance-right:9pt;mso-wrap-distance-bottom:0;mso-position-horizontal:absolute;mso-position-horizontal-relative:text;mso-position-vertical:absolute;mso-position-vertical-relative:text;mso-width-percent:0;mso-width-relative:margin;v-text-anchor:middle" o:gfxdata="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" filled="f" strokecolor="#c00000" strokeweight="1.5pt">
+                <v:stroke joinstyle="miter"/>
+              </v:oval>
+            </w:pict>
+          </mc:Fallback>
+        </mc:AlternateContent>
+      </w:r>
+      <w:r>
+        <w:rPr>
+          <w:rFonts w:ascii="Poppins" w:hAnsi="Poppins" w:cs="Poppins"/>
+          <w:noProof/>
+        </w:rPr>
+        <mc:AlternateContent>
+          <mc:Choice Requires="wps">
+            <w:drawing>
+              <wp:anchor distT="0" distB="0" distL="114300" distR="114300" simplePos="0" relativeHeight="251664384" behindDoc="0" locked="0" layoutInCell="1" allowOverlap="1" wp14:anchorId="0765E7CB" wp14:editId="1FA35156">
+                <wp:simplePos x="0" y="0"/>
+                <wp:positionH relativeFrom="column">
+                  <wp:posOffset>3357880</wp:posOffset>
+                </wp:positionH>
+                <wp:positionV relativeFrom="paragraph">
+                  <wp:posOffset>1336040</wp:posOffset>
+                </wp:positionV>
+                <wp:extent cx="2038350" cy="352425"/>
+                <wp:effectExtent l="0" t="0" r="19050" b="28575"/>
+                <wp:wrapNone/>
+                <wp:docPr id="603939105" name="Ellipse 2"/>
+                <wp:cNvGraphicFramePr/>
+                <a:graphic xmlns:a="http://schemas.openxmlformats.org/drawingml/2006/main">
+                  <a:graphicData uri="http://schemas.microsoft.com/office/word/2010/wordprocessingShape">
+                    <wps:wsp>
+                      <wps:cNvSpPr/>
+                      <wps:spPr>
+                        <a:xfrm>
+                          <a:off x="0" y="0"/>
+                          <a:ext cx="2038350" cy="352425"/>
+                        </a:xfrm>
+                        <a:prstGeom prst="ellipse">
+                          <a:avLst/>
+                        </a:prstGeom>
+                        <a:noFill/>
+                        <a:ln>
+                          <a:solidFill>
+                            <a:srgbClr val="C00000"/>
+                          </a:solidFill>
+                        </a:ln>
+                      </wps:spPr>
+                      <wps:style>
+                        <a:lnRef idx="2">
+                          <a:schemeClr val="accent1">
+                            <a:shade val="15000"/>
+                          </a:schemeClr>
+                        </a:lnRef>
+                        <a:fillRef idx="1">
+                          <a:schemeClr val="accent1"/>
+                        </a:fillRef>
+                        <a:effectRef idx="0">
+                          <a:schemeClr val="accent1"/>
+                        </a:effectRef>
+                        <a:fontRef idx="minor">
+                          <a:schemeClr val="lt1"/>
+                        </a:fontRef>
+                      </wps:style>
+                      <wps:bodyPr rot="0" spcFirstLastPara="0" vertOverflow="overflow" horzOverflow="overflow" vert="horz" wrap="square" lIns="91440" tIns="45720" rIns="91440" bIns="45720" numCol="1" spcCol="0" rtlCol="0" fromWordArt="0" anchor="ctr" anchorCtr="0" forceAA="0" compatLnSpc="1">
+                        <a:prstTxWarp prst="textNoShape">
+                          <a:avLst/>
+                        </a:prstTxWarp>
+                        <a:noAutofit/>
+                      </wps:bodyPr>
+                    </wps:wsp>
+                  </a:graphicData>
+                </a:graphic>
+              </wp:anchor>
+            </w:drawing>
+          </mc:Choice>
+          <mc:Fallback>
+            <w:pict>
+              <v:oval w14:anchorId="535D8075" id="Ellipse 2" o:spid="_x0000_s1026" style="position:absolute;margin-left:264.4pt;margin-top:105.2pt;width:160.5pt;height:27.75pt;z-index:251664384;visibility:visible;mso-wrap-style:square;mso-wrap-distance-left:9pt;mso-wrap-distance-top:0;mso-wrap-distance-right:9pt;mso-wrap-distance-bottom:0;mso-position-horizontal:absolute;mso-position-horizontal-relative:text;mso-position-vertical:absolute;mso-position-vertical-relative:text;v-text-anchor:middle" o:gfxdata="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" filled="f" strokecolor="#c00000" strokeweight="1.5pt">
+                <v:stroke joinstyle="miter"/>
+              </v:oval>
+            </w:pict>
+          </mc:Fallback>
+        </mc:AlternateContent>
+      </w:r>
+      <w:r>
+        <w:rPr>
+          <w:rFonts w:ascii="Poppins" w:hAnsi="Poppins" w:cs="Poppins"/>
+          <w:noProof/>
+        </w:rPr>
         <w:drawing>
           <wp:inline distT="0" distB="0" distL="0" distR="0" wp14:anchorId="64EA6F62" wp14:editId="684C84A1">
             <wp:extent cx="4924425" cy="3876675"/>
@@ -1359,7 +1425,39 @@
           <w:b/>
           <w:bCs/>
         </w:rPr>
-        <w:t xml:space="preserve"> effectuée un CTRL + F et rechercher :</w:t>
+        <w:t xml:space="preserve"> effectu</w:t>
+      </w:r>
+      <w:r>
+        <w:rPr>
+          <w:rFonts w:ascii="Poppins" w:hAnsi="Poppins" w:cs="Poppins"/>
+          <w:b/>
+          <w:bCs/>
+        </w:rPr>
+        <w:t>ez</w:t>
+      </w:r>
+      <w:r>
+        <w:rPr>
+          <w:rFonts w:ascii="Poppins" w:hAnsi="Poppins" w:cs="Poppins"/>
+          <w:b/>
+          <w:bCs/>
+        </w:rPr>
+        <w:t xml:space="preserve"> un CTRL + F et recherche</w:t>
+      </w:r>
+      <w:r>
+        <w:rPr>
+          <w:rFonts w:ascii="Poppins" w:hAnsi="Poppins" w:cs="Poppins"/>
+          <w:b/>
+          <w:bCs/>
+        </w:rPr>
+        <w:t>z</w:t>
+      </w:r>
+      <w:r>
+        <w:rPr>
+          <w:rFonts w:ascii="Poppins" w:hAnsi="Poppins" w:cs="Poppins"/>
+          <w:b/>
+          <w:bCs/>
+        </w:rPr>
+        <w:t> :</w:t>
       </w:r>
     </w:p>
     <w:p>
@@ -1486,6 +1584,7 @@
           <w:rFonts w:ascii="Poppins" w:hAnsi="Poppins" w:cs="Poppins"/>
           <w:noProof/>
         </w:rPr>
+        <w:lastRenderedPageBreak/>
         <w:drawing>
           <wp:inline distT="0" distB="0" distL="0" distR="0" wp14:anchorId="27FE85D1" wp14:editId="755D00A6">
             <wp:extent cx="5760720" cy="2279650"/>
@@ -1542,7 +1641,6 @@
           <w:sz w:val="28"/>
           <w:szCs w:val="28"/>
         </w:rPr>
-        <w:lastRenderedPageBreak/>
         <w:t>Modifi</w:t>
       </w:r>
       <w:r>
@@ -1918,159 +2016,575 @@
           <w:rFonts w:ascii="Poppins" w:hAnsi="Poppins" w:cs="Poppins"/>
           <w:b/>
           <w:bCs/>
-        </w:rPr>
-      </w:pPr>
-      <w:r>
-        <w:rPr>
-          <w:rFonts w:ascii="Poppins" w:hAnsi="Poppins" w:cs="Poppins"/>
-          <w:b/>
-          <w:bCs/>
-        </w:rPr>
-        <w:t xml:space="preserve">Attention : </w:t>
+          <w:lang w:val="en-US"/>
+        </w:rPr>
+      </w:pPr>
+      <w:r>
+        <w:rPr>
+          <w:noProof/>
+          <w:lang w:eastAsia="fr-FR"/>
+        </w:rPr>
+        <w:lastRenderedPageBreak/>
+        <mc:AlternateContent>
+          <mc:Choice Requires="wps">
+            <w:drawing>
+              <wp:anchor distT="0" distB="0" distL="114300" distR="114300" simplePos="0" relativeHeight="251668480" behindDoc="1" locked="0" layoutInCell="1" allowOverlap="1" wp14:anchorId="796D5CC6" wp14:editId="64C5BEDA">
+                <wp:simplePos x="0" y="0"/>
+                <wp:positionH relativeFrom="margin">
+                  <wp:align>center</wp:align>
+                </wp:positionH>
+                <wp:positionV relativeFrom="paragraph">
+                  <wp:posOffset>0</wp:posOffset>
+                </wp:positionV>
+                <wp:extent cx="6838950" cy="6810375"/>
+                <wp:effectExtent l="0" t="0" r="19050" b="28575"/>
+                <wp:wrapSquare wrapText="bothSides"/>
+                <wp:docPr id="1360104477" name="Rectangle 5"/>
+                <wp:cNvGraphicFramePr/>
+                <a:graphic xmlns:a="http://schemas.openxmlformats.org/drawingml/2006/main">
+                  <a:graphicData uri="http://schemas.microsoft.com/office/word/2010/wordprocessingShape">
+                    <wps:wsp>
+                      <wps:cNvSpPr/>
+                      <wps:spPr>
+                        <a:xfrm>
+                          <a:off x="0" y="0"/>
+                          <a:ext cx="6838950" cy="6810375"/>
+                        </a:xfrm>
+                        <a:prstGeom prst="rect">
+                          <a:avLst/>
+                        </a:prstGeom>
+                        <a:noFill/>
+                        <a:ln>
+                          <a:solidFill>
+                            <a:srgbClr val="C00000"/>
+                          </a:solidFill>
+                        </a:ln>
+                      </wps:spPr>
+                      <wps:style>
+                        <a:lnRef idx="2">
+                          <a:schemeClr val="accent1">
+                            <a:shade val="15000"/>
+                          </a:schemeClr>
+                        </a:lnRef>
+                        <a:fillRef idx="1">
+                          <a:schemeClr val="accent1"/>
+                        </a:fillRef>
+                        <a:effectRef idx="0">
+                          <a:schemeClr val="accent1"/>
+                        </a:effectRef>
+                        <a:fontRef idx="minor">
+                          <a:schemeClr val="lt1"/>
+                        </a:fontRef>
+                      </wps:style>
+                      <wps:txbx>
+                        <w:txbxContent>
+                          <w:p>
+                            <w:pPr>
+                              <w:jc w:val="center"/>
+                              <w:rPr>
+                                <w:rFonts w:ascii="Poppins" w:hAnsi="Poppins" w:cs="Poppins"/>
+                                <w:b/>
+                                <w:bCs/>
+                                <w:color w:val="EE0000"/>
+                                <w:sz w:val="44"/>
+                                <w:szCs w:val="44"/>
+                              </w:rPr>
+                            </w:pPr>
+                            <w:r>
+                              <w:rPr>
+                                <w:rFonts w:ascii="Poppins" w:hAnsi="Poppins" w:cs="Poppins"/>
+                                <w:b/>
+                                <w:bCs/>
+                                <w:color w:val="EE0000"/>
+                                <w:sz w:val="44"/>
+                                <w:szCs w:val="44"/>
+                              </w:rPr>
+                              <w:t>Attention</w:t>
+                            </w:r>
+                          </w:p>
+                          <w:p>
+                            <w:pPr>
+                              <w:pStyle w:val="Paragraphedeliste"/>
+                              <w:numPr>
+                                <w:ilvl w:val="0"/>
+                                <w:numId w:val="1"/>
+                              </w:numPr>
+                              <w:jc w:val="both"/>
+                              <w:rPr>
+                                <w:rFonts w:ascii="Poppins" w:hAnsi="Poppins" w:cs="Poppins"/>
+                                <w:b/>
+                                <w:bCs/>
+                              </w:rPr>
+                            </w:pPr>
+                            <w:r>
+                              <w:rPr>
+                                <w:rFonts w:ascii="Poppins" w:hAnsi="Poppins" w:cs="Poppins"/>
+                                <w:b/>
+                                <w:bCs/>
+                              </w:rPr>
+                              <w:t>Supprimer les « ; » avant chaque ligne citée sinon le problème sera toujours le même</w:t>
+                            </w:r>
+                            <w:r>
+                              <w:rPr>
+                                <w:rFonts w:ascii="Poppins" w:hAnsi="Poppins" w:cs="Poppins"/>
+                                <w:b/>
+                                <w:bCs/>
+                              </w:rPr>
+                              <w:t xml:space="preserve"> </w:t>
+                            </w:r>
+                            <w:r>
+                              <w:rPr>
+                                <w:rFonts w:ascii="Poppins" w:hAnsi="Poppins" w:cs="Poppins"/>
+                              </w:rPr>
+                              <w:t>(cela met la ligne en commentaire donc ne sera pas exécuté</w:t>
+                            </w:r>
+                            <w:r>
+                              <w:rPr>
+                                <w:rFonts w:ascii="Poppins" w:hAnsi="Poppins" w:cs="Poppins"/>
+                              </w:rPr>
+                              <w:t>e</w:t>
+                            </w:r>
+                            <w:r>
+                              <w:rPr>
+                                <w:rFonts w:ascii="Poppins" w:hAnsi="Poppins" w:cs="Poppins"/>
+                              </w:rPr>
+                              <w:t>)</w:t>
+                            </w:r>
+                          </w:p>
+                          <w:p>
+                            <w:pPr>
+                              <w:pStyle w:val="Paragraphedeliste"/>
+                              <w:numPr>
+                                <w:ilvl w:val="0"/>
+                                <w:numId w:val="1"/>
+                              </w:numPr>
+                              <w:jc w:val="both"/>
+                              <w:rPr>
+                                <w:rFonts w:ascii="Poppins" w:hAnsi="Poppins" w:cs="Poppins"/>
+                                <w:b/>
+                                <w:bCs/>
+                              </w:rPr>
+                            </w:pPr>
+                            <w:r>
+                              <w:rPr>
+                                <w:rFonts w:ascii="Poppins" w:hAnsi="Poppins" w:cs="Poppins"/>
+                                <w:b/>
+                                <w:bCs/>
+                              </w:rPr>
+                              <w:t xml:space="preserve">Sauvegarder le fichier avant de le fermer sinon les modifications ne sont pas sauvegardées </w:t>
+                            </w:r>
+                            <w:r>
+                              <w:rPr>
+                                <w:rFonts w:ascii="Poppins" w:hAnsi="Poppins" w:cs="Poppins"/>
+                              </w:rPr>
+                              <w:t>(CTRL + S pour sauvegarder)</w:t>
+                            </w:r>
+                          </w:p>
+                          <w:p>
+                            <w:pPr>
+                              <w:pStyle w:val="Paragraphedeliste"/>
+                              <w:numPr>
+                                <w:ilvl w:val="0"/>
+                                <w:numId w:val="1"/>
+                              </w:numPr>
+                              <w:jc w:val="both"/>
+                              <w:rPr>
+                                <w:rFonts w:ascii="Poppins" w:hAnsi="Poppins" w:cs="Poppins"/>
+                                <w:b/>
+                                <w:bCs/>
+                              </w:rPr>
+                            </w:pPr>
+                            <w:r>
+                              <w:rPr>
+                                <w:rFonts w:ascii="Poppins" w:hAnsi="Poppins" w:cs="Poppins"/>
+                                <w:b/>
+                                <w:bCs/>
+                              </w:rPr>
+                              <w:t>Relancer WampServer</w:t>
+                            </w:r>
+                          </w:p>
+                          <w:p>
+                            <w:pPr>
+                              <w:ind w:left="708"/>
+                              <w:jc w:val="both"/>
+                              <w:rPr>
+                                <w:rFonts w:ascii="Poppins" w:hAnsi="Poppins" w:cs="Poppins"/>
+                              </w:rPr>
+                            </w:pPr>
+                            <w:r>
+                              <w:rPr>
+                                <w:rFonts w:ascii="Poppins" w:hAnsi="Poppins" w:cs="Poppins"/>
+                              </w:rPr>
+                              <w:t>Pour redémarrer il faut faire faire un clic droit sur l’icône WampServer et cliquer sur « Redémarrer de zéro » comme ci-dessous :</w:t>
+                            </w:r>
+                          </w:p>
+                          <w:p>
+                            <w:pPr>
+                              <w:ind w:left="708"/>
+                              <w:jc w:val="both"/>
+                              <w:rPr>
+                                <w:rFonts w:ascii="Poppins" w:hAnsi="Poppins" w:cs="Poppins"/>
+                              </w:rPr>
+                            </w:pPr>
+                            <w:r>
+                              <w:rPr>
+                                <w:rFonts w:ascii="Poppins" w:hAnsi="Poppins" w:cs="Poppins"/>
+                                <w:noProof/>
+                              </w:rPr>
+                              <w:drawing>
+                                <wp:inline distT="0" distB="0" distL="0" distR="0" wp14:anchorId="51E607EE" wp14:editId="00CB25DC">
+                                  <wp:extent cx="2962275" cy="3200400"/>
+                                  <wp:effectExtent l="0" t="0" r="9525" b="0"/>
+                                  <wp:docPr id="743448761" name="Image 1" descr="Une image contenant texte, capture d’écran, logiciel, Icône d’ordinateur&#10;&#10;Le contenu généré par l’IA peut être incorrect."/>
+                                  <wp:cNvGraphicFramePr>
+                                    <a:graphicFrameLocks xmlns:a="http://schemas.openxmlformats.org/drawingml/2006/main" noChangeAspect="1"/>
+                                  </wp:cNvGraphicFramePr>
+                                  <a:graphic xmlns:a="http://schemas.openxmlformats.org/drawingml/2006/main">
+                                    <a:graphicData uri="http://schemas.openxmlformats.org/drawingml/2006/picture">
+                                      <pic:pic xmlns:pic="http://schemas.openxmlformats.org/drawingml/2006/picture">
+                                        <pic:nvPicPr>
+                                          <pic:cNvPr id="2088868506" name="Image 1" descr="Une image contenant texte, capture d’écran, logiciel, Icône d’ordinateur&#10;&#10;Le contenu généré par l’IA peut être incorrect."/>
+                                          <pic:cNvPicPr/>
+                                        </pic:nvPicPr>
+                                        <pic:blipFill>
+                                          <a:blip r:embed="rId18"/>
+                                          <a:stretch>
+                                            <a:fillRect/>
+                                          </a:stretch>
+                                        </pic:blipFill>
+                                        <pic:spPr>
+                                          <a:xfrm>
+                                            <a:off x="0" y="0"/>
+                                            <a:ext cx="2962275" cy="3200400"/>
+                                          </a:xfrm>
+                                          <a:prstGeom prst="rect">
+                                            <a:avLst/>
+                                          </a:prstGeom>
+                                        </pic:spPr>
+                                      </pic:pic>
+                                    </a:graphicData>
+                                  </a:graphic>
+                                </wp:inline>
+                              </w:drawing>
+                            </w:r>
+                          </w:p>
+                          <w:p>
+                            <w:pPr>
+                              <w:ind w:left="708"/>
+                              <w:jc w:val="both"/>
+                              <w:rPr>
+                                <w:rFonts w:ascii="Poppins" w:hAnsi="Poppins" w:cs="Poppins"/>
+                              </w:rPr>
+                            </w:pPr>
+                            <w:r>
+                              <w:rPr>
+                                <w:rFonts w:ascii="Poppins" w:hAnsi="Poppins" w:cs="Poppins"/>
+                              </w:rPr>
+                              <w:t>DURANT CE LAPS DE TEMPS LOCALHOST EST INACESSIBLE.</w:t>
+                            </w:r>
+                          </w:p>
+                          <w:p>
+                            <w:pPr>
+                              <w:ind w:left="708"/>
+                              <w:jc w:val="both"/>
+                              <w:rPr>
+                                <w:rFonts w:ascii="Poppins" w:hAnsi="Poppins" w:cs="Poppins"/>
+                              </w:rPr>
+                            </w:pPr>
+                            <w:r>
+                              <w:rPr>
+                                <w:rFonts w:ascii="Poppins" w:hAnsi="Poppins" w:cs="Poppins"/>
+                              </w:rPr>
+                              <w:t>Une fois WampServer complètement redémarrer, retourner sur votre page</w:t>
+                            </w:r>
+                          </w:p>
+                          <w:p/>
+                        </w:txbxContent>
+                      </wps:txbx>
+                      <wps:bodyPr rot="0" spcFirstLastPara="0" vertOverflow="clip" horzOverflow="clip" vert="horz" wrap="square" lIns="91440" tIns="45720" rIns="91440" bIns="45720" numCol="1" spcCol="0" rtlCol="0" fromWordArt="0" anchor="ctr" anchorCtr="0" forceAA="0" compatLnSpc="1">
+                        <a:prstTxWarp prst="textNoShape">
+                          <a:avLst/>
+                        </a:prstTxWarp>
+                        <a:noAutofit/>
+                      </wps:bodyPr>
+                    </wps:wsp>
+                  </a:graphicData>
+                </a:graphic>
+                <wp14:sizeRelH relativeFrom="page">
+                  <wp14:pctWidth>0</wp14:pctWidth>
+                </wp14:sizeRelH>
+                <wp14:sizeRelV relativeFrom="margin">
+                  <wp14:pctHeight>0</wp14:pctHeight>
+                </wp14:sizeRelV>
+              </wp:anchor>
+            </w:drawing>
+          </mc:Choice>
+          <mc:Fallback>
+            <w:pict>
+              <v:rect w14:anchorId="796D5CC6" id="Rectangle 5" o:spid="_x0000_s1026" style="position:absolute;left:0;text-align:left;margin-left:0;margin-top:0;width:538.5pt;height:536.25pt;z-index:-251648000;visibility:visible;mso-wrap-style:square;mso-width-percent:0;mso-height-percent:0;mso-wrap-distance-left:9pt;mso-wrap-distance-top:0;mso-wrap-distance-right:9pt;mso-wrap-distance-bottom:0;mso-position-horizontal:center;mso-position-horizontal-relative:margin;mso-position-vertical:absolute;mso-position-vertical-relative:text;mso-width-percent:0;mso-height-percent:0;mso-width-relative:page;mso-height-relative:margin;v-text-anchor:middle" o:gfxdata="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" filled="f" strokecolor="#c00000" strokeweight="1.5pt">
+                <v:textbox>
+                  <w:txbxContent>
+                    <w:p>
+                      <w:pPr>
+                        <w:jc w:val="center"/>
+                        <w:rPr>
+                          <w:rFonts w:ascii="Poppins" w:hAnsi="Poppins" w:cs="Poppins"/>
+                          <w:b/>
+                          <w:bCs/>
+                          <w:color w:val="EE0000"/>
+                          <w:sz w:val="44"/>
+                          <w:szCs w:val="44"/>
+                        </w:rPr>
+                      </w:pPr>
+                      <w:r>
+                        <w:rPr>
+                          <w:rFonts w:ascii="Poppins" w:hAnsi="Poppins" w:cs="Poppins"/>
+                          <w:b/>
+                          <w:bCs/>
+                          <w:color w:val="EE0000"/>
+                          <w:sz w:val="44"/>
+                          <w:szCs w:val="44"/>
+                        </w:rPr>
+                        <w:t>Attention</w:t>
+                      </w:r>
+                    </w:p>
+                    <w:p>
+                      <w:pPr>
+                        <w:pStyle w:val="Paragraphedeliste"/>
+                        <w:numPr>
+                          <w:ilvl w:val="0"/>
+                          <w:numId w:val="1"/>
+                        </w:numPr>
+                        <w:jc w:val="both"/>
+                        <w:rPr>
+                          <w:rFonts w:ascii="Poppins" w:hAnsi="Poppins" w:cs="Poppins"/>
+                          <w:b/>
+                          <w:bCs/>
+                        </w:rPr>
+                      </w:pPr>
+                      <w:r>
+                        <w:rPr>
+                          <w:rFonts w:ascii="Poppins" w:hAnsi="Poppins" w:cs="Poppins"/>
+                          <w:b/>
+                          <w:bCs/>
+                        </w:rPr>
+                        <w:t>Supprimer les « ; » avant chaque ligne citée sinon le problème sera toujours le même</w:t>
+                      </w:r>
+                      <w:r>
+                        <w:rPr>
+                          <w:rFonts w:ascii="Poppins" w:hAnsi="Poppins" w:cs="Poppins"/>
+                          <w:b/>
+                          <w:bCs/>
+                        </w:rPr>
+                        <w:t xml:space="preserve"> </w:t>
+                      </w:r>
+                      <w:r>
+                        <w:rPr>
+                          <w:rFonts w:ascii="Poppins" w:hAnsi="Poppins" w:cs="Poppins"/>
+                        </w:rPr>
+                        <w:t>(cela met la ligne en commentaire donc ne sera pas exécuté</w:t>
+                      </w:r>
+                      <w:r>
+                        <w:rPr>
+                          <w:rFonts w:ascii="Poppins" w:hAnsi="Poppins" w:cs="Poppins"/>
+                        </w:rPr>
+                        <w:t>e</w:t>
+                      </w:r>
+                      <w:r>
+                        <w:rPr>
+                          <w:rFonts w:ascii="Poppins" w:hAnsi="Poppins" w:cs="Poppins"/>
+                        </w:rPr>
+                        <w:t>)</w:t>
+                      </w:r>
+                    </w:p>
+                    <w:p>
+                      <w:pPr>
+                        <w:pStyle w:val="Paragraphedeliste"/>
+                        <w:numPr>
+                          <w:ilvl w:val="0"/>
+                          <w:numId w:val="1"/>
+                        </w:numPr>
+                        <w:jc w:val="both"/>
+                        <w:rPr>
+                          <w:rFonts w:ascii="Poppins" w:hAnsi="Poppins" w:cs="Poppins"/>
+                          <w:b/>
+                          <w:bCs/>
+                        </w:rPr>
+                      </w:pPr>
+                      <w:r>
+                        <w:rPr>
+                          <w:rFonts w:ascii="Poppins" w:hAnsi="Poppins" w:cs="Poppins"/>
+                          <w:b/>
+                          <w:bCs/>
+                        </w:rPr>
+                        <w:t xml:space="preserve">Sauvegarder le fichier avant de le fermer sinon les modifications ne sont pas sauvegardées </w:t>
+                      </w:r>
+                      <w:r>
+                        <w:rPr>
+                          <w:rFonts w:ascii="Poppins" w:hAnsi="Poppins" w:cs="Poppins"/>
+                        </w:rPr>
+                        <w:t>(CTRL + S pour sauvegarder)</w:t>
+                      </w:r>
+                    </w:p>
+                    <w:p>
+                      <w:pPr>
+                        <w:pStyle w:val="Paragraphedeliste"/>
+                        <w:numPr>
+                          <w:ilvl w:val="0"/>
+                          <w:numId w:val="1"/>
+                        </w:numPr>
+                        <w:jc w:val="both"/>
+                        <w:rPr>
+                          <w:rFonts w:ascii="Poppins" w:hAnsi="Poppins" w:cs="Poppins"/>
+                          <w:b/>
+                          <w:bCs/>
+                        </w:rPr>
+                      </w:pPr>
+                      <w:r>
+                        <w:rPr>
+                          <w:rFonts w:ascii="Poppins" w:hAnsi="Poppins" w:cs="Poppins"/>
+                          <w:b/>
+                          <w:bCs/>
+                        </w:rPr>
+                        <w:t>Relancer WampServer</w:t>
+                      </w:r>
+                    </w:p>
+                    <w:p>
+                      <w:pPr>
+                        <w:ind w:left="708"/>
+                        <w:jc w:val="both"/>
+                        <w:rPr>
+                          <w:rFonts w:ascii="Poppins" w:hAnsi="Poppins" w:cs="Poppins"/>
+                        </w:rPr>
+                      </w:pPr>
+                      <w:r>
+                        <w:rPr>
+                          <w:rFonts w:ascii="Poppins" w:hAnsi="Poppins" w:cs="Poppins"/>
+                        </w:rPr>
+                        <w:t>Pour redémarrer il faut faire faire un clic droit sur l’icône WampServer et cliquer sur « Redémarrer de zéro » comme ci-dessous :</w:t>
+                      </w:r>
+                    </w:p>
+                    <w:p>
+                      <w:pPr>
+                        <w:ind w:left="708"/>
+                        <w:jc w:val="both"/>
+                        <w:rPr>
+                          <w:rFonts w:ascii="Poppins" w:hAnsi="Poppins" w:cs="Poppins"/>
+                        </w:rPr>
+                      </w:pPr>
+                      <w:r>
+                        <w:rPr>
+                          <w:rFonts w:ascii="Poppins" w:hAnsi="Poppins" w:cs="Poppins"/>
+                          <w:noProof/>
+                        </w:rPr>
+                        <w:drawing>
+                          <wp:inline distT="0" distB="0" distL="0" distR="0" wp14:anchorId="51E607EE" wp14:editId="00CB25DC">
+                            <wp:extent cx="2962275" cy="3200400"/>
+                            <wp:effectExtent l="0" t="0" r="9525" b="0"/>
+                            <wp:docPr id="743448761" name="Image 1" descr="Une image contenant texte, capture d’écran, logiciel, Icône d’ordinateur&#10;&#10;Le contenu généré par l’IA peut être incorrect."/>
+                            <wp:cNvGraphicFramePr>
+                              <a:graphicFrameLocks xmlns:a="http://schemas.openxmlformats.org/drawingml/2006/main" noChangeAspect="1"/>
+                            </wp:cNvGraphicFramePr>
+                            <a:graphic xmlns:a="http://schemas.openxmlformats.org/drawingml/2006/main">
+                              <a:graphicData uri="http://schemas.openxmlformats.org/drawingml/2006/picture">
+                                <pic:pic xmlns:pic="http://schemas.openxmlformats.org/drawingml/2006/picture">
+                                  <pic:nvPicPr>
+                                    <pic:cNvPr id="2088868506" name="Image 1" descr="Une image contenant texte, capture d’écran, logiciel, Icône d’ordinateur&#10;&#10;Le contenu généré par l’IA peut être incorrect."/>
+                                    <pic:cNvPicPr/>
+                                  </pic:nvPicPr>
+                                  <pic:blipFill>
+                                    <a:blip r:embed="rId18"/>
+                                    <a:stretch>
+                                      <a:fillRect/>
+                                    </a:stretch>
+                                  </pic:blipFill>
+                                  <pic:spPr>
+                                    <a:xfrm>
+                                      <a:off x="0" y="0"/>
+                                      <a:ext cx="2962275" cy="3200400"/>
+                                    </a:xfrm>
+                                    <a:prstGeom prst="rect">
+                                      <a:avLst/>
+                                    </a:prstGeom>
+                                  </pic:spPr>
+                                </pic:pic>
+                              </a:graphicData>
+                            </a:graphic>
+                          </wp:inline>
+                        </w:drawing>
+                      </w:r>
+                    </w:p>
+                    <w:p>
+                      <w:pPr>
+                        <w:ind w:left="708"/>
+                        <w:jc w:val="both"/>
+                        <w:rPr>
+                          <w:rFonts w:ascii="Poppins" w:hAnsi="Poppins" w:cs="Poppins"/>
+                        </w:rPr>
+                      </w:pPr>
+                      <w:r>
+                        <w:rPr>
+                          <w:rFonts w:ascii="Poppins" w:hAnsi="Poppins" w:cs="Poppins"/>
+                        </w:rPr>
+                        <w:t>DURANT CE LAPS DE TEMPS LOCALHOST EST INACESSIBLE.</w:t>
+                      </w:r>
+                    </w:p>
+                    <w:p>
+                      <w:pPr>
+                        <w:ind w:left="708"/>
+                        <w:jc w:val="both"/>
+                        <w:rPr>
+                          <w:rFonts w:ascii="Poppins" w:hAnsi="Poppins" w:cs="Poppins"/>
+                        </w:rPr>
+                      </w:pPr>
+                      <w:r>
+                        <w:rPr>
+                          <w:rFonts w:ascii="Poppins" w:hAnsi="Poppins" w:cs="Poppins"/>
+                        </w:rPr>
+                        <w:t>Une fois WampServer complètement redémarrer, retourner sur votre page</w:t>
+                      </w:r>
+                    </w:p>
+                    <w:p/>
+                  </w:txbxContent>
+                </v:textbox>
+                <w10:wrap type="square" anchorx="margin"/>
+              </v:rect>
+            </w:pict>
+          </mc:Fallback>
+        </mc:AlternateContent>
       </w:r>
     </w:p>
     <w:p>
       <w:pPr>
-        <w:pStyle w:val="Paragraphedeliste"/>
-        <w:numPr>
-          <w:ilvl w:val="0"/>
-          <w:numId w:val="1"/>
-        </w:numPr>
         <w:jc w:val="both"/>
         <w:rPr>
           <w:rFonts w:ascii="Poppins" w:hAnsi="Poppins" w:cs="Poppins"/>
-          <w:b/>
-          <w:bCs/>
-        </w:rPr>
-      </w:pPr>
-      <w:r>
-        <w:rPr>
-          <w:rFonts w:ascii="Poppins" w:hAnsi="Poppins" w:cs="Poppins"/>
-          <w:b/>
-          <w:bCs/>
-        </w:rPr>
-        <w:t>Supprimer les « ; » avant chaque ligne citée sinon le problème sera toujours le même</w:t>
+        </w:rPr>
+      </w:pPr>
+      <w:r>
+        <w:rPr>
+          <w:rFonts w:ascii="Poppins" w:hAnsi="Poppins" w:cs="Poppins"/>
+        </w:rPr>
+        <w:t>Désormais lorsque que vous vous connectez vous devriez voir votre page</w:t>
+      </w:r>
+      <w:r>
+        <w:rPr>
+          <w:rFonts w:ascii="Poppins" w:hAnsi="Poppins" w:cs="Poppins"/>
+        </w:rPr>
+        <w:t xml:space="preserve"> avec vos informations personnelles sans erreurs</w:t>
+      </w:r>
+      <w:r>
+        <w:rPr>
+          <w:rFonts w:ascii="Poppins" w:hAnsi="Poppins" w:cs="Poppins"/>
+        </w:rPr>
+        <w:t> :</w:t>
       </w:r>
     </w:p>
     <w:p>
       <w:pPr>
-        <w:pStyle w:val="Paragraphedeliste"/>
-        <w:numPr>
-          <w:ilvl w:val="0"/>
-          <w:numId w:val="1"/>
-        </w:numPr>
         <w:jc w:val="both"/>
         <w:rPr>
           <w:rFonts w:ascii="Poppins" w:hAnsi="Poppins" w:cs="Poppins"/>
-          <w:b/>
-          <w:bCs/>
-        </w:rPr>
-      </w:pPr>
-      <w:r>
-        <w:rPr>
-          <w:rFonts w:ascii="Poppins" w:hAnsi="Poppins" w:cs="Poppins"/>
-          <w:b/>
-          <w:bCs/>
-        </w:rPr>
-        <w:t>Sauvegarder le fichier avant de le fermer sinon les modifications ne sont pas sauvegardées</w:t>
-      </w:r>
-      <w:r>
-        <w:rPr>
-          <w:rFonts w:ascii="Poppins" w:hAnsi="Poppins" w:cs="Poppins"/>
-          <w:b/>
-          <w:bCs/>
-        </w:rPr>
-        <w:t xml:space="preserve"> (</w:t>
-      </w:r>
-      <w:r>
-        <w:rPr>
-          <w:rFonts w:ascii="Poppins" w:hAnsi="Poppins" w:cs="Poppins"/>
-          <w:b/>
-          <w:bCs/>
-        </w:rPr>
-        <w:t>CTRL +</w:t>
-      </w:r>
-      <w:r>
-        <w:rPr>
-          <w:rFonts w:ascii="Poppins" w:hAnsi="Poppins" w:cs="Poppins"/>
-          <w:b/>
-          <w:bCs/>
-        </w:rPr>
-        <w:t xml:space="preserve"> S</w:t>
-      </w:r>
-      <w:r>
-        <w:rPr>
-          <w:rFonts w:ascii="Poppins" w:hAnsi="Poppins" w:cs="Poppins"/>
-          <w:b/>
-          <w:bCs/>
-        </w:rPr>
-        <w:t xml:space="preserve"> pour sauvegarder</w:t>
-      </w:r>
-      <w:r>
-        <w:rPr>
-          <w:rFonts w:ascii="Poppins" w:hAnsi="Poppins" w:cs="Poppins"/>
-          <w:b/>
-          <w:bCs/>
-        </w:rPr>
-        <w:t>)</w:t>
-      </w:r>
-    </w:p>
-    <w:p>
-      <w:pPr>
-        <w:pStyle w:val="Paragraphedeliste"/>
-        <w:numPr>
-          <w:ilvl w:val="0"/>
-          <w:numId w:val="1"/>
-        </w:numPr>
-        <w:jc w:val="both"/>
-        <w:rPr>
-          <w:rFonts w:ascii="Poppins" w:hAnsi="Poppins" w:cs="Poppins"/>
-          <w:b/>
-          <w:bCs/>
-        </w:rPr>
-      </w:pPr>
-      <w:r>
-        <w:rPr>
-          <w:rFonts w:ascii="Poppins" w:hAnsi="Poppins" w:cs="Poppins"/>
-          <w:b/>
-          <w:bCs/>
-        </w:rPr>
-        <w:t>Relancer WampServer</w:t>
-      </w:r>
-    </w:p>
-    <w:p>
-      <w:pPr>
-        <w:ind w:left="708"/>
-        <w:jc w:val="both"/>
-        <w:rPr>
-          <w:rFonts w:ascii="Poppins" w:hAnsi="Poppins" w:cs="Poppins"/>
-        </w:rPr>
-      </w:pPr>
-      <w:r>
-        <w:rPr>
-          <w:rFonts w:ascii="Poppins" w:hAnsi="Poppins" w:cs="Poppins"/>
-        </w:rPr>
-        <w:t>Pour redémarrer il faut faire faire un clic droit sur l’</w:t>
-      </w:r>
-      <w:r>
-        <w:rPr>
-          <w:rFonts w:ascii="Poppins" w:hAnsi="Poppins" w:cs="Poppins"/>
-        </w:rPr>
-        <w:t>icône</w:t>
-      </w:r>
-      <w:r>
-        <w:rPr>
-          <w:rFonts w:ascii="Poppins" w:hAnsi="Poppins" w:cs="Poppins"/>
-        </w:rPr>
-        <w:t xml:space="preserve"> WampServer et cliquer sur « Redémarrer de zéro » comme ci-dessous :</w:t>
-      </w:r>
-    </w:p>
-    <w:p>
-      <w:pPr>
-        <w:ind w:left="708"/>
-        <w:jc w:val="both"/>
-        <w:rPr>
-          <w:rFonts w:ascii="Poppins" w:hAnsi="Poppins" w:cs="Poppins"/>
         </w:rPr>
       </w:pPr>
       <w:r>
@@ -2078,133 +2592,7 @@
           <w:rFonts w:ascii="Poppins" w:hAnsi="Poppins" w:cs="Poppins"/>
           <w:noProof/>
         </w:rPr>
-        <w:drawing>
-          <wp:inline distT="0" distB="0" distL="0" distR="0" wp14:anchorId="7457D6A3" wp14:editId="1CF6866E">
-            <wp:extent cx="2962275" cy="3200400"/>
-            <wp:effectExtent l="0" t="0" r="9525" b="0"/>
-            <wp:docPr id="2088868506" name="Image 1" descr="Une image contenant texte, capture d’écran, logiciel, Icône d’ordinateur&#10;&#10;Le contenu généré par l’IA peut être incorrect."/>
-            <wp:cNvGraphicFramePr>
-              <a:graphicFrameLocks xmlns:a="http://schemas.openxmlformats.org/drawingml/2006/main" noChangeAspect="1"/>
-            </wp:cNvGraphicFramePr>
-            <a:graphic xmlns:a="http://schemas.openxmlformats.org/drawingml/2006/main">
-              <a:graphicData uri="http://schemas.openxmlformats.org/drawingml/2006/picture">
-                <pic:pic xmlns:pic="http://schemas.openxmlformats.org/drawingml/2006/picture">
-                  <pic:nvPicPr>
-                    <pic:cNvPr id="2088868506" name="Image 1" descr="Une image contenant texte, capture d’écran, logiciel, Icône d’ordinateur&#10;&#10;Le contenu généré par l’IA peut être incorrect."/>
-                    <pic:cNvPicPr/>
-                  </pic:nvPicPr>
-                  <pic:blipFill>
-                    <a:blip r:embed="rId18"/>
-                    <a:stretch>
-                      <a:fillRect/>
-                    </a:stretch>
-                  </pic:blipFill>
-                  <pic:spPr>
-                    <a:xfrm>
-                      <a:off x="0" y="0"/>
-                      <a:ext cx="2962275" cy="3200400"/>
-                    </a:xfrm>
-                    <a:prstGeom prst="rect">
-                      <a:avLst/>
-                    </a:prstGeom>
-                  </pic:spPr>
-                </pic:pic>
-              </a:graphicData>
-            </a:graphic>
-          </wp:inline>
-        </w:drawing>
-      </w:r>
-    </w:p>
-    <w:p>
-      <w:pPr>
-        <w:ind w:left="708"/>
-        <w:jc w:val="both"/>
-        <w:rPr>
-          <w:rFonts w:ascii="Poppins" w:hAnsi="Poppins" w:cs="Poppins"/>
-        </w:rPr>
-      </w:pPr>
-      <w:r>
-        <w:rPr>
-          <w:rFonts w:ascii="Poppins" w:hAnsi="Poppins" w:cs="Poppins"/>
-        </w:rPr>
-        <w:t>DURANT CE LAPS DE TEMPS LOCALHOST EST INACESSIBLE.</w:t>
-      </w:r>
-    </w:p>
-    <w:p>
-      <w:pPr>
-        <w:ind w:left="708"/>
-        <w:jc w:val="both"/>
-        <w:rPr>
-          <w:rFonts w:ascii="Poppins" w:hAnsi="Poppins" w:cs="Poppins"/>
-        </w:rPr>
-      </w:pPr>
-      <w:r>
-        <w:rPr>
-          <w:rFonts w:ascii="Poppins" w:hAnsi="Poppins" w:cs="Poppins"/>
-        </w:rPr>
         <w:lastRenderedPageBreak/>
-        <w:t>Une fois WampServer complètement redémarrer, r</w:t>
-      </w:r>
-      <w:r>
-        <w:rPr>
-          <w:rFonts w:ascii="Poppins" w:hAnsi="Poppins" w:cs="Poppins"/>
-        </w:rPr>
-        <w:t xml:space="preserve">etourner sur </w:t>
-      </w:r>
-      <w:r>
-        <w:rPr>
-          <w:rFonts w:ascii="Poppins" w:hAnsi="Poppins" w:cs="Poppins"/>
-        </w:rPr>
-        <w:t>votre page</w:t>
-      </w:r>
-    </w:p>
-    <w:p>
-      <w:pPr>
-        <w:ind w:left="708"/>
-        <w:jc w:val="both"/>
-        <w:rPr>
-          <w:rFonts w:ascii="Poppins" w:hAnsi="Poppins" w:cs="Poppins"/>
-        </w:rPr>
-      </w:pPr>
-    </w:p>
-    <w:p>
-      <w:pPr>
-        <w:jc w:val="both"/>
-        <w:rPr>
-          <w:rFonts w:ascii="Poppins" w:hAnsi="Poppins" w:cs="Poppins"/>
-        </w:rPr>
-      </w:pPr>
-      <w:r>
-        <w:rPr>
-          <w:rFonts w:ascii="Poppins" w:hAnsi="Poppins" w:cs="Poppins"/>
-        </w:rPr>
-        <w:t>Désormais lorsque que vous vous connectez vous devriez voir votre page</w:t>
-      </w:r>
-      <w:r>
-        <w:rPr>
-          <w:rFonts w:ascii="Poppins" w:hAnsi="Poppins" w:cs="Poppins"/>
-        </w:rPr>
-        <w:t xml:space="preserve"> avec vos informations personnelles sans erreurs</w:t>
-      </w:r>
-      <w:r>
-        <w:rPr>
-          <w:rFonts w:ascii="Poppins" w:hAnsi="Poppins" w:cs="Poppins"/>
-        </w:rPr>
-        <w:t> :</w:t>
-      </w:r>
-    </w:p>
-    <w:p>
-      <w:pPr>
-        <w:jc w:val="both"/>
-        <w:rPr>
-          <w:rFonts w:ascii="Poppins" w:hAnsi="Poppins" w:cs="Poppins"/>
-        </w:rPr>
-      </w:pPr>
-      <w:r>
-        <w:rPr>
-          <w:rFonts w:ascii="Poppins" w:hAnsi="Poppins" w:cs="Poppins"/>
-          <w:noProof/>
-        </w:rPr>
         <w:drawing>
           <wp:inline distT="0" distB="0" distL="0" distR="0" wp14:anchorId="770033B7" wp14:editId="3F002CCB">
             <wp:extent cx="5760720" cy="3182620"/>
@@ -3404,6 +3792,18 @@
   </w:num>
   <w:num w:numId="3" w16cid:durableId="437913404">
     <w:abstractNumId w:val="1"/>
+  </w:num>
+  <w:num w:numId="4" w16cid:durableId="1651327088">
+    <w:abstractNumId w:val="2"/>
+    <w:lvlOverride w:ilvl="0"/>
+    <w:lvlOverride w:ilvl="1"/>
+    <w:lvlOverride w:ilvl="2"/>
+    <w:lvlOverride w:ilvl="3"/>
+    <w:lvlOverride w:ilvl="4"/>
+    <w:lvlOverride w:ilvl="5"/>
+    <w:lvlOverride w:ilvl="6"/>
+    <w:lvlOverride w:ilvl="7"/>
+    <w:lvlOverride w:ilvl="8"/>
   </w:num>
 </w:numbering>
 </file>
